--- a/exercises/week1/report/bao_cao_tuan_1.docx
+++ b/exercises/week1/report/bao_cao_tuan_1.docx
@@ -4,507 +4,197 @@
   <w:body>
     <w:p>
       <w:pPr>
-        <w:spacing w:before="360" w:after="80"/>
+        <w:spacing w:after="280"/>
+      </w:pPr>
+    </w:p>
+    <w:p>
+      <w:pPr>
+        <w:spacing w:after="280"/>
+      </w:pPr>
+    </w:p>
+    <w:p>
+      <w:pPr>
+        <w:spacing w:after="280"/>
+      </w:pPr>
+    </w:p>
+    <w:p>
+      <w:pPr>
+        <w:spacing w:after="280"/>
+      </w:pPr>
+    </w:p>
+    <w:p>
+      <w:pPr>
+        <w:spacing w:after="280"/>
+      </w:pPr>
+    </w:p>
+    <w:p>
+      <w:pPr>
+        <w:spacing w:after="360"/>
+        <w:jc w:val="center"/>
       </w:pPr>
       <w:r>
         <w:rPr>
-          <w:rFonts w:ascii="Calibri" w:hAnsi="Calibri" w:eastAsia="Calibri" w:cs="Calibri"/>
+          <w:rFonts w:ascii="Calibri" w:hAnsi="Calibri" w:eastAsia="Calibri"/>
           <w:b/>
+          <w:i w:val="0"/>
           <w:color w:val="2E74B5"/>
-          <w:sz w:val="24"/>
+          <w:sz w:val="21"/>
         </w:rPr>
-        <w:t>BÁO CÁO DỰ ÁN</w:t>
+        <w:t>DE GENESIS  |  DATA ENGINEERING ROADMAP</w:t>
       </w:r>
     </w:p>
     <w:p>
       <w:pPr>
-        <w:spacing w:after="120"/>
+        <w:spacing w:after="200"/>
+        <w:jc w:val="center"/>
       </w:pPr>
       <w:r>
         <w:rPr>
-          <w:rFonts w:ascii="Calibri" w:hAnsi="Calibri" w:eastAsia="Calibri" w:cs="Calibri"/>
+          <w:rFonts w:ascii="Calibri" w:hAnsi="Calibri" w:eastAsia="Calibri"/>
           <w:b/>
-          <w:color w:val="0B2545"/>
-          <w:sz w:val="48"/>
+          <w:i w:val="0"/>
+          <w:color w:val="19375A"/>
+          <w:sz w:val="60"/>
         </w:rPr>
-        <w:t>Tuần 1 - Nền tảng Python, SQL, Java, Linux và PostgreSQL</w:t>
+        <w:t>BÁO CÁO TUẦN 1</w:t>
       </w:r>
     </w:p>
     <w:p>
       <w:pPr>
-        <w:spacing w:after="400"/>
+        <w:spacing w:after="720"/>
+        <w:jc w:val="center"/>
       </w:pPr>
       <w:r>
         <w:rPr>
-          <w:rFonts w:ascii="Calibri" w:hAnsi="Calibri" w:eastAsia="Calibri" w:cs="Calibri"/>
-          <w:i/>
-          <w:color w:val="5B6770"/>
-          <w:sz w:val="28"/>
+          <w:rFonts w:ascii="Calibri" w:hAnsi="Calibri" w:eastAsia="Calibri"/>
+          <w:b/>
+          <w:i w:val="0"/>
+          <w:color w:val="1F4D78"/>
+          <w:sz w:val="30"/>
         </w:rPr>
-        <w:t>Báo cáo triển khai và nghiệm thu dữ liệu Olist</w:t>
+        <w:t>PYTHON, JAVA, SQL, LINUX,</w:t>
+        <w:br/>
+        <w:t>POSTGRESQL VÀ MYSQL</w:t>
       </w:r>
     </w:p>
-    <w:tbl>
-      <w:tblPr>
-        <w:tblStyle w:val="TableGrid"/>
-        <w:tblW w:type="auto" w:w="0"/>
-        <w:jc w:val="left"/>
-        <w:tblLayout w:type="fixed"/>
-        <w:tblLook w:firstColumn="1" w:firstRow="1" w:lastColumn="0" w:lastRow="0" w:noHBand="0" w:noVBand="1" w:val="04A0"/>
-        <w:tblBorders>
-          <w:top w:val="single" w:sz="4" w:space="0" w:color="D7DBE2"/>
-          <w:left w:val="single" w:sz="4" w:space="0" w:color="D7DBE2"/>
-          <w:bottom w:val="single" w:sz="4" w:space="0" w:color="D7DBE2"/>
-          <w:right w:val="single" w:sz="4" w:space="0" w:color="D7DBE2"/>
-          <w:insideH w:val="single" w:sz="4" w:space="0" w:color="D7DBE2"/>
-          <w:insideV w:val="single" w:sz="4" w:space="0" w:color="D7DBE2"/>
-        </w:tblBorders>
-      </w:tblPr>
-      <w:tblGrid>
-        <w:gridCol w:w="4680"/>
-        <w:gridCol w:w="4680"/>
-      </w:tblGrid>
-      <w:tr>
-        <w:trPr>
-          <w:tblHeader w:val="true"/>
-        </w:trPr>
-        <w:tc>
-          <w:tcPr>
-            <w:tcW w:type="dxa" w:w="2232"/>
-            <w:shd w:fill="F2F4F7"/>
-            <w:tcMar>
-              <w:top w:w="80" w:type="dxa"/>
-              <w:start w:w="120" w:type="dxa"/>
-              <w:bottom w:w="80" w:type="dxa"/>
-              <w:end w:w="120" w:type="dxa"/>
-            </w:tcMar>
-            <w:vAlign w:val="center"/>
-          </w:tcPr>
-          <w:p>
-            <w:pPr>
-              <w:spacing w:after="0"/>
-            </w:pPr>
-            <w:r>
-              <w:rPr>
-                <w:rFonts w:ascii="Calibri" w:hAnsi="Calibri" w:eastAsia="Calibri" w:cs="Calibri"/>
-                <w:b/>
-                <w:color w:val="0B2545"/>
-                <w:sz w:val="21"/>
-              </w:rPr>
-              <w:t>Thông tin</w:t>
-            </w:r>
-          </w:p>
-        </w:tc>
-        <w:tc>
-          <w:tcPr>
-            <w:tcW w:type="dxa" w:w="7128"/>
-            <w:shd w:fill="F2F4F7"/>
-            <w:tcMar>
-              <w:top w:w="80" w:type="dxa"/>
-              <w:start w:w="120" w:type="dxa"/>
-              <w:bottom w:w="80" w:type="dxa"/>
-              <w:end w:w="120" w:type="dxa"/>
-            </w:tcMar>
-            <w:vAlign w:val="center"/>
-          </w:tcPr>
-          <w:p>
-            <w:pPr>
-              <w:spacing w:after="0"/>
-            </w:pPr>
-            <w:r>
-              <w:rPr>
-                <w:rFonts w:ascii="Calibri" w:hAnsi="Calibri" w:eastAsia="Calibri" w:cs="Calibri"/>
-                <w:b/>
-                <w:color w:val="0B2545"/>
-                <w:sz w:val="21"/>
-              </w:rPr>
-              <w:t>Nội dung</w:t>
-            </w:r>
-          </w:p>
-        </w:tc>
-      </w:tr>
-      <w:tr>
-        <w:tc>
-          <w:tcPr>
-            <w:tcW w:type="dxa" w:w="2232"/>
-            <w:tcMar>
-              <w:top w:w="80" w:type="dxa"/>
-              <w:start w:w="120" w:type="dxa"/>
-              <w:bottom w:w="80" w:type="dxa"/>
-              <w:end w:w="120" w:type="dxa"/>
-            </w:tcMar>
-            <w:vAlign w:val="center"/>
-          </w:tcPr>
-          <w:p>
-            <w:pPr>
-              <w:spacing w:after="0" w:line="264" w:lineRule="auto"/>
-            </w:pPr>
-            <w:r>
-              <w:rPr>
-                <w:rFonts w:ascii="Calibri" w:hAnsi="Calibri" w:eastAsia="Calibri" w:cs="Calibri"/>
-                <w:sz w:val="20"/>
-              </w:rPr>
-              <w:t>Dự án</w:t>
-            </w:r>
-          </w:p>
-        </w:tc>
-        <w:tc>
-          <w:tcPr>
-            <w:tcW w:type="dxa" w:w="7128"/>
-            <w:tcMar>
-              <w:top w:w="80" w:type="dxa"/>
-              <w:start w:w="120" w:type="dxa"/>
-              <w:bottom w:w="80" w:type="dxa"/>
-              <w:end w:w="120" w:type="dxa"/>
-            </w:tcMar>
-            <w:vAlign w:val="center"/>
-          </w:tcPr>
-          <w:p>
-            <w:pPr>
-              <w:spacing w:after="0" w:line="264" w:lineRule="auto"/>
-            </w:pPr>
-            <w:r>
-              <w:rPr>
-                <w:rFonts w:ascii="Calibri" w:hAnsi="Calibri" w:eastAsia="Calibri" w:cs="Calibri"/>
-                <w:sz w:val="20"/>
-              </w:rPr>
-              <w:t>DE Genesis - Dự án Data Engineering</w:t>
-            </w:r>
-          </w:p>
-        </w:tc>
-      </w:tr>
-      <w:tr>
-        <w:tc>
-          <w:tcPr>
-            <w:tcW w:type="dxa" w:w="2232"/>
-            <w:tcMar>
-              <w:top w:w="80" w:type="dxa"/>
-              <w:start w:w="120" w:type="dxa"/>
-              <w:bottom w:w="80" w:type="dxa"/>
-              <w:end w:w="120" w:type="dxa"/>
-            </w:tcMar>
-            <w:vAlign w:val="center"/>
-          </w:tcPr>
-          <w:p>
-            <w:pPr>
-              <w:spacing w:after="0" w:line="264" w:lineRule="auto"/>
-            </w:pPr>
-            <w:r>
-              <w:rPr>
-                <w:rFonts w:ascii="Calibri" w:hAnsi="Calibri" w:eastAsia="Calibri" w:cs="Calibri"/>
-                <w:sz w:val="20"/>
-              </w:rPr>
-              <w:t>Tuần báo cáo</w:t>
-            </w:r>
-          </w:p>
-        </w:tc>
-        <w:tc>
-          <w:tcPr>
-            <w:tcW w:type="dxa" w:w="7128"/>
-            <w:tcMar>
-              <w:top w:w="80" w:type="dxa"/>
-              <w:start w:w="120" w:type="dxa"/>
-              <w:bottom w:w="80" w:type="dxa"/>
-              <w:end w:w="120" w:type="dxa"/>
-            </w:tcMar>
-            <w:vAlign w:val="center"/>
-          </w:tcPr>
-          <w:p>
-            <w:pPr>
-              <w:spacing w:after="0" w:line="264" w:lineRule="auto"/>
-            </w:pPr>
-            <w:r>
-              <w:rPr>
-                <w:rFonts w:ascii="Calibri" w:hAnsi="Calibri" w:eastAsia="Calibri" w:cs="Calibri"/>
-                <w:sz w:val="20"/>
-              </w:rPr>
-              <w:t>Tuần 1</w:t>
-            </w:r>
-          </w:p>
-        </w:tc>
-      </w:tr>
-      <w:tr>
-        <w:tc>
-          <w:tcPr>
-            <w:tcW w:type="dxa" w:w="2232"/>
-            <w:tcMar>
-              <w:top w:w="80" w:type="dxa"/>
-              <w:start w:w="120" w:type="dxa"/>
-              <w:bottom w:w="80" w:type="dxa"/>
-              <w:end w:w="120" w:type="dxa"/>
-            </w:tcMar>
-            <w:vAlign w:val="center"/>
-          </w:tcPr>
-          <w:p>
-            <w:pPr>
-              <w:spacing w:after="0" w:line="264" w:lineRule="auto"/>
-            </w:pPr>
-            <w:r>
-              <w:rPr>
-                <w:rFonts w:ascii="Calibri" w:hAnsi="Calibri" w:eastAsia="Calibri" w:cs="Calibri"/>
-                <w:sz w:val="20"/>
-              </w:rPr>
-              <w:t>Đơn vị phụ trách</w:t>
-            </w:r>
-          </w:p>
-        </w:tc>
-        <w:tc>
-          <w:tcPr>
-            <w:tcW w:type="dxa" w:w="7128"/>
-            <w:tcMar>
-              <w:top w:w="80" w:type="dxa"/>
-              <w:start w:w="120" w:type="dxa"/>
-              <w:bottom w:w="80" w:type="dxa"/>
-              <w:end w:w="120" w:type="dxa"/>
-            </w:tcMar>
-            <w:vAlign w:val="center"/>
-          </w:tcPr>
-          <w:p>
-            <w:pPr>
-              <w:spacing w:after="0" w:line="264" w:lineRule="auto"/>
-            </w:pPr>
-            <w:r>
-              <w:rPr>
-                <w:rFonts w:ascii="Calibri" w:hAnsi="Calibri" w:eastAsia="Calibri" w:cs="Calibri"/>
-                <w:sz w:val="20"/>
-              </w:rPr>
-              <w:t>Nhóm dự án DE Genesis</w:t>
-            </w:r>
-          </w:p>
-        </w:tc>
-      </w:tr>
-      <w:tr>
-        <w:tc>
-          <w:tcPr>
-            <w:tcW w:type="dxa" w:w="2232"/>
-            <w:tcMar>
-              <w:top w:w="80" w:type="dxa"/>
-              <w:start w:w="120" w:type="dxa"/>
-              <w:bottom w:w="80" w:type="dxa"/>
-              <w:end w:w="120" w:type="dxa"/>
-            </w:tcMar>
-            <w:vAlign w:val="center"/>
-          </w:tcPr>
-          <w:p>
-            <w:pPr>
-              <w:spacing w:after="0" w:line="264" w:lineRule="auto"/>
-            </w:pPr>
-            <w:r>
-              <w:rPr>
-                <w:rFonts w:ascii="Calibri" w:hAnsi="Calibri" w:eastAsia="Calibri" w:cs="Calibri"/>
-                <w:sz w:val="20"/>
-              </w:rPr>
-              <w:t>Người thực hiện</w:t>
-            </w:r>
-          </w:p>
-        </w:tc>
-        <w:tc>
-          <w:tcPr>
-            <w:tcW w:type="dxa" w:w="7128"/>
-            <w:tcMar>
-              <w:top w:w="80" w:type="dxa"/>
-              <w:start w:w="120" w:type="dxa"/>
-              <w:bottom w:w="80" w:type="dxa"/>
-              <w:end w:w="120" w:type="dxa"/>
-            </w:tcMar>
-            <w:vAlign w:val="center"/>
-          </w:tcPr>
-          <w:p>
-            <w:pPr>
-              <w:spacing w:after="0" w:line="264" w:lineRule="auto"/>
-            </w:pPr>
-            <w:r>
-              <w:rPr>
-                <w:rFonts w:ascii="Calibri" w:hAnsi="Calibri" w:eastAsia="Calibri" w:cs="Calibri"/>
-                <w:sz w:val="20"/>
-              </w:rPr>
-              <w:t>Datt106</w:t>
-            </w:r>
-          </w:p>
-        </w:tc>
-      </w:tr>
-      <w:tr>
-        <w:tc>
-          <w:tcPr>
-            <w:tcW w:type="dxa" w:w="2232"/>
-            <w:tcMar>
-              <w:top w:w="80" w:type="dxa"/>
-              <w:start w:w="120" w:type="dxa"/>
-              <w:bottom w:w="80" w:type="dxa"/>
-              <w:end w:w="120" w:type="dxa"/>
-            </w:tcMar>
-            <w:vAlign w:val="center"/>
-          </w:tcPr>
-          <w:p>
-            <w:pPr>
-              <w:spacing w:after="0" w:line="264" w:lineRule="auto"/>
-            </w:pPr>
-            <w:r>
-              <w:rPr>
-                <w:rFonts w:ascii="Calibri" w:hAnsi="Calibri" w:eastAsia="Calibri" w:cs="Calibri"/>
-                <w:sz w:val="20"/>
-              </w:rPr>
-              <w:t>Ngày báo cáo</w:t>
-            </w:r>
-          </w:p>
-        </w:tc>
-        <w:tc>
-          <w:tcPr>
-            <w:tcW w:type="dxa" w:w="7128"/>
-            <w:tcMar>
-              <w:top w:w="80" w:type="dxa"/>
-              <w:start w:w="120" w:type="dxa"/>
-              <w:bottom w:w="80" w:type="dxa"/>
-              <w:end w:w="120" w:type="dxa"/>
-            </w:tcMar>
-            <w:vAlign w:val="center"/>
-          </w:tcPr>
-          <w:p>
-            <w:pPr>
-              <w:spacing w:after="0" w:line="264" w:lineRule="auto"/>
-            </w:pPr>
-            <w:r>
-              <w:rPr>
-                <w:rFonts w:ascii="Calibri" w:hAnsi="Calibri" w:eastAsia="Calibri" w:cs="Calibri"/>
-                <w:sz w:val="20"/>
-              </w:rPr>
-              <w:t>28/06/2026</w:t>
-            </w:r>
-          </w:p>
-        </w:tc>
-      </w:tr>
-      <w:tr>
-        <w:tc>
-          <w:tcPr>
-            <w:tcW w:type="dxa" w:w="2232"/>
-            <w:tcMar>
-              <w:top w:w="80" w:type="dxa"/>
-              <w:start w:w="120" w:type="dxa"/>
-              <w:bottom w:w="80" w:type="dxa"/>
-              <w:end w:w="120" w:type="dxa"/>
-            </w:tcMar>
-            <w:vAlign w:val="center"/>
-          </w:tcPr>
-          <w:p>
-            <w:pPr>
-              <w:spacing w:after="0" w:line="264" w:lineRule="auto"/>
-            </w:pPr>
-            <w:r>
-              <w:rPr>
-                <w:rFonts w:ascii="Calibri" w:hAnsi="Calibri" w:eastAsia="Calibri" w:cs="Calibri"/>
-                <w:sz w:val="20"/>
-              </w:rPr>
-              <w:t>Trạng thái</w:t>
-            </w:r>
-          </w:p>
-        </w:tc>
-        <w:tc>
-          <w:tcPr>
-            <w:tcW w:type="dxa" w:w="7128"/>
-            <w:tcMar>
-              <w:top w:w="80" w:type="dxa"/>
-              <w:start w:w="120" w:type="dxa"/>
-              <w:bottom w:w="80" w:type="dxa"/>
-              <w:end w:w="120" w:type="dxa"/>
-            </w:tcMar>
-            <w:vAlign w:val="center"/>
-          </w:tcPr>
-          <w:p>
-            <w:pPr>
-              <w:spacing w:after="0" w:line="264" w:lineRule="auto"/>
-            </w:pPr>
-            <w:r>
-              <w:rPr>
-                <w:rFonts w:ascii="Calibri" w:hAnsi="Calibri" w:eastAsia="Calibri" w:cs="Calibri"/>
-                <w:sz w:val="20"/>
-              </w:rPr>
-              <w:t>Hoàn thành nền tảng ingestion và chuẩn bị dữ liệu cho hạng mục tuần 2</w:t>
-            </w:r>
-          </w:p>
-        </w:tc>
-      </w:tr>
-    </w:tbl>
     <w:p>
       <w:pPr>
         <w:spacing w:after="80"/>
+        <w:jc w:val="center"/>
       </w:pPr>
+      <w:r>
+        <w:rPr>
+          <w:rFonts w:ascii="Calibri" w:hAnsi="Calibri" w:eastAsia="Calibri"/>
+          <w:b/>
+          <w:i w:val="0"/>
+          <w:color w:val="5A636E"/>
+          <w:sz w:val="21"/>
+        </w:rPr>
+        <w:t xml:space="preserve">Dự án: </w:t>
+      </w:r>
+      <w:r>
+        <w:rPr>
+          <w:rFonts w:ascii="Calibri" w:hAnsi="Calibri" w:eastAsia="Calibri"/>
+          <w:b w:val="0"/>
+          <w:i w:val="0"/>
+          <w:color w:val="000000"/>
+          <w:sz w:val="21"/>
+        </w:rPr>
+        <w:t>DE Genesis - Lộ trình thực hành Data Engineering</w:t>
+      </w:r>
     </w:p>
-    <w:tbl>
-      <w:tblPr>
-        <w:tblW w:type="auto" w:w="0"/>
-        <w:jc w:val="left"/>
-        <w:tblLook w:firstColumn="1" w:firstRow="1" w:lastColumn="0" w:lastRow="0" w:noHBand="0" w:noVBand="1" w:val="04A0"/>
-        <w:tblBorders>
-          <w:top w:val="single" w:sz="4" w:space="0" w:color="CED6E0"/>
-          <w:left w:val="single" w:sz="4" w:space="0" w:color="CED6E0"/>
-          <w:bottom w:val="single" w:sz="4" w:space="0" w:color="CED6E0"/>
-          <w:right w:val="single" w:sz="4" w:space="0" w:color="CED6E0"/>
-          <w:insideH w:val="single" w:sz="4" w:space="0" w:color="CED6E0"/>
-          <w:insideV w:val="single" w:sz="4" w:space="0" w:color="CED6E0"/>
-        </w:tblBorders>
-      </w:tblPr>
-      <w:tblGrid>
-        <w:gridCol w:w="9360"/>
-      </w:tblGrid>
-      <w:tr>
-        <w:trPr>
-          <w:tblHeader w:val="true"/>
-        </w:trPr>
-        <w:tc>
-          <w:tcPr>
-            <w:tcW w:type="dxa" w:w="9360"/>
-            <w:shd w:fill="F4F6F9"/>
-            <w:tcMar>
-              <w:top w:w="120" w:type="dxa"/>
-              <w:start w:w="160" w:type="dxa"/>
-              <w:bottom w:w="120" w:type="dxa"/>
-              <w:end w:w="160" w:type="dxa"/>
-            </w:tcMar>
-          </w:tcPr>
-          <w:p>
-            <w:pPr>
-              <w:spacing w:after="60"/>
-            </w:pPr>
-            <w:r>
-              <w:rPr>
-                <w:rFonts w:ascii="Calibri" w:hAnsi="Calibri" w:eastAsia="Calibri" w:cs="Calibri"/>
-                <w:b/>
-                <w:color w:val="0B2545"/>
-                <w:sz w:val="22"/>
-              </w:rPr>
-              <w:t>Thông điệp chính</w:t>
-            </w:r>
-          </w:p>
-          <w:p>
-            <w:pPr>
-              <w:spacing w:after="0" w:line="264" w:lineRule="auto"/>
-            </w:pPr>
-            <w:r>
-              <w:rPr>
-                <w:rFonts w:ascii="Calibri" w:hAnsi="Calibri" w:eastAsia="Calibri" w:cs="Calibri"/>
-                <w:sz w:val="21"/>
-              </w:rPr>
-              <w:t>Tuần 1 đã tạo được nền dữ liệu Olist trong PostgreSQL và xác minh các thành phần kỹ thuật nền tảng: xử lý CSV bằng Python, truy vấn SQL, thao tác Linux trong container và tiện ích Java.</w:t>
-            </w:r>
-          </w:p>
-        </w:tc>
-      </w:tr>
-    </w:tbl>
     <w:p>
       <w:pPr>
         <w:spacing w:after="80"/>
+        <w:jc w:val="center"/>
       </w:pPr>
+      <w:r>
+        <w:rPr>
+          <w:rFonts w:ascii="Calibri" w:hAnsi="Calibri" w:eastAsia="Calibri"/>
+          <w:b/>
+          <w:i w:val="0"/>
+          <w:color w:val="5A636E"/>
+          <w:sz w:val="21"/>
+        </w:rPr>
+        <w:t xml:space="preserve">Dữ liệu: </w:t>
+      </w:r>
+      <w:r>
+        <w:rPr>
+          <w:rFonts w:ascii="Calibri" w:hAnsi="Calibri" w:eastAsia="Calibri"/>
+          <w:b w:val="0"/>
+          <w:i w:val="0"/>
+          <w:color w:val="000000"/>
+          <w:sz w:val="21"/>
+        </w:rPr>
+        <w:t>Brazilian E-Commerce Public Dataset by Olist</w:t>
+      </w:r>
     </w:p>
     <w:p>
       <w:pPr>
-        <w:spacing w:after="120" w:line="264" w:lineRule="auto"/>
+        <w:spacing w:after="80"/>
+        <w:jc w:val="center"/>
       </w:pPr>
       <w:r>
         <w:rPr>
-          <w:rFonts w:ascii="Calibri" w:hAnsi="Calibri" w:eastAsia="Calibri" w:cs="Calibri"/>
+          <w:rFonts w:ascii="Calibri" w:hAnsi="Calibri" w:eastAsia="Calibri"/>
+          <w:b/>
+          <w:i w:val="0"/>
+          <w:color w:val="5A636E"/>
+          <w:sz w:val="21"/>
+        </w:rPr>
+        <w:t xml:space="preserve">Môi trường: </w:t>
+      </w:r>
+      <w:r>
+        <w:rPr>
+          <w:rFonts w:ascii="Calibri" w:hAnsi="Calibri" w:eastAsia="Calibri"/>
+          <w:b w:val="0"/>
+          <w:i w:val="0"/>
+          <w:color w:val="000000"/>
+          <w:sz w:val="21"/>
+        </w:rPr>
+        <w:t>Docker local, PostgreSQL 16 và MySQL 8.0</w:t>
+      </w:r>
+    </w:p>
+    <w:p>
+      <w:pPr>
+        <w:spacing w:after="80"/>
+        <w:jc w:val="center"/>
+      </w:pPr>
+      <w:r>
+        <w:rPr>
+          <w:rFonts w:ascii="Calibri" w:hAnsi="Calibri" w:eastAsia="Calibri"/>
+          <w:b/>
+          <w:i w:val="0"/>
+          <w:color w:val="5A636E"/>
+          <w:sz w:val="21"/>
+        </w:rPr>
+        <w:t xml:space="preserve">Ngày đồng bộ: </w:t>
+      </w:r>
+      <w:r>
+        <w:rPr>
+          <w:rFonts w:ascii="Calibri" w:hAnsi="Calibri" w:eastAsia="Calibri"/>
+          <w:b w:val="0"/>
+          <w:i w:val="0"/>
+          <w:color w:val="000000"/>
+          <w:sz w:val="21"/>
+        </w:rPr>
+        <w:t>14/08/2026</w:t>
+      </w:r>
+    </w:p>
+    <w:p>
+      <w:pPr>
+        <w:spacing w:before="840"/>
+        <w:jc w:val="center"/>
+      </w:pPr>
+      <w:r>
+        <w:rPr>
+          <w:rFonts w:ascii="Calibri" w:hAnsi="Calibri" w:eastAsia="Calibri"/>
+          <w:b w:val="0"/>
           <w:i/>
+          <w:color w:val="5A636E"/>
+          <w:sz w:val="19"/>
         </w:rPr>
-        <w:t>Tài liệu tổng hợp mục tiêu, phạm vi, thiết kế kỹ thuật, kết quả triển khai, bằng chứng kiểm thử, rủi ro còn lại và kế hoạch phát triển tiếp theo của dự án.</w:t>
+        <w:t>Báo cáo đã đồng bộ với implementation và checklist roadmap.</w:t>
       </w:r>
     </w:p>
     <w:p>
@@ -517,98 +207,1975 @@
         <w:pStyle w:val="Heading1"/>
       </w:pPr>
       <w:r>
-        <w:t>Mục lục nội dung</w:t>
+        <w:t>1. Mục tiêu</w:t>
+      </w:r>
+    </w:p>
+    <w:p>
+      <w:r>
+        <w:rPr>
+          <w:rFonts w:ascii="Calibri" w:hAnsi="Calibri" w:eastAsia="Calibri"/>
+          <w:b w:val="0"/>
+          <w:i w:val="0"/>
+          <w:color w:val="000000"/>
+          <w:sz w:val="21"/>
+        </w:rPr>
+        <w:t>Tuần 1 tập trung vào kỹ năng nền tảng của Data Engineering:</w:t>
       </w:r>
     </w:p>
     <w:p>
       <w:pPr>
-        <w:pStyle w:val="ListNumber"/>
-        <w:spacing w:after="80"/>
-        <w:ind w:left="720" w:hanging="360"/>
+        <w:pStyle w:val="ListBullet"/>
+        <w:spacing w:after="40"/>
       </w:pPr>
       <w:r>
         <w:rPr>
-          <w:rFonts w:ascii="Calibri" w:hAnsi="Calibri" w:eastAsia="Calibri" w:cs="Calibri"/>
+          <w:rFonts w:ascii="Calibri" w:hAnsi="Calibri" w:eastAsia="Calibri"/>
+          <w:b w:val="0"/>
+          <w:i w:val="0"/>
+          <w:color w:val="000000"/>
+          <w:sz w:val="21"/>
         </w:rPr>
-        <w:t>Tóm tắt dự án</w:t>
+        <w:t>Viết script Python đọc CSV, làm sạch dữ liệu và ghi vào PostgreSQL.</w:t>
       </w:r>
     </w:p>
     <w:p>
       <w:pPr>
-        <w:pStyle w:val="ListNumber"/>
-        <w:spacing w:after="80"/>
-        <w:ind w:left="720" w:hanging="360"/>
+        <w:pStyle w:val="ListBullet"/>
+        <w:spacing w:after="40"/>
       </w:pPr>
       <w:r>
         <w:rPr>
-          <w:rFonts w:ascii="Calibri" w:hAnsi="Calibri" w:eastAsia="Calibri" w:cs="Calibri"/>
+          <w:rFonts w:ascii="Calibri" w:hAnsi="Calibri" w:eastAsia="Calibri"/>
+          <w:b w:val="0"/>
+          <w:i w:val="0"/>
+          <w:color w:val="000000"/>
+          <w:sz w:val="21"/>
         </w:rPr>
-        <w:t>Mục tiêu và phạm vi</w:t>
+        <w:t>Luyện Java cơ bản qua xử lý file CSV, class, object, collections và exception.</w:t>
       </w:r>
     </w:p>
     <w:p>
       <w:pPr>
-        <w:pStyle w:val="ListNumber"/>
-        <w:spacing w:after="80"/>
-        <w:ind w:left="720" w:hanging="360"/>
+        <w:pStyle w:val="ListBullet"/>
+        <w:spacing w:after="40"/>
       </w:pPr>
       <w:r>
         <w:rPr>
-          <w:rFonts w:ascii="Calibri" w:hAnsi="Calibri" w:eastAsia="Calibri" w:cs="Calibri"/>
+          <w:rFonts w:ascii="Calibri" w:hAnsi="Calibri" w:eastAsia="Calibri"/>
+          <w:b w:val="0"/>
+          <w:i w:val="0"/>
+          <w:color w:val="000000"/>
+          <w:sz w:val="21"/>
         </w:rPr>
-        <w:t>Thiết kế kỹ thuật và quy trình thực hiện</w:t>
+        <w:t>Viết SQL phân tích dữ liệu với SELECT, JOIN, GROUP BY, HAVING, subquery, window function.</w:t>
       </w:r>
     </w:p>
     <w:p>
       <w:pPr>
-        <w:pStyle w:val="ListNumber"/>
-        <w:spacing w:after="80"/>
-        <w:ind w:left="720" w:hanging="360"/>
+        <w:pStyle w:val="ListBullet"/>
+        <w:spacing w:after="40"/>
       </w:pPr>
       <w:r>
         <w:rPr>
-          <w:rFonts w:ascii="Calibri" w:hAnsi="Calibri" w:eastAsia="Calibri" w:cs="Calibri"/>
+          <w:rFonts w:ascii="Calibri" w:hAnsi="Calibri" w:eastAsia="Calibri"/>
+          <w:b w:val="0"/>
+          <w:i w:val="0"/>
+          <w:color w:val="000000"/>
+          <w:sz w:val="21"/>
         </w:rPr>
-        <w:t>Kết quả kiểm thử và nghiệm thu</w:t>
+        <w:t>Làm quen Linux command line trong container.</w:t>
       </w:r>
     </w:p>
     <w:p>
       <w:pPr>
-        <w:pStyle w:val="ListNumber"/>
-        <w:spacing w:after="80"/>
-        <w:ind w:left="720" w:hanging="360"/>
+        <w:pStyle w:val="ListBullet"/>
+        <w:spacing w:after="40"/>
       </w:pPr>
       <w:r>
         <w:rPr>
-          <w:rFonts w:ascii="Calibri" w:hAnsi="Calibri" w:eastAsia="Calibri" w:cs="Calibri"/>
+          <w:rFonts w:ascii="Calibri" w:hAnsi="Calibri" w:eastAsia="Calibri"/>
+          <w:b w:val="0"/>
+          <w:i w:val="0"/>
+          <w:color w:val="000000"/>
+          <w:sz w:val="21"/>
         </w:rPr>
-        <w:t>Đánh giá chất lượng, rủi ro và giới hạn</w:t>
+        <w:t>Tạo bảng, constraint, foreign key, index, stored procedure, trigger và xem execution plan.</w:t>
       </w:r>
     </w:p>
     <w:p>
       <w:pPr>
-        <w:pStyle w:val="ListNumber"/>
-        <w:spacing w:after="80"/>
-        <w:ind w:left="720" w:hanging="360"/>
+        <w:pStyle w:val="ListBullet"/>
+        <w:spacing w:after="40"/>
       </w:pPr>
       <w:r>
         <w:rPr>
-          <w:rFonts w:ascii="Calibri" w:hAnsi="Calibri" w:eastAsia="Calibri" w:cs="Calibri"/>
+          <w:rFonts w:ascii="Calibri" w:hAnsi="Calibri" w:eastAsia="Calibri"/>
+          <w:b w:val="0"/>
+          <w:i w:val="0"/>
+          <w:color w:val="000000"/>
+          <w:sz w:val="21"/>
         </w:rPr>
-        <w:t>Đánh giá và kế hoạch tiếp theo</w:t>
+        <w:t>Đối chiếu các thao tác cốt lõi giữa PostgreSQL 16 và MySQL 8.0 trong lab tách biệt.</w:t>
+      </w:r>
+    </w:p>
+    <w:p>
+      <w:r>
+        <w:rPr>
+          <w:rFonts w:ascii="Calibri" w:hAnsi="Calibri" w:eastAsia="Calibri"/>
+          <w:b w:val="0"/>
+          <w:i w:val="0"/>
+          <w:color w:val="000000"/>
+          <w:sz w:val="21"/>
+        </w:rPr>
+        <w:t xml:space="preserve">Dataset dùng để luyện tập là </w:t>
+      </w:r>
+      <w:r>
+        <w:rPr>
+          <w:rFonts w:ascii="Calibri" w:hAnsi="Calibri" w:eastAsia="Calibri"/>
+          <w:b/>
+          <w:i w:val="0"/>
+          <w:color w:val="000000"/>
+          <w:sz w:val="21"/>
+        </w:rPr>
+        <w:t>Brazilian E-Commerce Public Dataset by Olist</w:t>
+      </w:r>
+      <w:r>
+        <w:rPr>
+          <w:rFonts w:ascii="Calibri" w:hAnsi="Calibri" w:eastAsia="Calibri"/>
+          <w:b w:val="0"/>
+          <w:i w:val="0"/>
+          <w:color w:val="000000"/>
+          <w:sz w:val="21"/>
+        </w:rPr>
+        <w:t xml:space="preserve"> đặt tại </w:t>
+      </w:r>
+      <w:r>
+        <w:rPr>
+          <w:rFonts w:ascii="Consolas" w:hAnsi="Consolas" w:eastAsia="Consolas"/>
+          <w:b w:val="0"/>
+          <w:i w:val="0"/>
+          <w:color w:val="1F4D78"/>
+          <w:sz w:val="19"/>
+        </w:rPr>
+        <w:t>data/olist</w:t>
+      </w:r>
+      <w:r>
+        <w:rPr>
+          <w:rFonts w:ascii="Calibri" w:hAnsi="Calibri" w:eastAsia="Calibri"/>
+          <w:b w:val="0"/>
+          <w:i w:val="0"/>
+          <w:color w:val="000000"/>
+          <w:sz w:val="21"/>
+        </w:rPr>
+        <w:t>.</w:t>
       </w:r>
     </w:p>
     <w:p>
       <w:pPr>
-        <w:pStyle w:val="ListNumber"/>
-        <w:spacing w:after="80"/>
-        <w:ind w:left="720" w:hanging="360"/>
+        <w:pStyle w:val="Heading1"/>
+      </w:pPr>
+      <w:r>
+        <w:t>2. Cấu trúc bài làm</w:t>
+      </w:r>
+    </w:p>
+    <w:p>
+      <w:pPr>
+        <w:keepLines/>
+        <w:spacing w:before="60" w:after="140"/>
+        <w:ind w:left="173" w:right="173"/>
+        <w:shd w:fill="F2F4F7"/>
       </w:pPr>
       <w:r>
         <w:rPr>
-          <w:rFonts w:ascii="Calibri" w:hAnsi="Calibri" w:eastAsia="Calibri" w:cs="Calibri"/>
+          <w:rFonts w:ascii="Consolas" w:hAnsi="Consolas" w:eastAsia="Consolas"/>
+          <w:b w:val="0"/>
+          <w:i w:val="0"/>
+          <w:color w:val="19375A"/>
+          <w:sz w:val="17"/>
         </w:rPr>
-        <w:t>Phụ lục bàn giao</w:t>
+        <w:t>exercises/week1/script/</w:t>
+        <w:br/>
+        <w:t xml:space="preserve">  import_olist_to_postgres.py     Script Python import toàn bộ Olist vào PostgreSQL</w:t>
+        <w:br/>
+        <w:t xml:space="preserve">  sql_practice_postgres.sql       Truy vấn SQL phân tích và tối ưu</w:t>
+        <w:br/>
+        <w:t xml:space="preserve">  sql_practice_mysql.sql          Lab MySQL về DDL, procedure, trigger và EXPLAIN</w:t>
+        <w:br/>
+        <w:t xml:space="preserve">  linux_basics.sh                 Script luyện Linux command line</w:t>
+        <w:br/>
+        <w:t xml:space="preserve">  OlistCsvJavaPractice.java       Code Java đọc CSV và thống kê customer</w:t>
+        <w:br/>
+        <w:br/>
+        <w:t>exercises/week1/report/</w:t>
+        <w:br/>
+        <w:t xml:space="preserve">  bao_cao_tuan_1.md               Báo cáo tuần 1</w:t>
+      </w:r>
+    </w:p>
+    <w:p>
+      <w:pPr>
+        <w:pStyle w:val="Heading1"/>
+      </w:pPr>
+      <w:r>
+        <w:t>3. Cách chạy</w:t>
+      </w:r>
+    </w:p>
+    <w:p>
+      <w:r>
+        <w:rPr>
+          <w:rFonts w:ascii="Calibri" w:hAnsi="Calibri" w:eastAsia="Calibri"/>
+          <w:b w:val="0"/>
+          <w:i w:val="0"/>
+          <w:color w:val="000000"/>
+          <w:sz w:val="21"/>
+        </w:rPr>
+        <w:t>Khởi động môi trường tuần 1:</w:t>
+      </w:r>
+    </w:p>
+    <w:p>
+      <w:pPr>
+        <w:keepLines/>
+        <w:spacing w:before="60" w:after="140"/>
+        <w:ind w:left="173" w:right="173"/>
+        <w:shd w:fill="F2F4F7"/>
+      </w:pPr>
+      <w:r>
+        <w:rPr>
+          <w:rFonts w:ascii="Consolas" w:hAnsi="Consolas" w:eastAsia="Consolas"/>
+          <w:b w:val="0"/>
+          <w:i w:val="0"/>
+          <w:color w:val="19375A"/>
+          <w:sz w:val="17"/>
+        </w:rPr>
+        <w:t>.\scripts\start.ps1 -Target week1 -Build</w:t>
+      </w:r>
+    </w:p>
+    <w:p>
+      <w:r>
+        <w:rPr>
+          <w:rFonts w:ascii="Calibri" w:hAnsi="Calibri" w:eastAsia="Calibri"/>
+          <w:b w:val="0"/>
+          <w:i w:val="0"/>
+          <w:color w:val="000000"/>
+          <w:sz w:val="21"/>
+        </w:rPr>
+        <w:t>Import Olist vào PostgreSQL:</w:t>
+      </w:r>
+    </w:p>
+    <w:p>
+      <w:pPr>
+        <w:keepLines/>
+        <w:spacing w:before="60" w:after="140"/>
+        <w:ind w:left="173" w:right="173"/>
+        <w:shd w:fill="F2F4F7"/>
+      </w:pPr>
+      <w:r>
+        <w:rPr>
+          <w:rFonts w:ascii="Consolas" w:hAnsi="Consolas" w:eastAsia="Consolas"/>
+          <w:b w:val="0"/>
+          <w:i w:val="0"/>
+          <w:color w:val="19375A"/>
+          <w:sz w:val="17"/>
+        </w:rPr>
+        <w:t>docker compose exec workspace python exercises/week1/script/import_olist_to_postgres.py</w:t>
+      </w:r>
+    </w:p>
+    <w:p>
+      <w:r>
+        <w:rPr>
+          <w:rFonts w:ascii="Calibri" w:hAnsi="Calibri" w:eastAsia="Calibri"/>
+          <w:b w:val="0"/>
+          <w:i w:val="0"/>
+          <w:color w:val="000000"/>
+          <w:sz w:val="21"/>
+        </w:rPr>
+        <w:t>Chạy SQL luyện tập:</w:t>
+      </w:r>
+    </w:p>
+    <w:p>
+      <w:pPr>
+        <w:keepLines/>
+        <w:spacing w:before="60" w:after="140"/>
+        <w:ind w:left="173" w:right="173"/>
+        <w:shd w:fill="F2F4F7"/>
+      </w:pPr>
+      <w:r>
+        <w:rPr>
+          <w:rFonts w:ascii="Consolas" w:hAnsi="Consolas" w:eastAsia="Consolas"/>
+          <w:b w:val="0"/>
+          <w:i w:val="0"/>
+          <w:color w:val="19375A"/>
+          <w:sz w:val="17"/>
+        </w:rPr>
+        <w:t>docker compose exec workspace psql -h postgres -U de_user -d de_roadmap -f exercises/week1/script/sql_practice_postgres.sql</w:t>
+      </w:r>
+    </w:p>
+    <w:p>
+      <w:r>
+        <w:rPr>
+          <w:rFonts w:ascii="Calibri" w:hAnsi="Calibri" w:eastAsia="Calibri"/>
+          <w:b w:val="0"/>
+          <w:i w:val="0"/>
+          <w:color w:val="000000"/>
+          <w:sz w:val="21"/>
+        </w:rPr>
+        <w:t>Chạy lab MySQL 8.0 từ PowerShell:</w:t>
+      </w:r>
+    </w:p>
+    <w:p>
+      <w:pPr>
+        <w:keepLines/>
+        <w:spacing w:before="60" w:after="140"/>
+        <w:ind w:left="173" w:right="173"/>
+        <w:shd w:fill="F2F4F7"/>
+      </w:pPr>
+      <w:r>
+        <w:rPr>
+          <w:rFonts w:ascii="Consolas" w:hAnsi="Consolas" w:eastAsia="Consolas"/>
+          <w:b w:val="0"/>
+          <w:i w:val="0"/>
+          <w:color w:val="19375A"/>
+          <w:sz w:val="17"/>
+        </w:rPr>
+        <w:t>Get-Content -Raw exercises/week1/script/sql_practice_mysql.sql |</w:t>
+        <w:br/>
+        <w:t xml:space="preserve">  docker compose exec -T mysql mysql -ude_user -pde_password de_roadmap</w:t>
+      </w:r>
+    </w:p>
+    <w:p>
+      <w:r>
+        <w:rPr>
+          <w:rFonts w:ascii="Calibri" w:hAnsi="Calibri" w:eastAsia="Calibri"/>
+          <w:b w:val="0"/>
+          <w:i w:val="0"/>
+          <w:color w:val="000000"/>
+          <w:sz w:val="21"/>
+        </w:rPr>
+        <w:t xml:space="preserve">Lab MySQL chỉ tạo các bảng có tiền tố </w:t>
+      </w:r>
+      <w:r>
+        <w:rPr>
+          <w:rFonts w:ascii="Consolas" w:hAnsi="Consolas" w:eastAsia="Consolas"/>
+          <w:b w:val="0"/>
+          <w:i w:val="0"/>
+          <w:color w:val="1F4D78"/>
+          <w:sz w:val="19"/>
+        </w:rPr>
+        <w:t>week1_</w:t>
+      </w:r>
+      <w:r>
+        <w:rPr>
+          <w:rFonts w:ascii="Calibri" w:hAnsi="Calibri" w:eastAsia="Calibri"/>
+          <w:b w:val="0"/>
+          <w:i w:val="0"/>
+          <w:color w:val="000000"/>
+          <w:sz w:val="21"/>
+        </w:rPr>
+        <w:t>; pipeline Olist chính vẫn dùng PostgreSQL để các tuần sau dùng chung một nguồn dữ liệu nhất quán.</w:t>
+      </w:r>
+    </w:p>
+    <w:p>
+      <w:r>
+        <w:rPr>
+          <w:rFonts w:ascii="Calibri" w:hAnsi="Calibri" w:eastAsia="Calibri"/>
+          <w:b w:val="0"/>
+          <w:i w:val="0"/>
+          <w:color w:val="000000"/>
+          <w:sz w:val="21"/>
+        </w:rPr>
+        <w:t>Chạy script Linux:</w:t>
+      </w:r>
+    </w:p>
+    <w:p>
+      <w:pPr>
+        <w:keepLines/>
+        <w:spacing w:before="60" w:after="140"/>
+        <w:ind w:left="173" w:right="173"/>
+        <w:shd w:fill="F2F4F7"/>
+      </w:pPr>
+      <w:r>
+        <w:rPr>
+          <w:rFonts w:ascii="Consolas" w:hAnsi="Consolas" w:eastAsia="Consolas"/>
+          <w:b w:val="0"/>
+          <w:i w:val="0"/>
+          <w:color w:val="19375A"/>
+          <w:sz w:val="17"/>
+        </w:rPr>
+        <w:t>docker compose exec workspace bash exercises/week1/script/linux_basics.sh</w:t>
+      </w:r>
+    </w:p>
+    <w:p>
+      <w:r>
+        <w:rPr>
+          <w:rFonts w:ascii="Calibri" w:hAnsi="Calibri" w:eastAsia="Calibri"/>
+          <w:b w:val="0"/>
+          <w:i w:val="0"/>
+          <w:color w:val="000000"/>
+          <w:sz w:val="21"/>
+        </w:rPr>
+        <w:t>Biên dịch và chạy Java:</w:t>
+      </w:r>
+    </w:p>
+    <w:p>
+      <w:pPr>
+        <w:keepLines/>
+        <w:spacing w:before="60" w:after="140"/>
+        <w:ind w:left="173" w:right="173"/>
+        <w:shd w:fill="F2F4F7"/>
+      </w:pPr>
+      <w:r>
+        <w:rPr>
+          <w:rFonts w:ascii="Consolas" w:hAnsi="Consolas" w:eastAsia="Consolas"/>
+          <w:b w:val="0"/>
+          <w:i w:val="0"/>
+          <w:color w:val="19375A"/>
+          <w:sz w:val="17"/>
+        </w:rPr>
+        <w:t>docker compose exec workspace javac exercises/week1/script/OlistCsvJavaPractice.java</w:t>
+        <w:br/>
+        <w:t>docker compose exec workspace java -cp exercises/week1/script OlistCsvJavaPractice</w:t>
+      </w:r>
+    </w:p>
+    <w:p>
+      <w:r>
+        <w:rPr>
+          <w:rFonts w:ascii="Calibri" w:hAnsi="Calibri" w:eastAsia="Calibri"/>
+          <w:b w:val="0"/>
+          <w:i w:val="0"/>
+          <w:color w:val="000000"/>
+          <w:sz w:val="21"/>
+        </w:rPr>
+        <w:t>Kết nối DBeaver:</w:t>
+      </w:r>
+    </w:p>
+    <w:p>
+      <w:pPr>
+        <w:keepLines/>
+        <w:spacing w:before="60" w:after="140"/>
+        <w:ind w:left="173" w:right="173"/>
+        <w:shd w:fill="F2F4F7"/>
+      </w:pPr>
+      <w:r>
+        <w:rPr>
+          <w:rFonts w:ascii="Consolas" w:hAnsi="Consolas" w:eastAsia="Consolas"/>
+          <w:b w:val="0"/>
+          <w:i w:val="0"/>
+          <w:color w:val="19375A"/>
+          <w:sz w:val="17"/>
+        </w:rPr>
+        <w:t>Host: localhost</w:t>
+        <w:br/>
+        <w:t>Port: 5432</w:t>
+        <w:br/>
+        <w:t>Database: de_roadmap</w:t>
+        <w:br/>
+        <w:t>Username: de_user</w:t>
+        <w:br/>
+        <w:t>Password: de_password</w:t>
+      </w:r>
+    </w:p>
+    <w:p>
+      <w:r>
+        <w:rPr>
+          <w:rFonts w:ascii="Calibri" w:hAnsi="Calibri" w:eastAsia="Calibri"/>
+          <w:b w:val="0"/>
+          <w:i w:val="0"/>
+          <w:color w:val="000000"/>
+          <w:sz w:val="21"/>
+        </w:rPr>
+        <w:t>Sau khi kết nối, mở:</w:t>
+      </w:r>
+    </w:p>
+    <w:p>
+      <w:pPr>
+        <w:keepLines/>
+        <w:spacing w:before="60" w:after="140"/>
+        <w:ind w:left="173" w:right="173"/>
+        <w:shd w:fill="F2F4F7"/>
+      </w:pPr>
+      <w:r>
+        <w:rPr>
+          <w:rFonts w:ascii="Consolas" w:hAnsi="Consolas" w:eastAsia="Consolas"/>
+          <w:b w:val="0"/>
+          <w:i w:val="0"/>
+          <w:color w:val="19375A"/>
+          <w:sz w:val="17"/>
+        </w:rPr>
+        <w:t>de_roadmap -&gt; Schemas -&gt; olist_practice -&gt; Tables</w:t>
+      </w:r>
+    </w:p>
+    <w:p>
+      <w:r>
+        <w:rPr>
+          <w:rFonts w:ascii="Calibri" w:hAnsi="Calibri" w:eastAsia="Calibri"/>
+          <w:b w:val="0"/>
+          <w:i w:val="0"/>
+          <w:color w:val="000000"/>
+          <w:sz w:val="21"/>
+        </w:rPr>
+        <w:t>Kết nối MySQL cho lab đối chiếu:</w:t>
+      </w:r>
+    </w:p>
+    <w:p>
+      <w:pPr>
+        <w:keepLines/>
+        <w:spacing w:before="60" w:after="140"/>
+        <w:ind w:left="173" w:right="173"/>
+        <w:shd w:fill="F2F4F7"/>
+      </w:pPr>
+      <w:r>
+        <w:rPr>
+          <w:rFonts w:ascii="Consolas" w:hAnsi="Consolas" w:eastAsia="Consolas"/>
+          <w:b w:val="0"/>
+          <w:i w:val="0"/>
+          <w:color w:val="19375A"/>
+          <w:sz w:val="17"/>
+        </w:rPr>
+        <w:t>Host: localhost</w:t>
+        <w:br/>
+        <w:t>Port: 3306</w:t>
+        <w:br/>
+        <w:t>Database: de_roadmap</w:t>
+        <w:br/>
+        <w:t>Username: de_user</w:t>
+        <w:br/>
+        <w:t>Password: de_password</w:t>
+      </w:r>
+    </w:p>
+    <w:p>
+      <w:r>
+        <w:rPr>
+          <w:rFonts w:ascii="Calibri" w:hAnsi="Calibri" w:eastAsia="Calibri"/>
+          <w:b w:val="0"/>
+          <w:i w:val="0"/>
+          <w:color w:val="000000"/>
+          <w:sz w:val="21"/>
+        </w:rPr>
+        <w:t xml:space="preserve">Trong DBeaver, chọn driver MySQL 8 và mở các bảng có tiền tố </w:t>
+      </w:r>
+      <w:r>
+        <w:rPr>
+          <w:rFonts w:ascii="Consolas" w:hAnsi="Consolas" w:eastAsia="Consolas"/>
+          <w:b w:val="0"/>
+          <w:i w:val="0"/>
+          <w:color w:val="1F4D78"/>
+          <w:sz w:val="19"/>
+        </w:rPr>
+        <w:t>week1_</w:t>
+      </w:r>
+      <w:r>
+        <w:rPr>
+          <w:rFonts w:ascii="Calibri" w:hAnsi="Calibri" w:eastAsia="Calibri"/>
+          <w:b w:val="0"/>
+          <w:i w:val="0"/>
+          <w:color w:val="000000"/>
+          <w:sz w:val="21"/>
+        </w:rPr>
+        <w:t xml:space="preserve"> trong database </w:t>
+      </w:r>
+      <w:r>
+        <w:rPr>
+          <w:rFonts w:ascii="Consolas" w:hAnsi="Consolas" w:eastAsia="Consolas"/>
+          <w:b w:val="0"/>
+          <w:i w:val="0"/>
+          <w:color w:val="1F4D78"/>
+          <w:sz w:val="19"/>
+        </w:rPr>
+        <w:t>de_roadmap</w:t>
+      </w:r>
+      <w:r>
+        <w:rPr>
+          <w:rFonts w:ascii="Calibri" w:hAnsi="Calibri" w:eastAsia="Calibri"/>
+          <w:b w:val="0"/>
+          <w:i w:val="0"/>
+          <w:color w:val="000000"/>
+          <w:sz w:val="21"/>
+        </w:rPr>
+        <w:t>.</w:t>
+      </w:r>
+    </w:p>
+    <w:p>
+      <w:pPr>
+        <w:pStyle w:val="Heading1"/>
+      </w:pPr>
+      <w:r>
+        <w:t>4. Kết quả import dữ liệu</w:t>
+      </w:r>
+    </w:p>
+    <w:p>
+      <w:r>
+        <w:rPr>
+          <w:rFonts w:ascii="Calibri" w:hAnsi="Calibri" w:eastAsia="Calibri"/>
+          <w:b w:val="0"/>
+          <w:i w:val="0"/>
+          <w:color w:val="000000"/>
+          <w:sz w:val="21"/>
+        </w:rPr>
+        <w:t xml:space="preserve">Script Python tạo schema </w:t>
+      </w:r>
+      <w:r>
+        <w:rPr>
+          <w:rFonts w:ascii="Consolas" w:hAnsi="Consolas" w:eastAsia="Consolas"/>
+          <w:b w:val="0"/>
+          <w:i w:val="0"/>
+          <w:color w:val="1F4D78"/>
+          <w:sz w:val="19"/>
+        </w:rPr>
+        <w:t>olist_practice</w:t>
+      </w:r>
+      <w:r>
+        <w:rPr>
+          <w:rFonts w:ascii="Calibri" w:hAnsi="Calibri" w:eastAsia="Calibri"/>
+          <w:b w:val="0"/>
+          <w:i w:val="0"/>
+          <w:color w:val="000000"/>
+          <w:sz w:val="21"/>
+        </w:rPr>
+        <w:t xml:space="preserve"> và nạp 9 bảng:</w:t>
+      </w:r>
+    </w:p>
+    <w:tbl>
+      <w:tblPr>
+        <w:tblStyle w:val="TableGrid"/>
+        <w:tblW w:type="auto" w:w="0"/>
+        <w:jc w:val="center"/>
+        <w:tblLayout w:type="fixed"/>
+        <w:tblLook w:firstColumn="1" w:firstRow="1" w:lastColumn="0" w:lastRow="0" w:noHBand="0" w:noVBand="1" w:val="04A0"/>
+      </w:tblPr>
+      <w:tblGrid>
+        <w:gridCol w:w="4824"/>
+        <w:gridCol w:w="4824"/>
+      </w:tblGrid>
+      <w:tr>
+        <w:trPr>
+          <w:tblHeader/>
+        </w:trPr>
+        <w:tc>
+          <w:tcPr>
+            <w:tcW w:type="dxa" w:w="4052"/>
+            <w:vAlign w:val="center"/>
+            <w:tcMar>
+              <w:top w:w="80" w:type="dxa"/>
+              <w:start w:w="110" w:type="dxa"/>
+              <w:bottom w:w="80" w:type="dxa"/>
+              <w:end w:w="110" w:type="dxa"/>
+            </w:tcMar>
+            <w:shd w:fill="2E74B5"/>
+          </w:tcPr>
+          <w:p>
+            <w:pPr>
+              <w:spacing w:after="0"/>
+            </w:pPr>
+            <w:r>
+              <w:rPr>
+                <w:rFonts w:ascii="Calibri" w:hAnsi="Calibri" w:eastAsia="Calibri"/>
+                <w:b/>
+                <w:i w:val="0"/>
+                <w:color w:val="FFFFFF"/>
+                <w:sz w:val="21"/>
+              </w:rPr>
+              <w:t>Bảng</w:t>
+            </w:r>
+          </w:p>
+        </w:tc>
+        <w:tc>
+          <w:tcPr>
+            <w:tcW w:type="dxa" w:w="5596"/>
+            <w:vAlign w:val="center"/>
+            <w:tcMar>
+              <w:top w:w="80" w:type="dxa"/>
+              <w:start w:w="110" w:type="dxa"/>
+              <w:bottom w:w="80" w:type="dxa"/>
+              <w:end w:w="110" w:type="dxa"/>
+            </w:tcMar>
+            <w:shd w:fill="2E74B5"/>
+          </w:tcPr>
+          <w:p>
+            <w:pPr>
+              <w:spacing w:after="0"/>
+            </w:pPr>
+            <w:r>
+              <w:rPr>
+                <w:rFonts w:ascii="Calibri" w:hAnsi="Calibri" w:eastAsia="Calibri"/>
+                <w:b/>
+                <w:i w:val="0"/>
+                <w:color w:val="FFFFFF"/>
+                <w:sz w:val="21"/>
+              </w:rPr>
+              <w:t>Số dòng</w:t>
+            </w:r>
+          </w:p>
+        </w:tc>
+      </w:tr>
+      <w:tr>
+        <w:tc>
+          <w:tcPr>
+            <w:tcW w:type="dxa" w:w="4052"/>
+            <w:vAlign w:val="center"/>
+            <w:tcMar>
+              <w:top w:w="80" w:type="dxa"/>
+              <w:start w:w="110" w:type="dxa"/>
+              <w:bottom w:w="80" w:type="dxa"/>
+              <w:end w:w="110" w:type="dxa"/>
+            </w:tcMar>
+          </w:tcPr>
+          <w:p>
+            <w:pPr>
+              <w:spacing w:after="0"/>
+            </w:pPr>
+            <w:r>
+              <w:rPr>
+                <w:rFonts w:ascii="Calibri" w:hAnsi="Calibri" w:eastAsia="Calibri"/>
+                <w:b w:val="0"/>
+                <w:i w:val="0"/>
+                <w:color w:val="000000"/>
+                <w:sz w:val="21"/>
+              </w:rPr>
+              <w:t>customers</w:t>
+            </w:r>
+          </w:p>
+        </w:tc>
+        <w:tc>
+          <w:tcPr>
+            <w:tcW w:type="dxa" w:w="5596"/>
+            <w:vAlign w:val="center"/>
+            <w:tcMar>
+              <w:top w:w="80" w:type="dxa"/>
+              <w:start w:w="110" w:type="dxa"/>
+              <w:bottom w:w="80" w:type="dxa"/>
+              <w:end w:w="110" w:type="dxa"/>
+            </w:tcMar>
+          </w:tcPr>
+          <w:p>
+            <w:pPr>
+              <w:spacing w:after="0"/>
+            </w:pPr>
+            <w:r>
+              <w:rPr>
+                <w:rFonts w:ascii="Calibri" w:hAnsi="Calibri" w:eastAsia="Calibri"/>
+                <w:b w:val="0"/>
+                <w:i w:val="0"/>
+                <w:color w:val="000000"/>
+                <w:sz w:val="21"/>
+              </w:rPr>
+              <w:t>99,441</w:t>
+            </w:r>
+          </w:p>
+        </w:tc>
+      </w:tr>
+      <w:tr>
+        <w:tc>
+          <w:tcPr>
+            <w:tcW w:type="dxa" w:w="4052"/>
+            <w:vAlign w:val="center"/>
+            <w:tcMar>
+              <w:top w:w="80" w:type="dxa"/>
+              <w:start w:w="110" w:type="dxa"/>
+              <w:bottom w:w="80" w:type="dxa"/>
+              <w:end w:w="110" w:type="dxa"/>
+            </w:tcMar>
+            <w:shd w:fill="F2F4F7"/>
+          </w:tcPr>
+          <w:p>
+            <w:pPr>
+              <w:spacing w:after="0"/>
+            </w:pPr>
+            <w:r>
+              <w:rPr>
+                <w:rFonts w:ascii="Calibri" w:hAnsi="Calibri" w:eastAsia="Calibri"/>
+                <w:b w:val="0"/>
+                <w:i w:val="0"/>
+                <w:color w:val="000000"/>
+                <w:sz w:val="21"/>
+              </w:rPr>
+              <w:t>geolocation</w:t>
+            </w:r>
+          </w:p>
+        </w:tc>
+        <w:tc>
+          <w:tcPr>
+            <w:tcW w:type="dxa" w:w="5596"/>
+            <w:vAlign w:val="center"/>
+            <w:tcMar>
+              <w:top w:w="80" w:type="dxa"/>
+              <w:start w:w="110" w:type="dxa"/>
+              <w:bottom w:w="80" w:type="dxa"/>
+              <w:end w:w="110" w:type="dxa"/>
+            </w:tcMar>
+            <w:shd w:fill="F2F4F7"/>
+          </w:tcPr>
+          <w:p>
+            <w:pPr>
+              <w:spacing w:after="0"/>
+            </w:pPr>
+            <w:r>
+              <w:rPr>
+                <w:rFonts w:ascii="Calibri" w:hAnsi="Calibri" w:eastAsia="Calibri"/>
+                <w:b w:val="0"/>
+                <w:i w:val="0"/>
+                <w:color w:val="000000"/>
+                <w:sz w:val="21"/>
+              </w:rPr>
+              <w:t>1,000,163</w:t>
+            </w:r>
+          </w:p>
+        </w:tc>
+      </w:tr>
+      <w:tr>
+        <w:tc>
+          <w:tcPr>
+            <w:tcW w:type="dxa" w:w="4052"/>
+            <w:vAlign w:val="center"/>
+            <w:tcMar>
+              <w:top w:w="80" w:type="dxa"/>
+              <w:start w:w="110" w:type="dxa"/>
+              <w:bottom w:w="80" w:type="dxa"/>
+              <w:end w:w="110" w:type="dxa"/>
+            </w:tcMar>
+          </w:tcPr>
+          <w:p>
+            <w:pPr>
+              <w:spacing w:after="0"/>
+            </w:pPr>
+            <w:r>
+              <w:rPr>
+                <w:rFonts w:ascii="Calibri" w:hAnsi="Calibri" w:eastAsia="Calibri"/>
+                <w:b w:val="0"/>
+                <w:i w:val="0"/>
+                <w:color w:val="000000"/>
+                <w:sz w:val="21"/>
+              </w:rPr>
+              <w:t>order_items</w:t>
+            </w:r>
+          </w:p>
+        </w:tc>
+        <w:tc>
+          <w:tcPr>
+            <w:tcW w:type="dxa" w:w="5596"/>
+            <w:vAlign w:val="center"/>
+            <w:tcMar>
+              <w:top w:w="80" w:type="dxa"/>
+              <w:start w:w="110" w:type="dxa"/>
+              <w:bottom w:w="80" w:type="dxa"/>
+              <w:end w:w="110" w:type="dxa"/>
+            </w:tcMar>
+          </w:tcPr>
+          <w:p>
+            <w:pPr>
+              <w:spacing w:after="0"/>
+            </w:pPr>
+            <w:r>
+              <w:rPr>
+                <w:rFonts w:ascii="Calibri" w:hAnsi="Calibri" w:eastAsia="Calibri"/>
+                <w:b w:val="0"/>
+                <w:i w:val="0"/>
+                <w:color w:val="000000"/>
+                <w:sz w:val="21"/>
+              </w:rPr>
+              <w:t>112,650</w:t>
+            </w:r>
+          </w:p>
+        </w:tc>
+      </w:tr>
+      <w:tr>
+        <w:tc>
+          <w:tcPr>
+            <w:tcW w:type="dxa" w:w="4052"/>
+            <w:vAlign w:val="center"/>
+            <w:tcMar>
+              <w:top w:w="80" w:type="dxa"/>
+              <w:start w:w="110" w:type="dxa"/>
+              <w:bottom w:w="80" w:type="dxa"/>
+              <w:end w:w="110" w:type="dxa"/>
+            </w:tcMar>
+            <w:shd w:fill="F2F4F7"/>
+          </w:tcPr>
+          <w:p>
+            <w:pPr>
+              <w:spacing w:after="0"/>
+            </w:pPr>
+            <w:r>
+              <w:rPr>
+                <w:rFonts w:ascii="Calibri" w:hAnsi="Calibri" w:eastAsia="Calibri"/>
+                <w:b w:val="0"/>
+                <w:i w:val="0"/>
+                <w:color w:val="000000"/>
+                <w:sz w:val="21"/>
+              </w:rPr>
+              <w:t>order_payments</w:t>
+            </w:r>
+          </w:p>
+        </w:tc>
+        <w:tc>
+          <w:tcPr>
+            <w:tcW w:type="dxa" w:w="5596"/>
+            <w:vAlign w:val="center"/>
+            <w:tcMar>
+              <w:top w:w="80" w:type="dxa"/>
+              <w:start w:w="110" w:type="dxa"/>
+              <w:bottom w:w="80" w:type="dxa"/>
+              <w:end w:w="110" w:type="dxa"/>
+            </w:tcMar>
+            <w:shd w:fill="F2F4F7"/>
+          </w:tcPr>
+          <w:p>
+            <w:pPr>
+              <w:spacing w:after="0"/>
+            </w:pPr>
+            <w:r>
+              <w:rPr>
+                <w:rFonts w:ascii="Calibri" w:hAnsi="Calibri" w:eastAsia="Calibri"/>
+                <w:b w:val="0"/>
+                <w:i w:val="0"/>
+                <w:color w:val="000000"/>
+                <w:sz w:val="21"/>
+              </w:rPr>
+              <w:t>103,886</w:t>
+            </w:r>
+          </w:p>
+        </w:tc>
+      </w:tr>
+      <w:tr>
+        <w:tc>
+          <w:tcPr>
+            <w:tcW w:type="dxa" w:w="4052"/>
+            <w:vAlign w:val="center"/>
+            <w:tcMar>
+              <w:top w:w="80" w:type="dxa"/>
+              <w:start w:w="110" w:type="dxa"/>
+              <w:bottom w:w="80" w:type="dxa"/>
+              <w:end w:w="110" w:type="dxa"/>
+            </w:tcMar>
+          </w:tcPr>
+          <w:p>
+            <w:pPr>
+              <w:spacing w:after="0"/>
+            </w:pPr>
+            <w:r>
+              <w:rPr>
+                <w:rFonts w:ascii="Calibri" w:hAnsi="Calibri" w:eastAsia="Calibri"/>
+                <w:b w:val="0"/>
+                <w:i w:val="0"/>
+                <w:color w:val="000000"/>
+                <w:sz w:val="21"/>
+              </w:rPr>
+              <w:t>order_reviews</w:t>
+            </w:r>
+          </w:p>
+        </w:tc>
+        <w:tc>
+          <w:tcPr>
+            <w:tcW w:type="dxa" w:w="5596"/>
+            <w:vAlign w:val="center"/>
+            <w:tcMar>
+              <w:top w:w="80" w:type="dxa"/>
+              <w:start w:w="110" w:type="dxa"/>
+              <w:bottom w:w="80" w:type="dxa"/>
+              <w:end w:w="110" w:type="dxa"/>
+            </w:tcMar>
+          </w:tcPr>
+          <w:p>
+            <w:pPr>
+              <w:spacing w:after="0"/>
+            </w:pPr>
+            <w:r>
+              <w:rPr>
+                <w:rFonts w:ascii="Calibri" w:hAnsi="Calibri" w:eastAsia="Calibri"/>
+                <w:b w:val="0"/>
+                <w:i w:val="0"/>
+                <w:color w:val="000000"/>
+                <w:sz w:val="21"/>
+              </w:rPr>
+              <w:t>99,224</w:t>
+            </w:r>
+          </w:p>
+        </w:tc>
+      </w:tr>
+      <w:tr>
+        <w:tc>
+          <w:tcPr>
+            <w:tcW w:type="dxa" w:w="4052"/>
+            <w:vAlign w:val="center"/>
+            <w:tcMar>
+              <w:top w:w="80" w:type="dxa"/>
+              <w:start w:w="110" w:type="dxa"/>
+              <w:bottom w:w="80" w:type="dxa"/>
+              <w:end w:w="110" w:type="dxa"/>
+            </w:tcMar>
+            <w:shd w:fill="F2F4F7"/>
+          </w:tcPr>
+          <w:p>
+            <w:pPr>
+              <w:spacing w:after="0"/>
+            </w:pPr>
+            <w:r>
+              <w:rPr>
+                <w:rFonts w:ascii="Calibri" w:hAnsi="Calibri" w:eastAsia="Calibri"/>
+                <w:b w:val="0"/>
+                <w:i w:val="0"/>
+                <w:color w:val="000000"/>
+                <w:sz w:val="21"/>
+              </w:rPr>
+              <w:t>orders</w:t>
+            </w:r>
+          </w:p>
+        </w:tc>
+        <w:tc>
+          <w:tcPr>
+            <w:tcW w:type="dxa" w:w="5596"/>
+            <w:vAlign w:val="center"/>
+            <w:tcMar>
+              <w:top w:w="80" w:type="dxa"/>
+              <w:start w:w="110" w:type="dxa"/>
+              <w:bottom w:w="80" w:type="dxa"/>
+              <w:end w:w="110" w:type="dxa"/>
+            </w:tcMar>
+            <w:shd w:fill="F2F4F7"/>
+          </w:tcPr>
+          <w:p>
+            <w:pPr>
+              <w:spacing w:after="0"/>
+            </w:pPr>
+            <w:r>
+              <w:rPr>
+                <w:rFonts w:ascii="Calibri" w:hAnsi="Calibri" w:eastAsia="Calibri"/>
+                <w:b w:val="0"/>
+                <w:i w:val="0"/>
+                <w:color w:val="000000"/>
+                <w:sz w:val="21"/>
+              </w:rPr>
+              <w:t>99,441</w:t>
+            </w:r>
+          </w:p>
+        </w:tc>
+      </w:tr>
+      <w:tr>
+        <w:tc>
+          <w:tcPr>
+            <w:tcW w:type="dxa" w:w="4052"/>
+            <w:vAlign w:val="center"/>
+            <w:tcMar>
+              <w:top w:w="80" w:type="dxa"/>
+              <w:start w:w="110" w:type="dxa"/>
+              <w:bottom w:w="80" w:type="dxa"/>
+              <w:end w:w="110" w:type="dxa"/>
+            </w:tcMar>
+          </w:tcPr>
+          <w:p>
+            <w:pPr>
+              <w:spacing w:after="0"/>
+            </w:pPr>
+            <w:r>
+              <w:rPr>
+                <w:rFonts w:ascii="Calibri" w:hAnsi="Calibri" w:eastAsia="Calibri"/>
+                <w:b w:val="0"/>
+                <w:i w:val="0"/>
+                <w:color w:val="000000"/>
+                <w:sz w:val="21"/>
+              </w:rPr>
+              <w:t>product_category_name_translation</w:t>
+            </w:r>
+          </w:p>
+        </w:tc>
+        <w:tc>
+          <w:tcPr>
+            <w:tcW w:type="dxa" w:w="5596"/>
+            <w:vAlign w:val="center"/>
+            <w:tcMar>
+              <w:top w:w="80" w:type="dxa"/>
+              <w:start w:w="110" w:type="dxa"/>
+              <w:bottom w:w="80" w:type="dxa"/>
+              <w:end w:w="110" w:type="dxa"/>
+            </w:tcMar>
+          </w:tcPr>
+          <w:p>
+            <w:pPr>
+              <w:spacing w:after="0"/>
+            </w:pPr>
+            <w:r>
+              <w:rPr>
+                <w:rFonts w:ascii="Calibri" w:hAnsi="Calibri" w:eastAsia="Calibri"/>
+                <w:b w:val="0"/>
+                <w:i w:val="0"/>
+                <w:color w:val="000000"/>
+                <w:sz w:val="21"/>
+              </w:rPr>
+              <w:t>71</w:t>
+            </w:r>
+          </w:p>
+        </w:tc>
+      </w:tr>
+      <w:tr>
+        <w:tc>
+          <w:tcPr>
+            <w:tcW w:type="dxa" w:w="4052"/>
+            <w:vAlign w:val="center"/>
+            <w:tcMar>
+              <w:top w:w="80" w:type="dxa"/>
+              <w:start w:w="110" w:type="dxa"/>
+              <w:bottom w:w="80" w:type="dxa"/>
+              <w:end w:w="110" w:type="dxa"/>
+            </w:tcMar>
+            <w:shd w:fill="F2F4F7"/>
+          </w:tcPr>
+          <w:p>
+            <w:pPr>
+              <w:spacing w:after="0"/>
+            </w:pPr>
+            <w:r>
+              <w:rPr>
+                <w:rFonts w:ascii="Calibri" w:hAnsi="Calibri" w:eastAsia="Calibri"/>
+                <w:b w:val="0"/>
+                <w:i w:val="0"/>
+                <w:color w:val="000000"/>
+                <w:sz w:val="21"/>
+              </w:rPr>
+              <w:t>products</w:t>
+            </w:r>
+          </w:p>
+        </w:tc>
+        <w:tc>
+          <w:tcPr>
+            <w:tcW w:type="dxa" w:w="5596"/>
+            <w:vAlign w:val="center"/>
+            <w:tcMar>
+              <w:top w:w="80" w:type="dxa"/>
+              <w:start w:w="110" w:type="dxa"/>
+              <w:bottom w:w="80" w:type="dxa"/>
+              <w:end w:w="110" w:type="dxa"/>
+            </w:tcMar>
+            <w:shd w:fill="F2F4F7"/>
+          </w:tcPr>
+          <w:p>
+            <w:pPr>
+              <w:spacing w:after="0"/>
+            </w:pPr>
+            <w:r>
+              <w:rPr>
+                <w:rFonts w:ascii="Calibri" w:hAnsi="Calibri" w:eastAsia="Calibri"/>
+                <w:b w:val="0"/>
+                <w:i w:val="0"/>
+                <w:color w:val="000000"/>
+                <w:sz w:val="21"/>
+              </w:rPr>
+              <w:t>32,951</w:t>
+            </w:r>
+          </w:p>
+        </w:tc>
+      </w:tr>
+      <w:tr>
+        <w:tc>
+          <w:tcPr>
+            <w:tcW w:type="dxa" w:w="4052"/>
+            <w:vAlign w:val="center"/>
+            <w:tcMar>
+              <w:top w:w="80" w:type="dxa"/>
+              <w:start w:w="110" w:type="dxa"/>
+              <w:bottom w:w="80" w:type="dxa"/>
+              <w:end w:w="110" w:type="dxa"/>
+            </w:tcMar>
+          </w:tcPr>
+          <w:p>
+            <w:pPr>
+              <w:spacing w:after="0"/>
+            </w:pPr>
+            <w:r>
+              <w:rPr>
+                <w:rFonts w:ascii="Calibri" w:hAnsi="Calibri" w:eastAsia="Calibri"/>
+                <w:b w:val="0"/>
+                <w:i w:val="0"/>
+                <w:color w:val="000000"/>
+                <w:sz w:val="21"/>
+              </w:rPr>
+              <w:t>sellers</w:t>
+            </w:r>
+          </w:p>
+        </w:tc>
+        <w:tc>
+          <w:tcPr>
+            <w:tcW w:type="dxa" w:w="5596"/>
+            <w:vAlign w:val="center"/>
+            <w:tcMar>
+              <w:top w:w="80" w:type="dxa"/>
+              <w:start w:w="110" w:type="dxa"/>
+              <w:bottom w:w="80" w:type="dxa"/>
+              <w:end w:w="110" w:type="dxa"/>
+            </w:tcMar>
+          </w:tcPr>
+          <w:p>
+            <w:pPr>
+              <w:spacing w:after="0"/>
+            </w:pPr>
+            <w:r>
+              <w:rPr>
+                <w:rFonts w:ascii="Calibri" w:hAnsi="Calibri" w:eastAsia="Calibri"/>
+                <w:b w:val="0"/>
+                <w:i w:val="0"/>
+                <w:color w:val="000000"/>
+                <w:sz w:val="21"/>
+              </w:rPr>
+              <w:t>3,095</w:t>
+            </w:r>
+          </w:p>
+        </w:tc>
+      </w:tr>
+    </w:tbl>
+    <w:p>
+      <w:pPr>
+        <w:spacing w:after="20"/>
+      </w:pPr>
+    </w:p>
+    <w:p>
+      <w:r>
+        <w:rPr>
+          <w:rFonts w:ascii="Calibri" w:hAnsi="Calibri" w:eastAsia="Calibri"/>
+          <w:b w:val="0"/>
+          <w:i w:val="0"/>
+          <w:color w:val="000000"/>
+          <w:sz w:val="21"/>
+        </w:rPr>
+        <w:t>Các bước xử lý chính trong Python:</w:t>
+      </w:r>
+    </w:p>
+    <w:p>
+      <w:pPr>
+        <w:pStyle w:val="ListBullet"/>
+        <w:spacing w:after="40"/>
+      </w:pPr>
+      <w:r>
+        <w:rPr>
+          <w:rFonts w:ascii="Calibri" w:hAnsi="Calibri" w:eastAsia="Calibri"/>
+          <w:b w:val="0"/>
+          <w:i w:val="0"/>
+          <w:color w:val="000000"/>
+          <w:sz w:val="21"/>
+        </w:rPr>
+        <w:t xml:space="preserve">Đọc CSV bằng </w:t>
+      </w:r>
+      <w:r>
+        <w:rPr>
+          <w:rFonts w:ascii="Consolas" w:hAnsi="Consolas" w:eastAsia="Consolas"/>
+          <w:b w:val="0"/>
+          <w:i w:val="0"/>
+          <w:color w:val="1F4D78"/>
+          <w:sz w:val="19"/>
+        </w:rPr>
+        <w:t>pandas.read_csv</w:t>
+      </w:r>
+      <w:r>
+        <w:rPr>
+          <w:rFonts w:ascii="Calibri" w:hAnsi="Calibri" w:eastAsia="Calibri"/>
+          <w:b w:val="0"/>
+          <w:i w:val="0"/>
+          <w:color w:val="000000"/>
+          <w:sz w:val="21"/>
+        </w:rPr>
+        <w:t>.</w:t>
+      </w:r>
+    </w:p>
+    <w:p>
+      <w:pPr>
+        <w:pStyle w:val="ListBullet"/>
+        <w:spacing w:after="40"/>
+      </w:pPr>
+      <w:r>
+        <w:rPr>
+          <w:rFonts w:ascii="Calibri" w:hAnsi="Calibri" w:eastAsia="Calibri"/>
+          <w:b w:val="0"/>
+          <w:i w:val="0"/>
+          <w:color w:val="000000"/>
+          <w:sz w:val="21"/>
+        </w:rPr>
+        <w:t xml:space="preserve">Chuẩn hóa chuỗi rỗng thành </w:t>
+      </w:r>
+      <w:r>
+        <w:rPr>
+          <w:rFonts w:ascii="Consolas" w:hAnsi="Consolas" w:eastAsia="Consolas"/>
+          <w:b w:val="0"/>
+          <w:i w:val="0"/>
+          <w:color w:val="1F4D78"/>
+          <w:sz w:val="19"/>
+        </w:rPr>
+        <w:t>NULL</w:t>
+      </w:r>
+      <w:r>
+        <w:rPr>
+          <w:rFonts w:ascii="Calibri" w:hAnsi="Calibri" w:eastAsia="Calibri"/>
+          <w:b w:val="0"/>
+          <w:i w:val="0"/>
+          <w:color w:val="000000"/>
+          <w:sz w:val="21"/>
+        </w:rPr>
+        <w:t>.</w:t>
+      </w:r>
+    </w:p>
+    <w:p>
+      <w:pPr>
+        <w:pStyle w:val="ListBullet"/>
+        <w:spacing w:after="40"/>
+      </w:pPr>
+      <w:r>
+        <w:rPr>
+          <w:rFonts w:ascii="Calibri" w:hAnsi="Calibri" w:eastAsia="Calibri"/>
+          <w:b w:val="0"/>
+          <w:i w:val="0"/>
+          <w:color w:val="000000"/>
+          <w:sz w:val="21"/>
+        </w:rPr>
+        <w:t xml:space="preserve">Chuyển cột thời gian sang </w:t>
+      </w:r>
+      <w:r>
+        <w:rPr>
+          <w:rFonts w:ascii="Consolas" w:hAnsi="Consolas" w:eastAsia="Consolas"/>
+          <w:b w:val="0"/>
+          <w:i w:val="0"/>
+          <w:color w:val="1F4D78"/>
+          <w:sz w:val="19"/>
+        </w:rPr>
+        <w:t>datetime</w:t>
+      </w:r>
+      <w:r>
+        <w:rPr>
+          <w:rFonts w:ascii="Calibri" w:hAnsi="Calibri" w:eastAsia="Calibri"/>
+          <w:b w:val="0"/>
+          <w:i w:val="0"/>
+          <w:color w:val="000000"/>
+          <w:sz w:val="21"/>
+        </w:rPr>
+        <w:t>.</w:t>
+      </w:r>
+    </w:p>
+    <w:p>
+      <w:pPr>
+        <w:pStyle w:val="ListBullet"/>
+        <w:spacing w:after="40"/>
+      </w:pPr>
+      <w:r>
+        <w:rPr>
+          <w:rFonts w:ascii="Calibri" w:hAnsi="Calibri" w:eastAsia="Calibri"/>
+          <w:b w:val="0"/>
+          <w:i w:val="0"/>
+          <w:color w:val="000000"/>
+          <w:sz w:val="21"/>
+        </w:rPr>
+        <w:t>Chuyển cột số sang kiểu numeric hoặc integer.</w:t>
+      </w:r>
+    </w:p>
+    <w:p>
+      <w:pPr>
+        <w:pStyle w:val="ListBullet"/>
+        <w:spacing w:after="40"/>
+      </w:pPr>
+      <w:r>
+        <w:rPr>
+          <w:rFonts w:ascii="Calibri" w:hAnsi="Calibri" w:eastAsia="Calibri"/>
+          <w:b w:val="0"/>
+          <w:i w:val="0"/>
+          <w:color w:val="000000"/>
+          <w:sz w:val="21"/>
+        </w:rPr>
+        <w:t xml:space="preserve">Sửa lỗi tên cột gốc của dataset: </w:t>
+      </w:r>
+      <w:r>
+        <w:rPr>
+          <w:rFonts w:ascii="Consolas" w:hAnsi="Consolas" w:eastAsia="Consolas"/>
+          <w:b w:val="0"/>
+          <w:i w:val="0"/>
+          <w:color w:val="1F4D78"/>
+          <w:sz w:val="19"/>
+        </w:rPr>
+        <w:t>lenght</w:t>
+      </w:r>
+      <w:r>
+        <w:rPr>
+          <w:rFonts w:ascii="Calibri" w:hAnsi="Calibri" w:eastAsia="Calibri"/>
+          <w:b w:val="0"/>
+          <w:i w:val="0"/>
+          <w:color w:val="000000"/>
+          <w:sz w:val="21"/>
+        </w:rPr>
+        <w:t xml:space="preserve"> thành </w:t>
+      </w:r>
+      <w:r>
+        <w:rPr>
+          <w:rFonts w:ascii="Consolas" w:hAnsi="Consolas" w:eastAsia="Consolas"/>
+          <w:b w:val="0"/>
+          <w:i w:val="0"/>
+          <w:color w:val="1F4D78"/>
+          <w:sz w:val="19"/>
+        </w:rPr>
+        <w:t>length</w:t>
+      </w:r>
+      <w:r>
+        <w:rPr>
+          <w:rFonts w:ascii="Calibri" w:hAnsi="Calibri" w:eastAsia="Calibri"/>
+          <w:b w:val="0"/>
+          <w:i w:val="0"/>
+          <w:color w:val="000000"/>
+          <w:sz w:val="21"/>
+        </w:rPr>
+        <w:t>.</w:t>
+      </w:r>
+    </w:p>
+    <w:p>
+      <w:pPr>
+        <w:pStyle w:val="ListBullet"/>
+        <w:spacing w:after="40"/>
+      </w:pPr>
+      <w:r>
+        <w:rPr>
+          <w:rFonts w:ascii="Calibri" w:hAnsi="Calibri" w:eastAsia="Calibri"/>
+          <w:b w:val="0"/>
+          <w:i w:val="0"/>
+          <w:color w:val="000000"/>
+          <w:sz w:val="21"/>
+        </w:rPr>
+        <w:t xml:space="preserve">Ghi DataFrame vào PostgreSQL bằng </w:t>
+      </w:r>
+      <w:r>
+        <w:rPr>
+          <w:rFonts w:ascii="Consolas" w:hAnsi="Consolas" w:eastAsia="Consolas"/>
+          <w:b w:val="0"/>
+          <w:i w:val="0"/>
+          <w:color w:val="1F4D78"/>
+          <w:sz w:val="19"/>
+        </w:rPr>
+        <w:t>DataFrame.to_sql</w:t>
+      </w:r>
+      <w:r>
+        <w:rPr>
+          <w:rFonts w:ascii="Calibri" w:hAnsi="Calibri" w:eastAsia="Calibri"/>
+          <w:b w:val="0"/>
+          <w:i w:val="0"/>
+          <w:color w:val="000000"/>
+          <w:sz w:val="21"/>
+        </w:rPr>
+        <w:t>.</w:t>
+      </w:r>
+    </w:p>
+    <w:p>
+      <w:pPr>
+        <w:pStyle w:val="ListBullet"/>
+        <w:spacing w:after="40"/>
+      </w:pPr>
+      <w:r>
+        <w:rPr>
+          <w:rFonts w:ascii="Calibri" w:hAnsi="Calibri" w:eastAsia="Calibri"/>
+          <w:b w:val="0"/>
+          <w:i w:val="0"/>
+          <w:color w:val="000000"/>
+          <w:sz w:val="21"/>
+        </w:rPr>
+        <w:t>Tạo primary key, foreign key và index sau khi import.</w:t>
+      </w:r>
+    </w:p>
+    <w:p>
+      <w:pPr>
+        <w:pStyle w:val="Heading1"/>
+      </w:pPr>
+      <w:r>
+        <w:t>5. SQL đã thực hành</w:t>
+      </w:r>
+    </w:p>
+    <w:p>
+      <w:r>
+        <w:rPr>
+          <w:rFonts w:ascii="Calibri" w:hAnsi="Calibri" w:eastAsia="Calibri"/>
+          <w:b w:val="0"/>
+          <w:i w:val="0"/>
+          <w:color w:val="000000"/>
+          <w:sz w:val="21"/>
+        </w:rPr>
+        <w:t xml:space="preserve">File </w:t>
+      </w:r>
+      <w:r>
+        <w:rPr>
+          <w:rFonts w:ascii="Consolas" w:hAnsi="Consolas" w:eastAsia="Consolas"/>
+          <w:b w:val="0"/>
+          <w:i w:val="0"/>
+          <w:color w:val="1F4D78"/>
+          <w:sz w:val="19"/>
+        </w:rPr>
+        <w:t>sql_practice_postgres.sql</w:t>
+      </w:r>
+      <w:r>
+        <w:rPr>
+          <w:rFonts w:ascii="Calibri" w:hAnsi="Calibri" w:eastAsia="Calibri"/>
+          <w:b w:val="0"/>
+          <w:i w:val="0"/>
+          <w:color w:val="000000"/>
+          <w:sz w:val="21"/>
+        </w:rPr>
+        <w:t xml:space="preserve"> bao gồm:</w:t>
+      </w:r>
+    </w:p>
+    <w:p>
+      <w:pPr>
+        <w:pStyle w:val="ListBullet"/>
+        <w:spacing w:after="40"/>
+      </w:pPr>
+      <w:r>
+        <w:rPr>
+          <w:rFonts w:ascii="Calibri" w:hAnsi="Calibri" w:eastAsia="Calibri"/>
+          <w:b w:val="0"/>
+          <w:i w:val="0"/>
+          <w:color w:val="000000"/>
+          <w:sz w:val="21"/>
+        </w:rPr>
+        <w:t>SELECT cơ bản, ORDER BY, LIMIT.</w:t>
+      </w:r>
+    </w:p>
+    <w:p>
+      <w:pPr>
+        <w:pStyle w:val="ListBullet"/>
+        <w:spacing w:after="40"/>
+      </w:pPr>
+      <w:r>
+        <w:rPr>
+          <w:rFonts w:ascii="Calibri" w:hAnsi="Calibri" w:eastAsia="Calibri"/>
+          <w:b w:val="0"/>
+          <w:i w:val="0"/>
+          <w:color w:val="000000"/>
+          <w:sz w:val="21"/>
+        </w:rPr>
+        <w:t xml:space="preserve">INSERT, UPDATE, DELETE trong transaction an toàn và </w:t>
+      </w:r>
+      <w:r>
+        <w:rPr>
+          <w:rFonts w:ascii="Consolas" w:hAnsi="Consolas" w:eastAsia="Consolas"/>
+          <w:b w:val="0"/>
+          <w:i w:val="0"/>
+          <w:color w:val="1F4D78"/>
+          <w:sz w:val="19"/>
+        </w:rPr>
+        <w:t>ROLLBACK</w:t>
+      </w:r>
+      <w:r>
+        <w:rPr>
+          <w:rFonts w:ascii="Calibri" w:hAnsi="Calibri" w:eastAsia="Calibri"/>
+          <w:b w:val="0"/>
+          <w:i w:val="0"/>
+          <w:color w:val="000000"/>
+          <w:sz w:val="21"/>
+        </w:rPr>
+        <w:t>.</w:t>
+      </w:r>
+    </w:p>
+    <w:p>
+      <w:pPr>
+        <w:pStyle w:val="ListBullet"/>
+        <w:spacing w:after="40"/>
+      </w:pPr>
+      <w:r>
+        <w:rPr>
+          <w:rFonts w:ascii="Calibri" w:hAnsi="Calibri" w:eastAsia="Calibri"/>
+          <w:b w:val="0"/>
+          <w:i w:val="0"/>
+          <w:color w:val="000000"/>
+          <w:sz w:val="21"/>
+        </w:rPr>
+        <w:t>INNER JOIN giữa orders, customers và order_items.</w:t>
+      </w:r>
+    </w:p>
+    <w:p>
+      <w:pPr>
+        <w:pStyle w:val="ListBullet"/>
+        <w:spacing w:after="40"/>
+      </w:pPr>
+      <w:r>
+        <w:rPr>
+          <w:rFonts w:ascii="Calibri" w:hAnsi="Calibri" w:eastAsia="Calibri"/>
+          <w:b w:val="0"/>
+          <w:i w:val="0"/>
+          <w:color w:val="000000"/>
+          <w:sz w:val="21"/>
+        </w:rPr>
+        <w:t>LEFT JOIN để tìm sản phẩm chưa bán.</w:t>
+      </w:r>
+    </w:p>
+    <w:p>
+      <w:pPr>
+        <w:pStyle w:val="ListBullet"/>
+        <w:spacing w:after="40"/>
+      </w:pPr>
+      <w:r>
+        <w:rPr>
+          <w:rFonts w:ascii="Calibri" w:hAnsi="Calibri" w:eastAsia="Calibri"/>
+          <w:b w:val="0"/>
+          <w:i w:val="0"/>
+          <w:color w:val="000000"/>
+          <w:sz w:val="21"/>
+        </w:rPr>
+        <w:t>RIGHT JOIN để giữ toàn bộ đơn hàng.</w:t>
+      </w:r>
+    </w:p>
+    <w:p>
+      <w:pPr>
+        <w:pStyle w:val="ListBullet"/>
+        <w:spacing w:after="40"/>
+      </w:pPr>
+      <w:r>
+        <w:rPr>
+          <w:rFonts w:ascii="Calibri" w:hAnsi="Calibri" w:eastAsia="Calibri"/>
+          <w:b w:val="0"/>
+          <w:i w:val="0"/>
+          <w:color w:val="000000"/>
+          <w:sz w:val="21"/>
+        </w:rPr>
+        <w:t>FULL JOIN để đối chiếu seller và item đã bán.</w:t>
+      </w:r>
+    </w:p>
+    <w:p>
+      <w:pPr>
+        <w:pStyle w:val="ListBullet"/>
+        <w:spacing w:after="40"/>
+      </w:pPr>
+      <w:r>
+        <w:rPr>
+          <w:rFonts w:ascii="Calibri" w:hAnsi="Calibri" w:eastAsia="Calibri"/>
+          <w:b w:val="0"/>
+          <w:i w:val="0"/>
+          <w:color w:val="000000"/>
+          <w:sz w:val="21"/>
+        </w:rPr>
+        <w:t>GROUP BY, HAVING để phân tích doanh thu category.</w:t>
+      </w:r>
+    </w:p>
+    <w:p>
+      <w:pPr>
+        <w:pStyle w:val="ListBullet"/>
+        <w:spacing w:after="40"/>
+      </w:pPr>
+      <w:r>
+        <w:rPr>
+          <w:rFonts w:ascii="Calibri" w:hAnsi="Calibri" w:eastAsia="Calibri"/>
+          <w:b w:val="0"/>
+          <w:i w:val="0"/>
+          <w:color w:val="000000"/>
+          <w:sz w:val="21"/>
+        </w:rPr>
+        <w:t>Subquery và CTE để tìm bang có doanh thu cao hơn trung bình.</w:t>
+      </w:r>
+    </w:p>
+    <w:p>
+      <w:pPr>
+        <w:pStyle w:val="ListBullet"/>
+        <w:spacing w:after="40"/>
+      </w:pPr>
+      <w:r>
+        <w:rPr>
+          <w:rFonts w:ascii="Calibri" w:hAnsi="Calibri" w:eastAsia="Calibri"/>
+          <w:b w:val="0"/>
+          <w:i w:val="0"/>
+          <w:color w:val="000000"/>
+          <w:sz w:val="21"/>
+        </w:rPr>
+        <w:t xml:space="preserve">Window function </w:t>
+      </w:r>
+      <w:r>
+        <w:rPr>
+          <w:rFonts w:ascii="Consolas" w:hAnsi="Consolas" w:eastAsia="Consolas"/>
+          <w:b w:val="0"/>
+          <w:i w:val="0"/>
+          <w:color w:val="1F4D78"/>
+          <w:sz w:val="19"/>
+        </w:rPr>
+        <w:t>RANK()</w:t>
+      </w:r>
+      <w:r>
+        <w:rPr>
+          <w:rFonts w:ascii="Calibri" w:hAnsi="Calibri" w:eastAsia="Calibri"/>
+          <w:b w:val="0"/>
+          <w:i w:val="0"/>
+          <w:color w:val="000000"/>
+          <w:sz w:val="21"/>
+        </w:rPr>
+        <w:t xml:space="preserve"> để tìm top category theo từng năm.</w:t>
+      </w:r>
+    </w:p>
+    <w:p>
+      <w:pPr>
+        <w:pStyle w:val="ListBullet"/>
+        <w:spacing w:after="40"/>
+      </w:pPr>
+      <w:r>
+        <w:rPr>
+          <w:rFonts w:ascii="Consolas" w:hAnsi="Consolas" w:eastAsia="Consolas"/>
+          <w:b w:val="0"/>
+          <w:i w:val="0"/>
+          <w:color w:val="1F4D78"/>
+          <w:sz w:val="19"/>
+        </w:rPr>
+        <w:t>EXPLAIN ANALYZE</w:t>
+      </w:r>
+      <w:r>
+        <w:rPr>
+          <w:rFonts w:ascii="Calibri" w:hAnsi="Calibri" w:eastAsia="Calibri"/>
+          <w:b w:val="0"/>
+          <w:i w:val="0"/>
+          <w:color w:val="000000"/>
+          <w:sz w:val="21"/>
+        </w:rPr>
+        <w:t xml:space="preserve"> để xem execution plan.</w:t>
+      </w:r>
+    </w:p>
+    <w:p>
+      <w:pPr>
+        <w:pStyle w:val="ListBullet"/>
+        <w:spacing w:after="40"/>
+      </w:pPr>
+      <w:r>
+        <w:rPr>
+          <w:rFonts w:ascii="Calibri" w:hAnsi="Calibri" w:eastAsia="Calibri"/>
+          <w:b w:val="0"/>
+          <w:i w:val="0"/>
+          <w:color w:val="000000"/>
+          <w:sz w:val="21"/>
+        </w:rPr>
+        <w:t>Stored procedure làm mới bảng metric theo trạng thái đơn hàng.</w:t>
+      </w:r>
+    </w:p>
+    <w:p>
+      <w:pPr>
+        <w:pStyle w:val="ListBullet"/>
+        <w:spacing w:after="40"/>
+      </w:pPr>
+      <w:r>
+        <w:rPr>
+          <w:rFonts w:ascii="Calibri" w:hAnsi="Calibri" w:eastAsia="Calibri"/>
+          <w:b w:val="0"/>
+          <w:i w:val="0"/>
+          <w:color w:val="000000"/>
+          <w:sz w:val="21"/>
+        </w:rPr>
+        <w:t>Trigger ghi audit khi trạng thái trên bảng lab thay đổi.</w:t>
+      </w:r>
+    </w:p>
+    <w:p>
+      <w:r>
+        <w:rPr>
+          <w:rFonts w:ascii="Calibri" w:hAnsi="Calibri" w:eastAsia="Calibri"/>
+          <w:b w:val="0"/>
+          <w:i w:val="0"/>
+          <w:color w:val="000000"/>
+          <w:sz w:val="21"/>
+        </w:rPr>
+        <w:t>Ví dụ truy vấn doanh thu theo bang:</w:t>
+      </w:r>
+    </w:p>
+    <w:p>
+      <w:pPr>
+        <w:keepLines/>
+        <w:spacing w:before="60" w:after="140"/>
+        <w:ind w:left="173" w:right="173"/>
+        <w:shd w:fill="F2F4F7"/>
+      </w:pPr>
+      <w:r>
+        <w:rPr>
+          <w:rFonts w:ascii="Consolas" w:hAnsi="Consolas" w:eastAsia="Consolas"/>
+          <w:b w:val="0"/>
+          <w:i w:val="0"/>
+          <w:color w:val="19375A"/>
+          <w:sz w:val="17"/>
+        </w:rPr>
+        <w:t>SELECT</w:t>
+        <w:br/>
+        <w:t xml:space="preserve">    c.customer_state,</w:t>
+        <w:br/>
+        <w:t xml:space="preserve">    ROUND(SUM(oi.price + oi.freight_value), 2) AS gross_revenue</w:t>
+        <w:br/>
+        <w:t>FROM olist_practice.orders AS o</w:t>
+        <w:br/>
+        <w:t>JOIN olist_practice.customers AS c</w:t>
+        <w:br/>
+        <w:t xml:space="preserve">    ON c.customer_id = o.customer_id</w:t>
+        <w:br/>
+        <w:t>JOIN olist_practice.order_items AS oi</w:t>
+        <w:br/>
+        <w:t xml:space="preserve">    ON oi.order_id = o.order_id</w:t>
+        <w:br/>
+        <w:t>GROUP BY c.customer_state</w:t>
+        <w:br/>
+        <w:t>ORDER BY gross_revenue DESC;</w:t>
+      </w:r>
+    </w:p>
+    <w:p>
+      <w:pPr>
+        <w:pStyle w:val="Heading1"/>
+      </w:pPr>
+      <w:r>
+        <w:t>6. Index và tối ưu truy vấn</w:t>
+      </w:r>
+    </w:p>
+    <w:p>
+      <w:r>
+        <w:rPr>
+          <w:rFonts w:ascii="Calibri" w:hAnsi="Calibri" w:eastAsia="Calibri"/>
+          <w:b w:val="0"/>
+          <w:i w:val="0"/>
+          <w:color w:val="000000"/>
+          <w:sz w:val="21"/>
+        </w:rPr>
+        <w:t>Các index quan trọng đã tạo:</w:t>
+      </w:r>
+    </w:p>
+    <w:p>
+      <w:pPr>
+        <w:pStyle w:val="ListBullet"/>
+        <w:spacing w:after="40"/>
+      </w:pPr>
+      <w:r>
+        <w:rPr>
+          <w:rFonts w:ascii="Consolas" w:hAnsi="Consolas" w:eastAsia="Consolas"/>
+          <w:b w:val="0"/>
+          <w:i w:val="0"/>
+          <w:color w:val="1F4D78"/>
+          <w:sz w:val="19"/>
+        </w:rPr>
+        <w:t>orders(customer_id)</w:t>
+      </w:r>
+    </w:p>
+    <w:p>
+      <w:pPr>
+        <w:pStyle w:val="ListBullet"/>
+        <w:spacing w:after="40"/>
+      </w:pPr>
+      <w:r>
+        <w:rPr>
+          <w:rFonts w:ascii="Consolas" w:hAnsi="Consolas" w:eastAsia="Consolas"/>
+          <w:b w:val="0"/>
+          <w:i w:val="0"/>
+          <w:color w:val="1F4D78"/>
+          <w:sz w:val="19"/>
+        </w:rPr>
+        <w:t>orders(order_purchase_timestamp)</w:t>
+      </w:r>
+    </w:p>
+    <w:p>
+      <w:pPr>
+        <w:pStyle w:val="ListBullet"/>
+        <w:spacing w:after="40"/>
+      </w:pPr>
+      <w:r>
+        <w:rPr>
+          <w:rFonts w:ascii="Consolas" w:hAnsi="Consolas" w:eastAsia="Consolas"/>
+          <w:b w:val="0"/>
+          <w:i w:val="0"/>
+          <w:color w:val="1F4D78"/>
+          <w:sz w:val="19"/>
+        </w:rPr>
+        <w:t>order_items(product_id)</w:t>
+      </w:r>
+    </w:p>
+    <w:p>
+      <w:pPr>
+        <w:pStyle w:val="ListBullet"/>
+        <w:spacing w:after="40"/>
+      </w:pPr>
+      <w:r>
+        <w:rPr>
+          <w:rFonts w:ascii="Consolas" w:hAnsi="Consolas" w:eastAsia="Consolas"/>
+          <w:b w:val="0"/>
+          <w:i w:val="0"/>
+          <w:color w:val="1F4D78"/>
+          <w:sz w:val="19"/>
+        </w:rPr>
+        <w:t>order_items(seller_id)</w:t>
+      </w:r>
+    </w:p>
+    <w:p>
+      <w:pPr>
+        <w:pStyle w:val="ListBullet"/>
+        <w:spacing w:after="40"/>
+      </w:pPr>
+      <w:r>
+        <w:rPr>
+          <w:rFonts w:ascii="Consolas" w:hAnsi="Consolas" w:eastAsia="Consolas"/>
+          <w:b w:val="0"/>
+          <w:i w:val="0"/>
+          <w:color w:val="1F4D78"/>
+          <w:sz w:val="19"/>
+        </w:rPr>
+        <w:t>order_payments(order_id)</w:t>
+      </w:r>
+    </w:p>
+    <w:p>
+      <w:pPr>
+        <w:pStyle w:val="ListBullet"/>
+        <w:spacing w:after="40"/>
+      </w:pPr>
+      <w:r>
+        <w:rPr>
+          <w:rFonts w:ascii="Consolas" w:hAnsi="Consolas" w:eastAsia="Consolas"/>
+          <w:b w:val="0"/>
+          <w:i w:val="0"/>
+          <w:color w:val="1F4D78"/>
+          <w:sz w:val="19"/>
+        </w:rPr>
+        <w:t>order_reviews(order_id)</w:t>
+      </w:r>
+    </w:p>
+    <w:p>
+      <w:pPr>
+        <w:pStyle w:val="ListBullet"/>
+        <w:spacing w:after="40"/>
+      </w:pPr>
+      <w:r>
+        <w:rPr>
+          <w:rFonts w:ascii="Consolas" w:hAnsi="Consolas" w:eastAsia="Consolas"/>
+          <w:b w:val="0"/>
+          <w:i w:val="0"/>
+          <w:color w:val="1F4D78"/>
+          <w:sz w:val="19"/>
+        </w:rPr>
+        <w:t>products(product_category_name)</w:t>
+      </w:r>
+    </w:p>
+    <w:p>
+      <w:pPr>
+        <w:pStyle w:val="ListBullet"/>
+        <w:spacing w:after="40"/>
+      </w:pPr>
+      <w:r>
+        <w:rPr>
+          <w:rFonts w:ascii="Consolas" w:hAnsi="Consolas" w:eastAsia="Consolas"/>
+          <w:b w:val="0"/>
+          <w:i w:val="0"/>
+          <w:color w:val="1F4D78"/>
+          <w:sz w:val="19"/>
+        </w:rPr>
+        <w:t>geolocation(geolocation_zip_code_prefix)</w:t>
+      </w:r>
+    </w:p>
+    <w:p>
+      <w:r>
+        <w:rPr>
+          <w:rFonts w:ascii="Calibri" w:hAnsi="Calibri" w:eastAsia="Calibri"/>
+          <w:b w:val="0"/>
+          <w:i w:val="0"/>
+          <w:color w:val="000000"/>
+          <w:sz w:val="21"/>
+        </w:rPr>
+        <w:t xml:space="preserve">Index giúp các truy vấn lọc theo thời gian, join theo khóa ngoại và phân tích theo product/seller chạy ổn định hơn. Với PostgreSQL, cần dùng </w:t>
+      </w:r>
+      <w:r>
+        <w:rPr>
+          <w:rFonts w:ascii="Consolas" w:hAnsi="Consolas" w:eastAsia="Consolas"/>
+          <w:b w:val="0"/>
+          <w:i w:val="0"/>
+          <w:color w:val="1F4D78"/>
+          <w:sz w:val="19"/>
+        </w:rPr>
+        <w:t>EXPLAIN ANALYZE</w:t>
+      </w:r>
+      <w:r>
+        <w:rPr>
+          <w:rFonts w:ascii="Calibri" w:hAnsi="Calibri" w:eastAsia="Calibri"/>
+          <w:b w:val="0"/>
+          <w:i w:val="0"/>
+          <w:color w:val="000000"/>
+          <w:sz w:val="21"/>
+        </w:rPr>
+        <w:t xml:space="preserve"> để kiểm tra thực tế query planner có dùng index hay không.</w:t>
       </w:r>
     </w:p>
     <w:p>
@@ -621,57 +2188,49 @@
         <w:pStyle w:val="Heading1"/>
       </w:pPr>
       <w:r>
-        <w:t>1. Tóm tắt dự án</w:t>
+        <w:t>7. PostgreSQL và MySQL trong phạm vi tuần 1</w:t>
       </w:r>
     </w:p>
     <w:p>
-      <w:pPr>
-        <w:spacing w:after="120" w:line="264" w:lineRule="auto"/>
-      </w:pPr>
       <w:r>
         <w:rPr>
-          <w:rFonts w:ascii="Calibri" w:hAnsi="Calibri" w:eastAsia="Calibri" w:cs="Calibri"/>
+          <w:rFonts w:ascii="Calibri" w:hAnsi="Calibri" w:eastAsia="Calibri"/>
+          <w:b w:val="0"/>
           <w:i w:val="0"/>
+          <w:color w:val="000000"/>
+          <w:sz w:val="21"/>
         </w:rPr>
-        <w:t>Tuần 1 tập trung vào việc chuyển dữ liệu Olist từ các file CSV sang PostgreSQL để có một nguồn dữ liệu thật phục vụ các tuần sau. Kết quả quan trọng nhất không chỉ là nạp được dữ liệu, mà là hình thành quy trình kiểm tra kiểu dữ liệu, xử lý giá trị rỗng, tạo khóa, tạo index và kiểm chứng truy vấn phân tích trên schema đã nạp.</w:t>
+        <w:t>Hai hệ quản trị được dùng với mục đích rõ ràng:</w:t>
       </w:r>
     </w:p>
     <w:tbl>
       <w:tblPr>
         <w:tblStyle w:val="TableGrid"/>
         <w:tblW w:type="auto" w:w="0"/>
-        <w:jc w:val="left"/>
+        <w:jc w:val="center"/>
         <w:tblLayout w:type="fixed"/>
         <w:tblLook w:firstColumn="1" w:firstRow="1" w:lastColumn="0" w:lastRow="0" w:noHBand="0" w:noVBand="1" w:val="04A0"/>
-        <w:tblBorders>
-          <w:top w:val="single" w:sz="4" w:space="0" w:color="D7DBE2"/>
-          <w:left w:val="single" w:sz="4" w:space="0" w:color="D7DBE2"/>
-          <w:bottom w:val="single" w:sz="4" w:space="0" w:color="D7DBE2"/>
-          <w:right w:val="single" w:sz="4" w:space="0" w:color="D7DBE2"/>
-          <w:insideH w:val="single" w:sz="4" w:space="0" w:color="D7DBE2"/>
-          <w:insideV w:val="single" w:sz="4" w:space="0" w:color="D7DBE2"/>
-        </w:tblBorders>
       </w:tblPr>
       <w:tblGrid>
-        <w:gridCol w:w="3120"/>
-        <w:gridCol w:w="3120"/>
-        <w:gridCol w:w="3120"/>
+        <w:gridCol w:w="3216"/>
+        <w:gridCol w:w="3216"/>
+        <w:gridCol w:w="3216"/>
       </w:tblGrid>
       <w:tr>
         <w:trPr>
-          <w:tblHeader w:val="true"/>
+          <w:tblHeader/>
         </w:trPr>
         <w:tc>
           <w:tcPr>
-            <w:tcW w:type="dxa" w:w="2232"/>
-            <w:shd w:fill="F2F4F7"/>
+            <w:tcW w:type="dxa" w:w="2412"/>
+            <w:vAlign w:val="center"/>
             <w:tcMar>
               <w:top w:w="80" w:type="dxa"/>
-              <w:start w:w="120" w:type="dxa"/>
+              <w:start w:w="110" w:type="dxa"/>
               <w:bottom w:w="80" w:type="dxa"/>
-              <w:end w:w="120" w:type="dxa"/>
+              <w:end w:w="110" w:type="dxa"/>
             </w:tcMar>
-            <w:vAlign w:val="center"/>
+            <w:shd w:fill="2E74B5"/>
           </w:tcPr>
           <w:p>
             <w:pPr>
@@ -679,26 +2238,27 @@
             </w:pPr>
             <w:r>
               <w:rPr>
-                <w:rFonts w:ascii="Calibri" w:hAnsi="Calibri" w:eastAsia="Calibri" w:cs="Calibri"/>
+                <w:rFonts w:ascii="Calibri" w:hAnsi="Calibri" w:eastAsia="Calibri"/>
                 <w:b/>
-                <w:color w:val="0B2545"/>
+                <w:i w:val="0"/>
+                <w:color w:val="FFFFFF"/>
                 <w:sz w:val="21"/>
               </w:rPr>
-              <w:t>Hạng mục</w:t>
+              <w:t>Nội dung</w:t>
             </w:r>
           </w:p>
         </w:tc>
         <w:tc>
           <w:tcPr>
-            <w:tcW w:type="dxa" w:w="3671"/>
-            <w:shd w:fill="F2F4F7"/>
+            <w:tcW w:type="dxa" w:w="3618"/>
+            <w:vAlign w:val="center"/>
             <w:tcMar>
               <w:top w:w="80" w:type="dxa"/>
-              <w:start w:w="120" w:type="dxa"/>
+              <w:start w:w="110" w:type="dxa"/>
               <w:bottom w:w="80" w:type="dxa"/>
-              <w:end w:w="120" w:type="dxa"/>
+              <w:end w:w="110" w:type="dxa"/>
             </w:tcMar>
-            <w:vAlign w:val="center"/>
+            <w:shd w:fill="2E74B5"/>
           </w:tcPr>
           <w:p>
             <w:pPr>
@@ -706,26 +2266,27 @@
             </w:pPr>
             <w:r>
               <w:rPr>
-                <w:rFonts w:ascii="Calibri" w:hAnsi="Calibri" w:eastAsia="Calibri" w:cs="Calibri"/>
+                <w:rFonts w:ascii="Calibri" w:hAnsi="Calibri" w:eastAsia="Calibri"/>
                 <w:b/>
-                <w:color w:val="0B2545"/>
+                <w:i w:val="0"/>
+                <w:color w:val="FFFFFF"/>
                 <w:sz w:val="21"/>
               </w:rPr>
-              <w:t>Kết quả nổi bật</w:t>
+              <w:t>PostgreSQL 16</w:t>
             </w:r>
           </w:p>
         </w:tc>
         <w:tc>
           <w:tcPr>
-            <w:tcW w:type="dxa" w:w="3456"/>
-            <w:shd w:fill="F2F4F7"/>
+            <w:tcW w:type="dxa" w:w="3618"/>
+            <w:vAlign w:val="center"/>
             <w:tcMar>
               <w:top w:w="80" w:type="dxa"/>
-              <w:start w:w="120" w:type="dxa"/>
+              <w:start w:w="110" w:type="dxa"/>
               <w:bottom w:w="80" w:type="dxa"/>
-              <w:end w:w="120" w:type="dxa"/>
+              <w:end w:w="110" w:type="dxa"/>
             </w:tcMar>
-            <w:vAlign w:val="center"/>
+            <w:shd w:fill="2E74B5"/>
           </w:tcPr>
           <w:p>
             <w:pPr>
@@ -733,12 +2294,13 @@
             </w:pPr>
             <w:r>
               <w:rPr>
-                <w:rFonts w:ascii="Calibri" w:hAnsi="Calibri" w:eastAsia="Calibri" w:cs="Calibri"/>
+                <w:rFonts w:ascii="Calibri" w:hAnsi="Calibri" w:eastAsia="Calibri"/>
                 <w:b/>
-                <w:color w:val="0B2545"/>
+                <w:i w:val="0"/>
+                <w:color w:val="FFFFFF"/>
                 <w:sz w:val="21"/>
               </w:rPr>
-              <w:t>Tác động đến dự án</w:t>
+              <w:t>MySQL 8.0</w:t>
             </w:r>
           </w:p>
         </w:tc>
@@ -746,423 +2308,14 @@
       <w:tr>
         <w:tc>
           <w:tcPr>
-            <w:tcW w:type="dxa" w:w="2232"/>
+            <w:tcW w:type="dxa" w:w="2412"/>
+            <w:vAlign w:val="center"/>
             <w:tcMar>
               <w:top w:w="80" w:type="dxa"/>
-              <w:start w:w="120" w:type="dxa"/>
+              <w:start w:w="110" w:type="dxa"/>
               <w:bottom w:w="80" w:type="dxa"/>
-              <w:end w:w="120" w:type="dxa"/>
+              <w:end w:w="110" w:type="dxa"/>
             </w:tcMar>
-            <w:vAlign w:val="center"/>
-          </w:tcPr>
-          <w:p>
-            <w:pPr>
-              <w:spacing w:after="0" w:line="264" w:lineRule="auto"/>
-            </w:pPr>
-            <w:r>
-              <w:rPr>
-                <w:rFonts w:ascii="Calibri" w:hAnsi="Calibri" w:eastAsia="Calibri" w:cs="Calibri"/>
-                <w:sz w:val="20"/>
-              </w:rPr>
-              <w:t>Ingestion</w:t>
-            </w:r>
-          </w:p>
-        </w:tc>
-        <w:tc>
-          <w:tcPr>
-            <w:tcW w:type="dxa" w:w="3671"/>
-            <w:tcMar>
-              <w:top w:w="80" w:type="dxa"/>
-              <w:start w:w="120" w:type="dxa"/>
-              <w:bottom w:w="80" w:type="dxa"/>
-              <w:end w:w="120" w:type="dxa"/>
-            </w:tcMar>
-            <w:vAlign w:val="center"/>
-          </w:tcPr>
-          <w:p>
-            <w:pPr>
-              <w:spacing w:after="0" w:line="264" w:lineRule="auto"/>
-            </w:pPr>
-            <w:r>
-              <w:rPr>
-                <w:rFonts w:ascii="Calibri" w:hAnsi="Calibri" w:eastAsia="Calibri" w:cs="Calibri"/>
-                <w:sz w:val="20"/>
-              </w:rPr>
-              <w:t>Nạp 9 bảng Olist vào schema olist_practice</w:t>
-            </w:r>
-          </w:p>
-        </w:tc>
-        <w:tc>
-          <w:tcPr>
-            <w:tcW w:type="dxa" w:w="3456"/>
-            <w:tcMar>
-              <w:top w:w="80" w:type="dxa"/>
-              <w:start w:w="120" w:type="dxa"/>
-              <w:bottom w:w="80" w:type="dxa"/>
-              <w:end w:w="120" w:type="dxa"/>
-            </w:tcMar>
-            <w:vAlign w:val="center"/>
-          </w:tcPr>
-          <w:p>
-            <w:pPr>
-              <w:spacing w:after="0" w:line="264" w:lineRule="auto"/>
-            </w:pPr>
-            <w:r>
-              <w:rPr>
-                <w:rFonts w:ascii="Calibri" w:hAnsi="Calibri" w:eastAsia="Calibri" w:cs="Calibri"/>
-                <w:sz w:val="20"/>
-              </w:rPr>
-              <w:t>Tạo dữ liệu nguồn ổn định cho OLTP, OLAP và pipeline các tuần sau</w:t>
-            </w:r>
-          </w:p>
-        </w:tc>
-      </w:tr>
-      <w:tr>
-        <w:tc>
-          <w:tcPr>
-            <w:tcW w:type="dxa" w:w="2232"/>
-            <w:tcMar>
-              <w:top w:w="80" w:type="dxa"/>
-              <w:start w:w="120" w:type="dxa"/>
-              <w:bottom w:w="80" w:type="dxa"/>
-              <w:end w:w="120" w:type="dxa"/>
-            </w:tcMar>
-            <w:vAlign w:val="center"/>
-          </w:tcPr>
-          <w:p>
-            <w:pPr>
-              <w:spacing w:after="0" w:line="264" w:lineRule="auto"/>
-            </w:pPr>
-            <w:r>
-              <w:rPr>
-                <w:rFonts w:ascii="Calibri" w:hAnsi="Calibri" w:eastAsia="Calibri" w:cs="Calibri"/>
-                <w:sz w:val="20"/>
-              </w:rPr>
-              <w:t>SQL</w:t>
-            </w:r>
-          </w:p>
-        </w:tc>
-        <w:tc>
-          <w:tcPr>
-            <w:tcW w:type="dxa" w:w="3671"/>
-            <w:tcMar>
-              <w:top w:w="80" w:type="dxa"/>
-              <w:start w:w="120" w:type="dxa"/>
-              <w:bottom w:w="80" w:type="dxa"/>
-              <w:end w:w="120" w:type="dxa"/>
-            </w:tcMar>
-            <w:vAlign w:val="center"/>
-          </w:tcPr>
-          <w:p>
-            <w:pPr>
-              <w:spacing w:after="0" w:line="264" w:lineRule="auto"/>
-            </w:pPr>
-            <w:r>
-              <w:rPr>
-                <w:rFonts w:ascii="Calibri" w:hAnsi="Calibri" w:eastAsia="Calibri" w:cs="Calibri"/>
-                <w:sz w:val="20"/>
-              </w:rPr>
-              <w:t>Triển khai SELECT, JOIN, GROUP BY, HAVING, CTE, subquery và window function</w:t>
-            </w:r>
-          </w:p>
-        </w:tc>
-        <w:tc>
-          <w:tcPr>
-            <w:tcW w:type="dxa" w:w="3456"/>
-            <w:tcMar>
-              <w:top w:w="80" w:type="dxa"/>
-              <w:start w:w="120" w:type="dxa"/>
-              <w:bottom w:w="80" w:type="dxa"/>
-              <w:end w:w="120" w:type="dxa"/>
-            </w:tcMar>
-            <w:vAlign w:val="center"/>
-          </w:tcPr>
-          <w:p>
-            <w:pPr>
-              <w:spacing w:after="0" w:line="264" w:lineRule="auto"/>
-            </w:pPr>
-            <w:r>
-              <w:rPr>
-                <w:rFonts w:ascii="Calibri" w:hAnsi="Calibri" w:eastAsia="Calibri" w:cs="Calibri"/>
-                <w:sz w:val="20"/>
-              </w:rPr>
-              <w:t>Thiết lập lớp phân tích và kiểm tra dữ liệu bằng truy vấn</w:t>
-            </w:r>
-          </w:p>
-        </w:tc>
-      </w:tr>
-      <w:tr>
-        <w:tc>
-          <w:tcPr>
-            <w:tcW w:type="dxa" w:w="2232"/>
-            <w:tcMar>
-              <w:top w:w="80" w:type="dxa"/>
-              <w:start w:w="120" w:type="dxa"/>
-              <w:bottom w:w="80" w:type="dxa"/>
-              <w:end w:w="120" w:type="dxa"/>
-            </w:tcMar>
-            <w:vAlign w:val="center"/>
-          </w:tcPr>
-          <w:p>
-            <w:pPr>
-              <w:spacing w:after="0" w:line="264" w:lineRule="auto"/>
-            </w:pPr>
-            <w:r>
-              <w:rPr>
-                <w:rFonts w:ascii="Calibri" w:hAnsi="Calibri" w:eastAsia="Calibri" w:cs="Calibri"/>
-                <w:sz w:val="20"/>
-              </w:rPr>
-              <w:t>Công cụ</w:t>
-            </w:r>
-          </w:p>
-        </w:tc>
-        <w:tc>
-          <w:tcPr>
-            <w:tcW w:type="dxa" w:w="3671"/>
-            <w:tcMar>
-              <w:top w:w="80" w:type="dxa"/>
-              <w:start w:w="120" w:type="dxa"/>
-              <w:bottom w:w="80" w:type="dxa"/>
-              <w:end w:w="120" w:type="dxa"/>
-            </w:tcMar>
-            <w:vAlign w:val="center"/>
-          </w:tcPr>
-          <w:p>
-            <w:pPr>
-              <w:spacing w:after="0" w:line="264" w:lineRule="auto"/>
-            </w:pPr>
-            <w:r>
-              <w:rPr>
-                <w:rFonts w:ascii="Calibri" w:hAnsi="Calibri" w:eastAsia="Calibri" w:cs="Calibri"/>
-                <w:sz w:val="20"/>
-              </w:rPr>
-              <w:t>Dùng Docker, PostgreSQL, DBeaver, Linux shell và Java</w:t>
-            </w:r>
-          </w:p>
-        </w:tc>
-        <w:tc>
-          <w:tcPr>
-            <w:tcW w:type="dxa" w:w="3456"/>
-            <w:tcMar>
-              <w:top w:w="80" w:type="dxa"/>
-              <w:start w:w="120" w:type="dxa"/>
-              <w:bottom w:w="80" w:type="dxa"/>
-              <w:end w:w="120" w:type="dxa"/>
-            </w:tcMar>
-            <w:vAlign w:val="center"/>
-          </w:tcPr>
-          <w:p>
-            <w:pPr>
-              <w:spacing w:after="0" w:line="264" w:lineRule="auto"/>
-            </w:pPr>
-            <w:r>
-              <w:rPr>
-                <w:rFonts w:ascii="Calibri" w:hAnsi="Calibri" w:eastAsia="Calibri" w:cs="Calibri"/>
-                <w:sz w:val="20"/>
-              </w:rPr>
-              <w:t>Xác minh khả năng vận hành môi trường Data Engineering đa công nghệ</w:t>
-            </w:r>
-          </w:p>
-        </w:tc>
-      </w:tr>
-    </w:tbl>
-    <w:p>
-      <w:pPr>
-        <w:spacing w:after="80"/>
-      </w:pPr>
-    </w:p>
-    <w:p>
-      <w:pPr>
-        <w:pStyle w:val="Heading1"/>
-      </w:pPr>
-      <w:r>
-        <w:t>2. Mục tiêu và phạm vi</w:t>
-      </w:r>
-    </w:p>
-    <w:p>
-      <w:pPr>
-        <w:spacing w:after="120" w:line="264" w:lineRule="auto"/>
-      </w:pPr>
-      <w:r>
-        <w:rPr>
-          <w:rFonts w:ascii="Calibri" w:hAnsi="Calibri" w:eastAsia="Calibri" w:cs="Calibri"/>
-          <w:i w:val="0"/>
-        </w:rPr>
-        <w:t>Phạm vi tuần 1 là xây nền tảng kỹ thuật và dữ liệu, chưa đi sâu vào mô hình hóa nâng cao hoặc orchestration.</w:t>
-      </w:r>
-    </w:p>
-    <w:p>
-      <w:pPr>
-        <w:pStyle w:val="ListBullet"/>
-        <w:spacing w:after="80"/>
-        <w:ind w:left="720" w:hanging="360"/>
-      </w:pPr>
-      <w:r>
-        <w:rPr>
-          <w:rFonts w:ascii="Calibri" w:hAnsi="Calibri" w:eastAsia="Calibri" w:cs="Calibri"/>
-        </w:rPr>
-        <w:t>Đọc và làm sạch dữ liệu CSV bằng Python/pandas.</w:t>
-      </w:r>
-    </w:p>
-    <w:p>
-      <w:pPr>
-        <w:pStyle w:val="ListBullet"/>
-        <w:spacing w:after="80"/>
-        <w:ind w:left="720" w:hanging="360"/>
-      </w:pPr>
-      <w:r>
-        <w:rPr>
-          <w:rFonts w:ascii="Calibri" w:hAnsi="Calibri" w:eastAsia="Calibri" w:cs="Calibri"/>
-        </w:rPr>
-        <w:t>Ghi dữ liệu vào PostgreSQL và thiết lập schema phục vụ truy vấn.</w:t>
-      </w:r>
-    </w:p>
-    <w:p>
-      <w:pPr>
-        <w:pStyle w:val="ListBullet"/>
-        <w:spacing w:after="80"/>
-        <w:ind w:left="720" w:hanging="360"/>
-      </w:pPr>
-      <w:r>
-        <w:rPr>
-          <w:rFonts w:ascii="Calibri" w:hAnsi="Calibri" w:eastAsia="Calibri" w:cs="Calibri"/>
-        </w:rPr>
-        <w:t>Tạo primary key, foreign key và index ở mức nền tảng.</w:t>
-      </w:r>
-    </w:p>
-    <w:p>
-      <w:pPr>
-        <w:pStyle w:val="ListBullet"/>
-        <w:spacing w:after="80"/>
-        <w:ind w:left="720" w:hanging="360"/>
-      </w:pPr>
-      <w:r>
-        <w:rPr>
-          <w:rFonts w:ascii="Calibri" w:hAnsi="Calibri" w:eastAsia="Calibri" w:cs="Calibri"/>
-        </w:rPr>
-        <w:t>Xây dựng bộ truy vấn SQL phân tích dữ liệu thương mại điện tử.</w:t>
-      </w:r>
-    </w:p>
-    <w:p>
-      <w:pPr>
-        <w:pStyle w:val="ListBullet"/>
-        <w:spacing w:after="80"/>
-        <w:ind w:left="720" w:hanging="360"/>
-      </w:pPr>
-      <w:r>
-        <w:rPr>
-          <w:rFonts w:ascii="Calibri" w:hAnsi="Calibri" w:eastAsia="Calibri" w:cs="Calibri"/>
-        </w:rPr>
-        <w:t>Xử lý CSV bằng Java, collections, exception handling và thao tác Linux trong container.</w:t>
-      </w:r>
-    </w:p>
-    <w:p>
-      <w:pPr>
-        <w:spacing w:after="120" w:line="264" w:lineRule="auto"/>
-      </w:pPr>
-      <w:r>
-        <w:rPr>
-          <w:rFonts w:ascii="Calibri" w:hAnsi="Calibri" w:eastAsia="Calibri" w:cs="Calibri"/>
-          <w:i w:val="0"/>
-        </w:rPr>
-        <w:t>Phần ngoài phạm vi được ghi rõ để phân biệt giới hạn của môi trường local với yêu cầu triển khai production thực tế.</w:t>
-      </w:r>
-    </w:p>
-    <w:p>
-      <w:pPr>
-        <w:pStyle w:val="ListBullet"/>
-        <w:spacing w:after="80"/>
-        <w:ind w:left="720" w:hanging="360"/>
-      </w:pPr>
-      <w:r>
-        <w:rPr>
-          <w:rFonts w:ascii="Calibri" w:hAnsi="Calibri" w:eastAsia="Calibri" w:cs="Calibri"/>
-        </w:rPr>
-        <w:t>Chưa thiết kế OLTP chuẩn hóa sâu; phần này được xử lý ở tuần 2.</w:t>
-      </w:r>
-    </w:p>
-    <w:p>
-      <w:pPr>
-        <w:pStyle w:val="ListBullet"/>
-        <w:spacing w:after="80"/>
-        <w:ind w:left="720" w:hanging="360"/>
-      </w:pPr>
-      <w:r>
-        <w:rPr>
-          <w:rFonts w:ascii="Calibri" w:hAnsi="Calibri" w:eastAsia="Calibri" w:cs="Calibri"/>
-        </w:rPr>
-        <w:t>Chưa có orchestration bằng Airflow hoặc xử lý phân tán bằng Spark.</w:t>
-      </w:r>
-    </w:p>
-    <w:p>
-      <w:pPr>
-        <w:pStyle w:val="ListBullet"/>
-        <w:spacing w:after="80"/>
-        <w:ind w:left="720" w:hanging="360"/>
-      </w:pPr>
-      <w:r>
-        <w:rPr>
-          <w:rFonts w:ascii="Calibri" w:hAnsi="Calibri" w:eastAsia="Calibri" w:cs="Calibri"/>
-        </w:rPr>
-        <w:t>Chưa xây dashboard hoặc monitoring.</w:t>
-      </w:r>
-    </w:p>
-    <w:p>
-      <w:pPr>
-        <w:pStyle w:val="Heading1"/>
-      </w:pPr>
-      <w:r>
-        <w:t>3. Thiết kế kỹ thuật và quy trình thực hiện</w:t>
-      </w:r>
-    </w:p>
-    <w:p>
-      <w:pPr>
-        <w:spacing w:after="120" w:line="264" w:lineRule="auto"/>
-      </w:pPr>
-      <w:r>
-        <w:rPr>
-          <w:rFonts w:ascii="Calibri" w:hAnsi="Calibri" w:eastAsia="Calibri" w:cs="Calibri"/>
-          <w:i w:val="0"/>
-        </w:rPr>
-        <w:t>Luồng kỹ thuật của tuần 1 là: CSV Olist trong data/olist -&gt; script Python làm sạch -&gt; PostgreSQL schema olist_practice -&gt; SQL/DBeaver để kiểm tra và phân tích. Kiến trúc này đủ để xác minh toàn bộ luồng xử lý dữ liệu nguồn và tạo nền tảng cho các hạng mục tiếp theo.</w:t>
-      </w:r>
-    </w:p>
-    <w:tbl>
-      <w:tblPr>
-        <w:tblStyle w:val="TableGrid"/>
-        <w:tblW w:type="auto" w:w="0"/>
-        <w:jc w:val="left"/>
-        <w:tblLayout w:type="fixed"/>
-        <w:tblLook w:firstColumn="1" w:firstRow="1" w:lastColumn="0" w:lastRow="0" w:noHBand="0" w:noVBand="1" w:val="04A0"/>
-        <w:tblBorders>
-          <w:top w:val="single" w:sz="4" w:space="0" w:color="D7DBE2"/>
-          <w:left w:val="single" w:sz="4" w:space="0" w:color="D7DBE2"/>
-          <w:bottom w:val="single" w:sz="4" w:space="0" w:color="D7DBE2"/>
-          <w:right w:val="single" w:sz="4" w:space="0" w:color="D7DBE2"/>
-          <w:insideH w:val="single" w:sz="4" w:space="0" w:color="D7DBE2"/>
-          <w:insideV w:val="single" w:sz="4" w:space="0" w:color="D7DBE2"/>
-        </w:tblBorders>
-      </w:tblPr>
-      <w:tblGrid>
-        <w:gridCol w:w="3120"/>
-        <w:gridCol w:w="3120"/>
-        <w:gridCol w:w="3120"/>
-      </w:tblGrid>
-      <w:tr>
-        <w:trPr>
-          <w:tblHeader w:val="true"/>
-        </w:trPr>
-        <w:tc>
-          <w:tcPr>
-            <w:tcW w:type="dxa" w:w="2376"/>
-            <w:shd w:fill="F2F4F7"/>
-            <w:tcMar>
-              <w:top w:w="80" w:type="dxa"/>
-              <w:start w:w="120" w:type="dxa"/>
-              <w:bottom w:w="80" w:type="dxa"/>
-              <w:end w:w="120" w:type="dxa"/>
-            </w:tcMar>
-            <w:vAlign w:val="center"/>
           </w:tcPr>
           <w:p>
             <w:pPr>
@@ -1170,36 +2323,10 @@
             </w:pPr>
             <w:r>
               <w:rPr>
-                <w:rFonts w:ascii="Calibri" w:hAnsi="Calibri" w:eastAsia="Calibri" w:cs="Calibri"/>
-                <w:b/>
-                <w:color w:val="0B2545"/>
-                <w:sz w:val="21"/>
-              </w:rPr>
-              <w:t>Thành phần</w:t>
-            </w:r>
-          </w:p>
-        </w:tc>
-        <w:tc>
-          <w:tcPr>
-            <w:tcW w:type="dxa" w:w="3528"/>
-            <w:shd w:fill="F2F4F7"/>
-            <w:tcMar>
-              <w:top w:w="80" w:type="dxa"/>
-              <w:start w:w="120" w:type="dxa"/>
-              <w:bottom w:w="80" w:type="dxa"/>
-              <w:end w:w="120" w:type="dxa"/>
-            </w:tcMar>
-            <w:vAlign w:val="center"/>
-          </w:tcPr>
-          <w:p>
-            <w:pPr>
-              <w:spacing w:after="0"/>
-            </w:pPr>
-            <w:r>
-              <w:rPr>
-                <w:rFonts w:ascii="Calibri" w:hAnsi="Calibri" w:eastAsia="Calibri" w:cs="Calibri"/>
-                <w:b/>
-                <w:color w:val="0B2545"/>
+                <w:rFonts w:ascii="Calibri" w:hAnsi="Calibri" w:eastAsia="Calibri"/>
+                <w:b w:val="0"/>
+                <w:i w:val="0"/>
+                <w:color w:val="000000"/>
                 <w:sz w:val="21"/>
               </w:rPr>
               <w:t>Vai trò</w:t>
@@ -1208,15 +2335,14 @@
         </w:tc>
         <w:tc>
           <w:tcPr>
-            <w:tcW w:type="dxa" w:w="3456"/>
-            <w:shd w:fill="F2F4F7"/>
+            <w:tcW w:type="dxa" w:w="3618"/>
+            <w:vAlign w:val="center"/>
             <w:tcMar>
               <w:top w:w="80" w:type="dxa"/>
-              <w:start w:w="120" w:type="dxa"/>
+              <w:start w:w="110" w:type="dxa"/>
               <w:bottom w:w="80" w:type="dxa"/>
-              <w:end w:w="120" w:type="dxa"/>
+              <w:end w:w="110" w:type="dxa"/>
             </w:tcMar>
-            <w:vAlign w:val="center"/>
           </w:tcPr>
           <w:p>
             <w:pPr>
@@ -1224,12 +2350,40 @@
             </w:pPr>
             <w:r>
               <w:rPr>
-                <w:rFonts w:ascii="Calibri" w:hAnsi="Calibri" w:eastAsia="Calibri" w:cs="Calibri"/>
-                <w:b/>
-                <w:color w:val="0B2545"/>
+                <w:rFonts w:ascii="Calibri" w:hAnsi="Calibri" w:eastAsia="Calibri"/>
+                <w:b w:val="0"/>
+                <w:i w:val="0"/>
+                <w:color w:val="000000"/>
                 <w:sz w:val="21"/>
               </w:rPr>
-              <w:t>Ghi chú kỹ thuật</w:t>
+              <w:t>Database chính chứa Olist và làm nguồn cho tuần 2</w:t>
+            </w:r>
+          </w:p>
+        </w:tc>
+        <w:tc>
+          <w:tcPr>
+            <w:tcW w:type="dxa" w:w="3618"/>
+            <w:vAlign w:val="center"/>
+            <w:tcMar>
+              <w:top w:w="80" w:type="dxa"/>
+              <w:start w:w="110" w:type="dxa"/>
+              <w:bottom w:w="80" w:type="dxa"/>
+              <w:end w:w="110" w:type="dxa"/>
+            </w:tcMar>
+          </w:tcPr>
+          <w:p>
+            <w:pPr>
+              <w:spacing w:after="0"/>
+            </w:pPr>
+            <w:r>
+              <w:rPr>
+                <w:rFonts w:ascii="Calibri" w:hAnsi="Calibri" w:eastAsia="Calibri"/>
+                <w:b w:val="0"/>
+                <w:i w:val="0"/>
+                <w:color w:val="000000"/>
+                <w:sz w:val="21"/>
+              </w:rPr>
+              <w:t>Lab đối chiếu dialect, không nhân đôi toàn bộ Olist</w:t>
             </w:r>
           </w:p>
         </w:tc>
@@ -1237,73 +2391,85 @@
       <w:tr>
         <w:tc>
           <w:tcPr>
-            <w:tcW w:type="dxa" w:w="2376"/>
+            <w:tcW w:type="dxa" w:w="2412"/>
+            <w:vAlign w:val="center"/>
             <w:tcMar>
               <w:top w:w="80" w:type="dxa"/>
-              <w:start w:w="120" w:type="dxa"/>
+              <w:start w:w="110" w:type="dxa"/>
               <w:bottom w:w="80" w:type="dxa"/>
-              <w:end w:w="120" w:type="dxa"/>
+              <w:end w:w="110" w:type="dxa"/>
             </w:tcMar>
-            <w:vAlign w:val="center"/>
+            <w:shd w:fill="F2F4F7"/>
           </w:tcPr>
           <w:p>
             <w:pPr>
-              <w:spacing w:after="0" w:line="264" w:lineRule="auto"/>
+              <w:spacing w:after="0"/>
             </w:pPr>
             <w:r>
               <w:rPr>
-                <w:rFonts w:ascii="Calibri" w:hAnsi="Calibri" w:eastAsia="Calibri" w:cs="Calibri"/>
-                <w:sz w:val="20"/>
+                <w:rFonts w:ascii="Calibri" w:hAnsi="Calibri" w:eastAsia="Calibri"/>
+                <w:b w:val="0"/>
+                <w:i w:val="0"/>
+                <w:color w:val="000000"/>
+                <w:sz w:val="21"/>
               </w:rPr>
-              <w:t>Python importer</w:t>
+              <w:t>Upsert</w:t>
             </w:r>
           </w:p>
         </w:tc>
         <w:tc>
           <w:tcPr>
-            <w:tcW w:type="dxa" w:w="3528"/>
+            <w:tcW w:type="dxa" w:w="3618"/>
+            <w:vAlign w:val="center"/>
             <w:tcMar>
               <w:top w:w="80" w:type="dxa"/>
-              <w:start w:w="120" w:type="dxa"/>
+              <w:start w:w="110" w:type="dxa"/>
               <w:bottom w:w="80" w:type="dxa"/>
-              <w:end w:w="120" w:type="dxa"/>
+              <w:end w:w="110" w:type="dxa"/>
             </w:tcMar>
-            <w:vAlign w:val="center"/>
+            <w:shd w:fill="F2F4F7"/>
           </w:tcPr>
           <w:p>
             <w:pPr>
-              <w:spacing w:after="0" w:line="264" w:lineRule="auto"/>
+              <w:spacing w:after="0"/>
             </w:pPr>
             <w:r>
               <w:rPr>
-                <w:rFonts w:ascii="Calibri" w:hAnsi="Calibri" w:eastAsia="Calibri" w:cs="Calibri"/>
-                <w:sz w:val="20"/>
+                <w:rFonts w:ascii="Consolas" w:hAnsi="Consolas" w:eastAsia="Consolas"/>
+                <w:b w:val="0"/>
+                <w:i w:val="0"/>
+                <w:color w:val="1F4D78"/>
+                <w:sz w:val="19"/>
               </w:rPr>
-              <w:t>Đọc 9 file CSV, chuẩn hóa cột, ép kiểu và ghi PostgreSQL</w:t>
+              <w:t>ON CONFLICT ... DO UPDATE</w:t>
             </w:r>
           </w:p>
         </w:tc>
         <w:tc>
           <w:tcPr>
-            <w:tcW w:type="dxa" w:w="3456"/>
+            <w:tcW w:type="dxa" w:w="3618"/>
+            <w:vAlign w:val="center"/>
             <w:tcMar>
               <w:top w:w="80" w:type="dxa"/>
-              <w:start w:w="120" w:type="dxa"/>
+              <w:start w:w="110" w:type="dxa"/>
               <w:bottom w:w="80" w:type="dxa"/>
-              <w:end w:w="120" w:type="dxa"/>
+              <w:end w:w="110" w:type="dxa"/>
             </w:tcMar>
-            <w:vAlign w:val="center"/>
+            <w:shd w:fill="F2F4F7"/>
           </w:tcPr>
           <w:p>
             <w:pPr>
-              <w:spacing w:after="0" w:line="264" w:lineRule="auto"/>
+              <w:spacing w:after="0"/>
             </w:pPr>
             <w:r>
               <w:rPr>
-                <w:rFonts w:ascii="Calibri" w:hAnsi="Calibri" w:eastAsia="Calibri" w:cs="Calibri"/>
-                <w:sz w:val="20"/>
+                <w:rFonts w:ascii="Consolas" w:hAnsi="Consolas" w:eastAsia="Consolas"/>
+                <w:b w:val="0"/>
+                <w:i w:val="0"/>
+                <w:color w:val="1F4D78"/>
+                <w:sz w:val="19"/>
               </w:rPr>
-              <w:t>Dùng pandas và SQLAlchemy/to_sql</w:t>
+              <w:t>ON DUPLICATE KEY UPDATE</w:t>
             </w:r>
           </w:p>
         </w:tc>
@@ -1311,73 +2477,142 @@
       <w:tr>
         <w:tc>
           <w:tcPr>
-            <w:tcW w:type="dxa" w:w="2376"/>
+            <w:tcW w:type="dxa" w:w="2412"/>
+            <w:vAlign w:val="center"/>
             <w:tcMar>
               <w:top w:w="80" w:type="dxa"/>
-              <w:start w:w="120" w:type="dxa"/>
+              <w:start w:w="110" w:type="dxa"/>
               <w:bottom w:w="80" w:type="dxa"/>
-              <w:end w:w="120" w:type="dxa"/>
+              <w:end w:w="110" w:type="dxa"/>
             </w:tcMar>
-            <w:vAlign w:val="center"/>
           </w:tcPr>
           <w:p>
             <w:pPr>
-              <w:spacing w:after="0" w:line="264" w:lineRule="auto"/>
+              <w:spacing w:after="0"/>
             </w:pPr>
             <w:r>
               <w:rPr>
-                <w:rFonts w:ascii="Calibri" w:hAnsi="Calibri" w:eastAsia="Calibri" w:cs="Calibri"/>
-                <w:sz w:val="20"/>
+                <w:rFonts w:ascii="Calibri" w:hAnsi="Calibri" w:eastAsia="Calibri"/>
+                <w:b w:val="0"/>
+                <w:i w:val="0"/>
+                <w:color w:val="000000"/>
+                <w:sz w:val="21"/>
               </w:rPr>
-              <w:t>PostgreSQL</w:t>
+              <w:t>Stored procedure</w:t>
             </w:r>
           </w:p>
         </w:tc>
         <w:tc>
           <w:tcPr>
-            <w:tcW w:type="dxa" w:w="3528"/>
+            <w:tcW w:type="dxa" w:w="3618"/>
+            <w:vAlign w:val="center"/>
             <w:tcMar>
               <w:top w:w="80" w:type="dxa"/>
-              <w:start w:w="120" w:type="dxa"/>
+              <w:start w:w="110" w:type="dxa"/>
               <w:bottom w:w="80" w:type="dxa"/>
-              <w:end w:w="120" w:type="dxa"/>
+              <w:end w:w="110" w:type="dxa"/>
             </w:tcMar>
-            <w:vAlign w:val="center"/>
           </w:tcPr>
           <w:p>
             <w:pPr>
-              <w:spacing w:after="0" w:line="264" w:lineRule="auto"/>
+              <w:spacing w:after="0"/>
             </w:pPr>
             <w:r>
               <w:rPr>
-                <w:rFonts w:ascii="Calibri" w:hAnsi="Calibri" w:eastAsia="Calibri" w:cs="Calibri"/>
-                <w:sz w:val="20"/>
+                <w:rFonts w:ascii="Consolas" w:hAnsi="Consolas" w:eastAsia="Consolas"/>
+                <w:b w:val="0"/>
+                <w:i w:val="0"/>
+                <w:color w:val="1F4D78"/>
+                <w:sz w:val="19"/>
               </w:rPr>
-              <w:t>Lưu schema staging olist_practice</w:t>
+              <w:t>CREATE OR REPLACE PROCEDURE</w:t>
+            </w:r>
+            <w:r>
+              <w:rPr>
+                <w:rFonts w:ascii="Calibri" w:hAnsi="Calibri" w:eastAsia="Calibri"/>
+                <w:b w:val="0"/>
+                <w:i w:val="0"/>
+                <w:color w:val="000000"/>
+                <w:sz w:val="21"/>
+              </w:rPr>
+              <w:t xml:space="preserve"> và </w:t>
+            </w:r>
+            <w:r>
+              <w:rPr>
+                <w:rFonts w:ascii="Consolas" w:hAnsi="Consolas" w:eastAsia="Consolas"/>
+                <w:b w:val="0"/>
+                <w:i w:val="0"/>
+                <w:color w:val="1F4D78"/>
+                <w:sz w:val="19"/>
+              </w:rPr>
+              <w:t>CALL</w:t>
             </w:r>
           </w:p>
         </w:tc>
         <w:tc>
           <w:tcPr>
-            <w:tcW w:type="dxa" w:w="3456"/>
+            <w:tcW w:type="dxa" w:w="3618"/>
+            <w:vAlign w:val="center"/>
             <w:tcMar>
               <w:top w:w="80" w:type="dxa"/>
-              <w:start w:w="120" w:type="dxa"/>
+              <w:start w:w="110" w:type="dxa"/>
               <w:bottom w:w="80" w:type="dxa"/>
-              <w:end w:w="120" w:type="dxa"/>
+              <w:end w:w="110" w:type="dxa"/>
             </w:tcMar>
-            <w:vAlign w:val="center"/>
           </w:tcPr>
           <w:p>
             <w:pPr>
-              <w:spacing w:after="0" w:line="264" w:lineRule="auto"/>
+              <w:spacing w:after="0"/>
             </w:pPr>
             <w:r>
               <w:rPr>
-                <w:rFonts w:ascii="Calibri" w:hAnsi="Calibri" w:eastAsia="Calibri" w:cs="Calibri"/>
-                <w:sz w:val="20"/>
+                <w:rFonts w:ascii="Consolas" w:hAnsi="Consolas" w:eastAsia="Consolas"/>
+                <w:b w:val="0"/>
+                <w:i w:val="0"/>
+                <w:color w:val="1F4D78"/>
+                <w:sz w:val="19"/>
               </w:rPr>
-              <w:t>Có bảng, khóa và index cơ bản</w:t>
+              <w:t>CREATE PROCEDURE</w:t>
+            </w:r>
+            <w:r>
+              <w:rPr>
+                <w:rFonts w:ascii="Calibri" w:hAnsi="Calibri" w:eastAsia="Calibri"/>
+                <w:b w:val="0"/>
+                <w:i w:val="0"/>
+                <w:color w:val="000000"/>
+                <w:sz w:val="21"/>
+              </w:rPr>
+              <w:t xml:space="preserve">, </w:t>
+            </w:r>
+            <w:r>
+              <w:rPr>
+                <w:rFonts w:ascii="Consolas" w:hAnsi="Consolas" w:eastAsia="Consolas"/>
+                <w:b w:val="0"/>
+                <w:i w:val="0"/>
+                <w:color w:val="1F4D78"/>
+                <w:sz w:val="19"/>
+              </w:rPr>
+              <w:t>DELIMITER</w:t>
+            </w:r>
+            <w:r>
+              <w:rPr>
+                <w:rFonts w:ascii="Calibri" w:hAnsi="Calibri" w:eastAsia="Calibri"/>
+                <w:b w:val="0"/>
+                <w:i w:val="0"/>
+                <w:color w:val="000000"/>
+                <w:sz w:val="21"/>
+              </w:rPr>
+              <w:t xml:space="preserve"> và </w:t>
+            </w:r>
+            <w:r>
+              <w:rPr>
+                <w:rFonts w:ascii="Consolas" w:hAnsi="Consolas" w:eastAsia="Consolas"/>
+                <w:b w:val="0"/>
+                <w:i w:val="0"/>
+                <w:color w:val="1F4D78"/>
+                <w:sz w:val="19"/>
+              </w:rPr>
+              <w:t>CALL</w:t>
             </w:r>
           </w:p>
         </w:tc>
@@ -1385,73 +2620,115 @@
       <w:tr>
         <w:tc>
           <w:tcPr>
-            <w:tcW w:type="dxa" w:w="2376"/>
+            <w:tcW w:type="dxa" w:w="2412"/>
+            <w:vAlign w:val="center"/>
             <w:tcMar>
               <w:top w:w="80" w:type="dxa"/>
-              <w:start w:w="120" w:type="dxa"/>
+              <w:start w:w="110" w:type="dxa"/>
               <w:bottom w:w="80" w:type="dxa"/>
-              <w:end w:w="120" w:type="dxa"/>
+              <w:end w:w="110" w:type="dxa"/>
             </w:tcMar>
-            <w:vAlign w:val="center"/>
+            <w:shd w:fill="F2F4F7"/>
           </w:tcPr>
           <w:p>
             <w:pPr>
-              <w:spacing w:after="0" w:line="264" w:lineRule="auto"/>
+              <w:spacing w:after="0"/>
             </w:pPr>
             <w:r>
               <w:rPr>
-                <w:rFonts w:ascii="Calibri" w:hAnsi="Calibri" w:eastAsia="Calibri" w:cs="Calibri"/>
-                <w:sz w:val="20"/>
+                <w:rFonts w:ascii="Calibri" w:hAnsi="Calibri" w:eastAsia="Calibri"/>
+                <w:b w:val="0"/>
+                <w:i w:val="0"/>
+                <w:color w:val="000000"/>
+                <w:sz w:val="21"/>
               </w:rPr>
-              <w:t>SQL practice</w:t>
+              <w:t>Trigger</w:t>
             </w:r>
           </w:p>
         </w:tc>
         <w:tc>
           <w:tcPr>
-            <w:tcW w:type="dxa" w:w="3528"/>
+            <w:tcW w:type="dxa" w:w="3618"/>
+            <w:vAlign w:val="center"/>
             <w:tcMar>
               <w:top w:w="80" w:type="dxa"/>
-              <w:start w:w="120" w:type="dxa"/>
+              <w:start w:w="110" w:type="dxa"/>
               <w:bottom w:w="80" w:type="dxa"/>
-              <w:end w:w="120" w:type="dxa"/>
+              <w:end w:w="110" w:type="dxa"/>
             </w:tcMar>
-            <w:vAlign w:val="center"/>
+            <w:shd w:fill="F2F4F7"/>
           </w:tcPr>
           <w:p>
             <w:pPr>
-              <w:spacing w:after="0" w:line="264" w:lineRule="auto"/>
+              <w:spacing w:after="0"/>
             </w:pPr>
             <w:r>
               <w:rPr>
-                <w:rFonts w:ascii="Calibri" w:hAnsi="Calibri" w:eastAsia="Calibri" w:cs="Calibri"/>
-                <w:sz w:val="20"/>
+                <w:rFonts w:ascii="Calibri" w:hAnsi="Calibri" w:eastAsia="Calibri"/>
+                <w:b w:val="0"/>
+                <w:i w:val="0"/>
+                <w:color w:val="000000"/>
+                <w:sz w:val="21"/>
               </w:rPr>
-              <w:t>Truy vấn phân tích doanh thu, khách hàng, sản phẩm và execution plan</w:t>
+              <w:t xml:space="preserve">Hàm trigger PL/pgSQL + </w:t>
+            </w:r>
+            <w:r>
+              <w:rPr>
+                <w:rFonts w:ascii="Consolas" w:hAnsi="Consolas" w:eastAsia="Consolas"/>
+                <w:b w:val="0"/>
+                <w:i w:val="0"/>
+                <w:color w:val="1F4D78"/>
+                <w:sz w:val="19"/>
+              </w:rPr>
+              <w:t>EXECUTE FUNCTION</w:t>
             </w:r>
           </w:p>
         </w:tc>
         <w:tc>
           <w:tcPr>
-            <w:tcW w:type="dxa" w:w="3456"/>
+            <w:tcW w:type="dxa" w:w="3618"/>
+            <w:vAlign w:val="center"/>
             <w:tcMar>
               <w:top w:w="80" w:type="dxa"/>
-              <w:start w:w="120" w:type="dxa"/>
+              <w:start w:w="110" w:type="dxa"/>
               <w:bottom w:w="80" w:type="dxa"/>
-              <w:end w:w="120" w:type="dxa"/>
+              <w:end w:w="110" w:type="dxa"/>
             </w:tcMar>
-            <w:vAlign w:val="center"/>
+            <w:shd w:fill="F2F4F7"/>
           </w:tcPr>
           <w:p>
             <w:pPr>
-              <w:spacing w:after="0" w:line="264" w:lineRule="auto"/>
+              <w:spacing w:after="0"/>
             </w:pPr>
             <w:r>
               <w:rPr>
-                <w:rFonts w:ascii="Calibri" w:hAnsi="Calibri" w:eastAsia="Calibri" w:cs="Calibri"/>
-                <w:sz w:val="20"/>
+                <w:rFonts w:ascii="Calibri" w:hAnsi="Calibri" w:eastAsia="Calibri"/>
+                <w:b w:val="0"/>
+                <w:i w:val="0"/>
+                <w:color w:val="000000"/>
+                <w:sz w:val="21"/>
               </w:rPr>
-              <w:t>Có JOIN, CTE, window function</w:t>
+              <w:t xml:space="preserve">Khối </w:t>
+            </w:r>
+            <w:r>
+              <w:rPr>
+                <w:rFonts w:ascii="Consolas" w:hAnsi="Consolas" w:eastAsia="Consolas"/>
+                <w:b w:val="0"/>
+                <w:i w:val="0"/>
+                <w:color w:val="1F4D78"/>
+                <w:sz w:val="19"/>
+              </w:rPr>
+              <w:t>BEGIN ... END</w:t>
+            </w:r>
+            <w:r>
+              <w:rPr>
+                <w:rFonts w:ascii="Calibri" w:hAnsi="Calibri" w:eastAsia="Calibri"/>
+                <w:b w:val="0"/>
+                <w:i w:val="0"/>
+                <w:color w:val="000000"/>
+                <w:sz w:val="21"/>
+              </w:rPr>
+              <w:t xml:space="preserve"> trực tiếp trong trigger</w:t>
             </w:r>
           </w:p>
         </w:tc>
@@ -1459,147 +2736,82 @@
       <w:tr>
         <w:tc>
           <w:tcPr>
-            <w:tcW w:type="dxa" w:w="2376"/>
+            <w:tcW w:type="dxa" w:w="2412"/>
+            <w:vAlign w:val="center"/>
             <w:tcMar>
               <w:top w:w="80" w:type="dxa"/>
-              <w:start w:w="120" w:type="dxa"/>
+              <w:start w:w="110" w:type="dxa"/>
               <w:bottom w:w="80" w:type="dxa"/>
-              <w:end w:w="120" w:type="dxa"/>
+              <w:end w:w="110" w:type="dxa"/>
             </w:tcMar>
-            <w:vAlign w:val="center"/>
           </w:tcPr>
           <w:p>
             <w:pPr>
-              <w:spacing w:after="0" w:line="264" w:lineRule="auto"/>
+              <w:spacing w:after="0"/>
             </w:pPr>
             <w:r>
               <w:rPr>
-                <w:rFonts w:ascii="Calibri" w:hAnsi="Calibri" w:eastAsia="Calibri" w:cs="Calibri"/>
-                <w:sz w:val="20"/>
+                <w:rFonts w:ascii="Calibri" w:hAnsi="Calibri" w:eastAsia="Calibri"/>
+                <w:b w:val="0"/>
+                <w:i w:val="0"/>
+                <w:color w:val="000000"/>
+                <w:sz w:val="21"/>
               </w:rPr>
-              <w:t>Java practice</w:t>
+              <w:t>Execution plan</w:t>
             </w:r>
           </w:p>
         </w:tc>
         <w:tc>
           <w:tcPr>
-            <w:tcW w:type="dxa" w:w="3528"/>
+            <w:tcW w:type="dxa" w:w="3618"/>
+            <w:vAlign w:val="center"/>
             <w:tcMar>
               <w:top w:w="80" w:type="dxa"/>
-              <w:start w:w="120" w:type="dxa"/>
+              <w:start w:w="110" w:type="dxa"/>
               <w:bottom w:w="80" w:type="dxa"/>
-              <w:end w:w="120" w:type="dxa"/>
+              <w:end w:w="110" w:type="dxa"/>
             </w:tcMar>
-            <w:vAlign w:val="center"/>
           </w:tcPr>
           <w:p>
             <w:pPr>
-              <w:spacing w:after="0" w:line="264" w:lineRule="auto"/>
+              <w:spacing w:after="0"/>
             </w:pPr>
             <w:r>
               <w:rPr>
-                <w:rFonts w:ascii="Calibri" w:hAnsi="Calibri" w:eastAsia="Calibri" w:cs="Calibri"/>
-                <w:sz w:val="20"/>
+                <w:rFonts w:ascii="Consolas" w:hAnsi="Consolas" w:eastAsia="Consolas"/>
+                <w:b w:val="0"/>
+                <w:i w:val="0"/>
+                <w:color w:val="1F4D78"/>
+                <w:sz w:val="19"/>
               </w:rPr>
-              <w:t>Đọc CSV và thống kê dữ liệu customer</w:t>
+              <w:t>EXPLAIN ANALYZE</w:t>
             </w:r>
           </w:p>
         </w:tc>
         <w:tc>
           <w:tcPr>
-            <w:tcW w:type="dxa" w:w="3456"/>
+            <w:tcW w:type="dxa" w:w="3618"/>
+            <w:vAlign w:val="center"/>
             <w:tcMar>
               <w:top w:w="80" w:type="dxa"/>
-              <w:start w:w="120" w:type="dxa"/>
+              <w:start w:w="110" w:type="dxa"/>
               <w:bottom w:w="80" w:type="dxa"/>
-              <w:end w:w="120" w:type="dxa"/>
+              <w:end w:w="110" w:type="dxa"/>
             </w:tcMar>
-            <w:vAlign w:val="center"/>
           </w:tcPr>
           <w:p>
             <w:pPr>
-              <w:spacing w:after="0" w:line="264" w:lineRule="auto"/>
+              <w:spacing w:after="0"/>
             </w:pPr>
             <w:r>
               <w:rPr>
-                <w:rFonts w:ascii="Calibri" w:hAnsi="Calibri" w:eastAsia="Calibri" w:cs="Calibri"/>
-                <w:sz w:val="20"/>
+                <w:rFonts w:ascii="Consolas" w:hAnsi="Consolas" w:eastAsia="Consolas"/>
+                <w:b w:val="0"/>
+                <w:i w:val="0"/>
+                <w:color w:val="1F4D78"/>
+                <w:sz w:val="19"/>
               </w:rPr>
-              <w:t>Bổ sung tư duy OOP/file I/O</w:t>
-            </w:r>
-          </w:p>
-        </w:tc>
-      </w:tr>
-      <w:tr>
-        <w:tc>
-          <w:tcPr>
-            <w:tcW w:type="dxa" w:w="2376"/>
-            <w:tcMar>
-              <w:top w:w="80" w:type="dxa"/>
-              <w:start w:w="120" w:type="dxa"/>
-              <w:bottom w:w="80" w:type="dxa"/>
-              <w:end w:w="120" w:type="dxa"/>
-            </w:tcMar>
-            <w:vAlign w:val="center"/>
-          </w:tcPr>
-          <w:p>
-            <w:pPr>
-              <w:spacing w:after="0" w:line="264" w:lineRule="auto"/>
-            </w:pPr>
-            <w:r>
-              <w:rPr>
-                <w:rFonts w:ascii="Calibri" w:hAnsi="Calibri" w:eastAsia="Calibri" w:cs="Calibri"/>
-                <w:sz w:val="20"/>
-              </w:rPr>
-              <w:t>Linux practice</w:t>
-            </w:r>
-          </w:p>
-        </w:tc>
-        <w:tc>
-          <w:tcPr>
-            <w:tcW w:type="dxa" w:w="3528"/>
-            <w:tcMar>
-              <w:top w:w="80" w:type="dxa"/>
-              <w:start w:w="120" w:type="dxa"/>
-              <w:bottom w:w="80" w:type="dxa"/>
-              <w:end w:w="120" w:type="dxa"/>
-            </w:tcMar>
-            <w:vAlign w:val="center"/>
-          </w:tcPr>
-          <w:p>
-            <w:pPr>
-              <w:spacing w:after="0" w:line="264" w:lineRule="auto"/>
-            </w:pPr>
-            <w:r>
-              <w:rPr>
-                <w:rFonts w:ascii="Calibri" w:hAnsi="Calibri" w:eastAsia="Calibri" w:cs="Calibri"/>
-                <w:sz w:val="20"/>
-              </w:rPr>
-              <w:t>Thao tác shell trong container</w:t>
-            </w:r>
-          </w:p>
-        </w:tc>
-        <w:tc>
-          <w:tcPr>
-            <w:tcW w:type="dxa" w:w="3456"/>
-            <w:tcMar>
-              <w:top w:w="80" w:type="dxa"/>
-              <w:start w:w="120" w:type="dxa"/>
-              <w:bottom w:w="80" w:type="dxa"/>
-              <w:end w:w="120" w:type="dxa"/>
-            </w:tcMar>
-            <w:vAlign w:val="center"/>
-          </w:tcPr>
-          <w:p>
-            <w:pPr>
-              <w:spacing w:after="0" w:line="264" w:lineRule="auto"/>
-            </w:pPr>
-            <w:r>
-              <w:rPr>
-                <w:rFonts w:ascii="Calibri" w:hAnsi="Calibri" w:eastAsia="Calibri" w:cs="Calibri"/>
-                <w:sz w:val="20"/>
-              </w:rPr>
-              <w:t>Kiểm tra file, thư mục và biến môi trường</w:t>
+              <w:t>EXPLAIN</w:t>
             </w:r>
           </w:p>
         </w:tc>
@@ -1607,1309 +2819,59 @@
     </w:tbl>
     <w:p>
       <w:pPr>
-        <w:spacing w:after="80"/>
+        <w:spacing w:after="20"/>
       </w:pPr>
     </w:p>
     <w:p>
-      <w:pPr>
-        <w:pStyle w:val="Heading2"/>
-      </w:pPr>
-      <w:r>
-        <w:t>3.1 Quy trình triển khai</w:t>
-      </w:r>
-    </w:p>
-    <w:p>
-      <w:pPr>
-        <w:pStyle w:val="ListBullet"/>
-        <w:spacing w:after="80"/>
-        <w:ind/>
-      </w:pPr>
       <w:r>
         <w:rPr>
-          <w:rFonts w:ascii="Calibri" w:hAnsi="Calibri" w:eastAsia="Calibri" w:cs="Calibri"/>
+          <w:rFonts w:ascii="Calibri" w:hAnsi="Calibri" w:eastAsia="Calibri"/>
+          <w:b w:val="0"/>
+          <w:i w:val="0"/>
+          <w:color w:val="000000"/>
+          <w:sz w:val="21"/>
         </w:rPr>
-        <w:t>Khởi động môi trường bằng scripts/start.ps1 với PostgreSQL và workspace.</w:t>
+        <w:t xml:space="preserve">Các bảng trigger/audit đều có tiền tố </w:t>
       </w:r>
-    </w:p>
-    <w:p>
-      <w:pPr>
-        <w:pStyle w:val="ListBullet"/>
-        <w:spacing w:after="80"/>
-        <w:ind/>
-      </w:pPr>
       <w:r>
         <w:rPr>
-          <w:rFonts w:ascii="Calibri" w:hAnsi="Calibri" w:eastAsia="Calibri" w:cs="Calibri"/>
+          <w:rFonts w:ascii="Consolas" w:hAnsi="Consolas" w:eastAsia="Consolas"/>
+          <w:b w:val="0"/>
+          <w:i w:val="0"/>
+          <w:color w:val="1F4D78"/>
+          <w:sz w:val="19"/>
         </w:rPr>
-        <w:t>Chạy script import để tạo schema, đọc CSV, chuyển kiểu và ghi dữ liệu.</w:t>
+        <w:t>week1_</w:t>
       </w:r>
-    </w:p>
-    <w:p>
-      <w:pPr>
-        <w:pStyle w:val="ListBullet"/>
-        <w:spacing w:after="80"/>
-        <w:ind/>
-      </w:pPr>
       <w:r>
         <w:rPr>
-          <w:rFonts w:ascii="Calibri" w:hAnsi="Calibri" w:eastAsia="Calibri" w:cs="Calibri"/>
+          <w:rFonts w:ascii="Calibri" w:hAnsi="Calibri" w:eastAsia="Calibri"/>
+          <w:b w:val="0"/>
+          <w:i w:val="0"/>
+          <w:color w:val="000000"/>
+          <w:sz w:val="21"/>
         </w:rPr>
-        <w:t>Tạo ràng buộc và index sau khi dữ liệu đã được nạp.</w:t>
+        <w:t xml:space="preserve">. Phần cập nhật thử nằm trong transaction có </w:t>
       </w:r>
-    </w:p>
-    <w:p>
-      <w:pPr>
-        <w:pStyle w:val="ListBullet"/>
-        <w:spacing w:after="80"/>
-        <w:ind/>
-      </w:pPr>
       <w:r>
         <w:rPr>
-          <w:rFonts w:ascii="Calibri" w:hAnsi="Calibri" w:eastAsia="Calibri" w:cs="Calibri"/>
+          <w:rFonts w:ascii="Consolas" w:hAnsi="Consolas" w:eastAsia="Consolas"/>
+          <w:b w:val="0"/>
+          <w:i w:val="0"/>
+          <w:color w:val="1F4D78"/>
+          <w:sz w:val="19"/>
         </w:rPr>
-        <w:t>Chạy bộ truy vấn SQL để kiểm tra dữ liệu và xác minh logic phân tích.</w:t>
+        <w:t>ROLLBACK</w:t>
       </w:r>
-    </w:p>
-    <w:p>
-      <w:pPr>
-        <w:pStyle w:val="ListBullet"/>
-        <w:spacing w:after="80"/>
-        <w:ind/>
-      </w:pPr>
       <w:r>
         <w:rPr>
-          <w:rFonts w:ascii="Calibri" w:hAnsi="Calibri" w:eastAsia="Calibri" w:cs="Calibri"/>
+          <w:rFonts w:ascii="Calibri" w:hAnsi="Calibri" w:eastAsia="Calibri"/>
+          <w:b w:val="0"/>
+          <w:i w:val="0"/>
+          <w:color w:val="000000"/>
+          <w:sz w:val="21"/>
         </w:rPr>
-        <w:t>Kết nối DBeaver để quan sát schema, bảng và dữ liệu mẫu.</w:t>
-      </w:r>
-    </w:p>
-    <w:p>
-      <w:pPr>
-        <w:pStyle w:val="Heading2"/>
-      </w:pPr>
-      <w:r>
-        <w:t>3.2 Quyết định kỹ thuật chính</w:t>
-      </w:r>
-    </w:p>
-    <w:tbl>
-      <w:tblPr>
-        <w:tblStyle w:val="TableGrid"/>
-        <w:tblW w:type="auto" w:w="0"/>
-        <w:jc w:val="left"/>
-        <w:tblLayout w:type="fixed"/>
-        <w:tblLook w:firstColumn="1" w:firstRow="1" w:lastColumn="0" w:lastRow="0" w:noHBand="0" w:noVBand="1" w:val="04A0"/>
-        <w:tblBorders>
-          <w:top w:val="single" w:sz="4" w:space="0" w:color="D7DBE2"/>
-          <w:left w:val="single" w:sz="4" w:space="0" w:color="D7DBE2"/>
-          <w:bottom w:val="single" w:sz="4" w:space="0" w:color="D7DBE2"/>
-          <w:right w:val="single" w:sz="4" w:space="0" w:color="D7DBE2"/>
-          <w:insideH w:val="single" w:sz="4" w:space="0" w:color="D7DBE2"/>
-          <w:insideV w:val="single" w:sz="4" w:space="0" w:color="D7DBE2"/>
-        </w:tblBorders>
-      </w:tblPr>
-      <w:tblGrid>
-        <w:gridCol w:w="3120"/>
-        <w:gridCol w:w="3120"/>
-        <w:gridCol w:w="3120"/>
-      </w:tblGrid>
-      <w:tr>
-        <w:trPr>
-          <w:tblHeader w:val="true"/>
-        </w:trPr>
-        <w:tc>
-          <w:tcPr>
-            <w:tcW w:type="dxa" w:w="2520"/>
-            <w:shd w:fill="F2F4F7"/>
-            <w:tcMar>
-              <w:top w:w="80" w:type="dxa"/>
-              <w:start w:w="120" w:type="dxa"/>
-              <w:bottom w:w="80" w:type="dxa"/>
-              <w:end w:w="120" w:type="dxa"/>
-            </w:tcMar>
-            <w:vAlign w:val="center"/>
-          </w:tcPr>
-          <w:p>
-            <w:pPr>
-              <w:spacing w:after="0"/>
-            </w:pPr>
-            <w:r>
-              <w:rPr>
-                <w:rFonts w:ascii="Calibri" w:hAnsi="Calibri" w:eastAsia="Calibri" w:cs="Calibri"/>
-                <w:b/>
-                <w:color w:val="0B2545"/>
-                <w:sz w:val="21"/>
-              </w:rPr>
-              <w:t>Quyết định</w:t>
-            </w:r>
-          </w:p>
-        </w:tc>
-        <w:tc>
-          <w:tcPr>
-            <w:tcW w:type="dxa" w:w="3384"/>
-            <w:shd w:fill="F2F4F7"/>
-            <w:tcMar>
-              <w:top w:w="80" w:type="dxa"/>
-              <w:start w:w="120" w:type="dxa"/>
-              <w:bottom w:w="80" w:type="dxa"/>
-              <w:end w:w="120" w:type="dxa"/>
-            </w:tcMar>
-            <w:vAlign w:val="center"/>
-          </w:tcPr>
-          <w:p>
-            <w:pPr>
-              <w:spacing w:after="0"/>
-            </w:pPr>
-            <w:r>
-              <w:rPr>
-                <w:rFonts w:ascii="Calibri" w:hAnsi="Calibri" w:eastAsia="Calibri" w:cs="Calibri"/>
-                <w:b/>
-                <w:color w:val="0B2545"/>
-                <w:sz w:val="21"/>
-              </w:rPr>
-              <w:t>Lý do</w:t>
-            </w:r>
-          </w:p>
-        </w:tc>
-        <w:tc>
-          <w:tcPr>
-            <w:tcW w:type="dxa" w:w="3456"/>
-            <w:shd w:fill="F2F4F7"/>
-            <w:tcMar>
-              <w:top w:w="80" w:type="dxa"/>
-              <w:start w:w="120" w:type="dxa"/>
-              <w:bottom w:w="80" w:type="dxa"/>
-              <w:end w:w="120" w:type="dxa"/>
-            </w:tcMar>
-            <w:vAlign w:val="center"/>
-          </w:tcPr>
-          <w:p>
-            <w:pPr>
-              <w:spacing w:after="0"/>
-            </w:pPr>
-            <w:r>
-              <w:rPr>
-                <w:rFonts w:ascii="Calibri" w:hAnsi="Calibri" w:eastAsia="Calibri" w:cs="Calibri"/>
-                <w:b/>
-                <w:color w:val="0B2545"/>
-                <w:sz w:val="21"/>
-              </w:rPr>
-              <w:t>Tác động</w:t>
-            </w:r>
-          </w:p>
-        </w:tc>
-      </w:tr>
-      <w:tr>
-        <w:tc>
-          <w:tcPr>
-            <w:tcW w:type="dxa" w:w="2520"/>
-            <w:tcMar>
-              <w:top w:w="80" w:type="dxa"/>
-              <w:start w:w="120" w:type="dxa"/>
-              <w:bottom w:w="80" w:type="dxa"/>
-              <w:end w:w="120" w:type="dxa"/>
-            </w:tcMar>
-            <w:vAlign w:val="center"/>
-          </w:tcPr>
-          <w:p>
-            <w:pPr>
-              <w:spacing w:after="0" w:line="264" w:lineRule="auto"/>
-            </w:pPr>
-            <w:r>
-              <w:rPr>
-                <w:rFonts w:ascii="Calibri" w:hAnsi="Calibri" w:eastAsia="Calibri" w:cs="Calibri"/>
-                <w:sz w:val="20"/>
-              </w:rPr>
-              <w:t>Dùng PostgreSQL làm nền dữ liệu</w:t>
-            </w:r>
-          </w:p>
-        </w:tc>
-        <w:tc>
-          <w:tcPr>
-            <w:tcW w:type="dxa" w:w="3384"/>
-            <w:tcMar>
-              <w:top w:w="80" w:type="dxa"/>
-              <w:start w:w="120" w:type="dxa"/>
-              <w:bottom w:w="80" w:type="dxa"/>
-              <w:end w:w="120" w:type="dxa"/>
-            </w:tcMar>
-            <w:vAlign w:val="center"/>
-          </w:tcPr>
-          <w:p>
-            <w:pPr>
-              <w:spacing w:after="0" w:line="264" w:lineRule="auto"/>
-            </w:pPr>
-            <w:r>
-              <w:rPr>
-                <w:rFonts w:ascii="Calibri" w:hAnsi="Calibri" w:eastAsia="Calibri" w:cs="Calibri"/>
-                <w:sz w:val="20"/>
-              </w:rPr>
-              <w:t>Dễ kiểm tra bằng SQL, phù hợp các tuần OLTP/OLAP</w:t>
-            </w:r>
-          </w:p>
-        </w:tc>
-        <w:tc>
-          <w:tcPr>
-            <w:tcW w:type="dxa" w:w="3456"/>
-            <w:tcMar>
-              <w:top w:w="80" w:type="dxa"/>
-              <w:start w:w="120" w:type="dxa"/>
-              <w:bottom w:w="80" w:type="dxa"/>
-              <w:end w:w="120" w:type="dxa"/>
-            </w:tcMar>
-            <w:vAlign w:val="center"/>
-          </w:tcPr>
-          <w:p>
-            <w:pPr>
-              <w:spacing w:after="0" w:line="264" w:lineRule="auto"/>
-            </w:pPr>
-            <w:r>
-              <w:rPr>
-                <w:rFonts w:ascii="Calibri" w:hAnsi="Calibri" w:eastAsia="Calibri" w:cs="Calibri"/>
-                <w:sz w:val="20"/>
-              </w:rPr>
-              <w:t>Giảm độ lệch giữa thiết kế và môi trường thực tế</w:t>
-            </w:r>
-          </w:p>
-        </w:tc>
-      </w:tr>
-      <w:tr>
-        <w:tc>
-          <w:tcPr>
-            <w:tcW w:type="dxa" w:w="2520"/>
-            <w:tcMar>
-              <w:top w:w="80" w:type="dxa"/>
-              <w:start w:w="120" w:type="dxa"/>
-              <w:bottom w:w="80" w:type="dxa"/>
-              <w:end w:w="120" w:type="dxa"/>
-            </w:tcMar>
-            <w:vAlign w:val="center"/>
-          </w:tcPr>
-          <w:p>
-            <w:pPr>
-              <w:spacing w:after="0" w:line="264" w:lineRule="auto"/>
-            </w:pPr>
-            <w:r>
-              <w:rPr>
-                <w:rFonts w:ascii="Calibri" w:hAnsi="Calibri" w:eastAsia="Calibri" w:cs="Calibri"/>
-                <w:sz w:val="20"/>
-              </w:rPr>
-              <w:t>Sửa lỗi lenght thành length</w:t>
-            </w:r>
-          </w:p>
-        </w:tc>
-        <w:tc>
-          <w:tcPr>
-            <w:tcW w:type="dxa" w:w="3384"/>
-            <w:tcMar>
-              <w:top w:w="80" w:type="dxa"/>
-              <w:start w:w="120" w:type="dxa"/>
-              <w:bottom w:w="80" w:type="dxa"/>
-              <w:end w:w="120" w:type="dxa"/>
-            </w:tcMar>
-            <w:vAlign w:val="center"/>
-          </w:tcPr>
-          <w:p>
-            <w:pPr>
-              <w:spacing w:after="0" w:line="264" w:lineRule="auto"/>
-            </w:pPr>
-            <w:r>
-              <w:rPr>
-                <w:rFonts w:ascii="Calibri" w:hAnsi="Calibri" w:eastAsia="Calibri" w:cs="Calibri"/>
-                <w:sz w:val="20"/>
-              </w:rPr>
-              <w:t>Dataset gốc có tên cột sai chính tả</w:t>
-            </w:r>
-          </w:p>
-        </w:tc>
-        <w:tc>
-          <w:tcPr>
-            <w:tcW w:type="dxa" w:w="3456"/>
-            <w:tcMar>
-              <w:top w:w="80" w:type="dxa"/>
-              <w:start w:w="120" w:type="dxa"/>
-              <w:bottom w:w="80" w:type="dxa"/>
-              <w:end w:w="120" w:type="dxa"/>
-            </w:tcMar>
-            <w:vAlign w:val="center"/>
-          </w:tcPr>
-          <w:p>
-            <w:pPr>
-              <w:spacing w:after="0" w:line="264" w:lineRule="auto"/>
-            </w:pPr>
-            <w:r>
-              <w:rPr>
-                <w:rFonts w:ascii="Calibri" w:hAnsi="Calibri" w:eastAsia="Calibri" w:cs="Calibri"/>
-                <w:sz w:val="20"/>
-              </w:rPr>
-              <w:t>Tên cột nhất quán hơn cho mô hình sau</w:t>
-            </w:r>
-          </w:p>
-        </w:tc>
-      </w:tr>
-      <w:tr>
-        <w:tc>
-          <w:tcPr>
-            <w:tcW w:type="dxa" w:w="2520"/>
-            <w:tcMar>
-              <w:top w:w="80" w:type="dxa"/>
-              <w:start w:w="120" w:type="dxa"/>
-              <w:bottom w:w="80" w:type="dxa"/>
-              <w:end w:w="120" w:type="dxa"/>
-            </w:tcMar>
-            <w:vAlign w:val="center"/>
-          </w:tcPr>
-          <w:p>
-            <w:pPr>
-              <w:spacing w:after="0" w:line="264" w:lineRule="auto"/>
-            </w:pPr>
-            <w:r>
-              <w:rPr>
-                <w:rFonts w:ascii="Calibri" w:hAnsi="Calibri" w:eastAsia="Calibri" w:cs="Calibri"/>
-                <w:sz w:val="20"/>
-              </w:rPr>
-              <w:t>Tạo index sau bulk load</w:t>
-            </w:r>
-          </w:p>
-        </w:tc>
-        <w:tc>
-          <w:tcPr>
-            <w:tcW w:type="dxa" w:w="3384"/>
-            <w:tcMar>
-              <w:top w:w="80" w:type="dxa"/>
-              <w:start w:w="120" w:type="dxa"/>
-              <w:bottom w:w="80" w:type="dxa"/>
-              <w:end w:w="120" w:type="dxa"/>
-            </w:tcMar>
-            <w:vAlign w:val="center"/>
-          </w:tcPr>
-          <w:p>
-            <w:pPr>
-              <w:spacing w:after="0" w:line="264" w:lineRule="auto"/>
-            </w:pPr>
-            <w:r>
-              <w:rPr>
-                <w:rFonts w:ascii="Calibri" w:hAnsi="Calibri" w:eastAsia="Calibri" w:cs="Calibri"/>
-                <w:sz w:val="20"/>
-              </w:rPr>
-              <w:t>Giảm chi phí nạp dữ liệu</w:t>
-            </w:r>
-          </w:p>
-        </w:tc>
-        <w:tc>
-          <w:tcPr>
-            <w:tcW w:type="dxa" w:w="3456"/>
-            <w:tcMar>
-              <w:top w:w="80" w:type="dxa"/>
-              <w:start w:w="120" w:type="dxa"/>
-              <w:bottom w:w="80" w:type="dxa"/>
-              <w:end w:w="120" w:type="dxa"/>
-            </w:tcMar>
-            <w:vAlign w:val="center"/>
-          </w:tcPr>
-          <w:p>
-            <w:pPr>
-              <w:spacing w:after="0" w:line="264" w:lineRule="auto"/>
-            </w:pPr>
-            <w:r>
-              <w:rPr>
-                <w:rFonts w:ascii="Calibri" w:hAnsi="Calibri" w:eastAsia="Calibri" w:cs="Calibri"/>
-                <w:sz w:val="20"/>
-              </w:rPr>
-              <w:t>Tối ưu hơn so với tạo index trước khi import</w:t>
-            </w:r>
-          </w:p>
-        </w:tc>
-      </w:tr>
-    </w:tbl>
-    <w:p>
-      <w:pPr>
-        <w:spacing w:after="80"/>
-      </w:pPr>
-    </w:p>
-    <w:p>
-      <w:pPr>
-        <w:pStyle w:val="Heading1"/>
-      </w:pPr>
-      <w:r>
-        <w:t>4. Kết quả kiểm thử và nghiệm thu</w:t>
-      </w:r>
-    </w:p>
-    <w:p>
-      <w:pPr>
-        <w:spacing w:after="120" w:line="264" w:lineRule="auto"/>
-      </w:pPr>
-      <w:r>
-        <w:rPr>
-          <w:rFonts w:ascii="Calibri" w:hAnsi="Calibri" w:eastAsia="Calibri" w:cs="Calibri"/>
-          <w:i w:val="0"/>
-        </w:rPr>
-        <w:t>Nghiệm thu tuần 1 dựa trên số dòng nạp được, khả năng chạy SQL và kiểm tra schema trong PostgreSQL.</w:t>
-      </w:r>
-    </w:p>
-    <w:tbl>
-      <w:tblPr>
-        <w:tblStyle w:val="TableGrid"/>
-        <w:tblW w:type="auto" w:w="0"/>
-        <w:jc w:val="left"/>
-        <w:tblLayout w:type="fixed"/>
-        <w:tblLook w:firstColumn="1" w:firstRow="1" w:lastColumn="0" w:lastRow="0" w:noHBand="0" w:noVBand="1" w:val="04A0"/>
-        <w:tblBorders>
-          <w:top w:val="single" w:sz="4" w:space="0" w:color="D7DBE2"/>
-          <w:left w:val="single" w:sz="4" w:space="0" w:color="D7DBE2"/>
-          <w:bottom w:val="single" w:sz="4" w:space="0" w:color="D7DBE2"/>
-          <w:right w:val="single" w:sz="4" w:space="0" w:color="D7DBE2"/>
-          <w:insideH w:val="single" w:sz="4" w:space="0" w:color="D7DBE2"/>
-          <w:insideV w:val="single" w:sz="4" w:space="0" w:color="D7DBE2"/>
-        </w:tblBorders>
-      </w:tblPr>
-      <w:tblGrid>
-        <w:gridCol w:w="3120"/>
-        <w:gridCol w:w="3120"/>
-        <w:gridCol w:w="3120"/>
-      </w:tblGrid>
-      <w:tr>
-        <w:trPr>
-          <w:tblHeader w:val="true"/>
-        </w:trPr>
-        <w:tc>
-          <w:tcPr>
-            <w:tcW w:type="dxa" w:w="2951"/>
-            <w:shd w:fill="F2F4F7"/>
-            <w:tcMar>
-              <w:top w:w="80" w:type="dxa"/>
-              <w:start w:w="120" w:type="dxa"/>
-              <w:bottom w:w="80" w:type="dxa"/>
-              <w:end w:w="120" w:type="dxa"/>
-            </w:tcMar>
-            <w:vAlign w:val="center"/>
-          </w:tcPr>
-          <w:p>
-            <w:pPr>
-              <w:spacing w:after="0"/>
-            </w:pPr>
-            <w:r>
-              <w:rPr>
-                <w:rFonts w:ascii="Calibri" w:hAnsi="Calibri" w:eastAsia="Calibri" w:cs="Calibri"/>
-                <w:b/>
-                <w:color w:val="0B2545"/>
-                <w:sz w:val="21"/>
-              </w:rPr>
-              <w:t>Nhóm kiểm tra</w:t>
-            </w:r>
-          </w:p>
-        </w:tc>
-        <w:tc>
-          <w:tcPr>
-            <w:tcW w:type="dxa" w:w="2088"/>
-            <w:shd w:fill="F2F4F7"/>
-            <w:tcMar>
-              <w:top w:w="80" w:type="dxa"/>
-              <w:start w:w="120" w:type="dxa"/>
-              <w:bottom w:w="80" w:type="dxa"/>
-              <w:end w:w="120" w:type="dxa"/>
-            </w:tcMar>
-            <w:vAlign w:val="center"/>
-          </w:tcPr>
-          <w:p>
-            <w:pPr>
-              <w:spacing w:after="0"/>
-            </w:pPr>
-            <w:r>
-              <w:rPr>
-                <w:rFonts w:ascii="Calibri" w:hAnsi="Calibri" w:eastAsia="Calibri" w:cs="Calibri"/>
-                <w:b/>
-                <w:color w:val="0B2545"/>
-                <w:sz w:val="21"/>
-              </w:rPr>
-              <w:t>Kết quả</w:t>
-            </w:r>
-          </w:p>
-        </w:tc>
-        <w:tc>
-          <w:tcPr>
-            <w:tcW w:type="dxa" w:w="4320"/>
-            <w:shd w:fill="F2F4F7"/>
-            <w:tcMar>
-              <w:top w:w="80" w:type="dxa"/>
-              <w:start w:w="120" w:type="dxa"/>
-              <w:bottom w:w="80" w:type="dxa"/>
-              <w:end w:w="120" w:type="dxa"/>
-            </w:tcMar>
-            <w:vAlign w:val="center"/>
-          </w:tcPr>
-          <w:p>
-            <w:pPr>
-              <w:spacing w:after="0"/>
-            </w:pPr>
-            <w:r>
-              <w:rPr>
-                <w:rFonts w:ascii="Calibri" w:hAnsi="Calibri" w:eastAsia="Calibri" w:cs="Calibri"/>
-                <w:b/>
-                <w:color w:val="0B2545"/>
-                <w:sz w:val="21"/>
-              </w:rPr>
-              <w:t>Bằng chứng/ghi chú</w:t>
-            </w:r>
-          </w:p>
-        </w:tc>
-      </w:tr>
-      <w:tr>
-        <w:tc>
-          <w:tcPr>
-            <w:tcW w:type="dxa" w:w="2951"/>
-            <w:tcMar>
-              <w:top w:w="80" w:type="dxa"/>
-              <w:start w:w="120" w:type="dxa"/>
-              <w:bottom w:w="80" w:type="dxa"/>
-              <w:end w:w="120" w:type="dxa"/>
-            </w:tcMar>
-            <w:vAlign w:val="center"/>
-          </w:tcPr>
-          <w:p>
-            <w:pPr>
-              <w:spacing w:after="0" w:line="264" w:lineRule="auto"/>
-            </w:pPr>
-            <w:r>
-              <w:rPr>
-                <w:rFonts w:ascii="Calibri" w:hAnsi="Calibri" w:eastAsia="Calibri" w:cs="Calibri"/>
-                <w:sz w:val="20"/>
-              </w:rPr>
-              <w:t>Số bảng Olist</w:t>
-            </w:r>
-          </w:p>
-        </w:tc>
-        <w:tc>
-          <w:tcPr>
-            <w:tcW w:type="dxa" w:w="2088"/>
-            <w:tcMar>
-              <w:top w:w="80" w:type="dxa"/>
-              <w:start w:w="120" w:type="dxa"/>
-              <w:bottom w:w="80" w:type="dxa"/>
-              <w:end w:w="120" w:type="dxa"/>
-            </w:tcMar>
-            <w:vAlign w:val="center"/>
-          </w:tcPr>
-          <w:p>
-            <w:pPr>
-              <w:spacing w:after="0" w:line="264" w:lineRule="auto"/>
-            </w:pPr>
-            <w:r>
-              <w:rPr>
-                <w:rFonts w:ascii="Calibri" w:hAnsi="Calibri" w:eastAsia="Calibri" w:cs="Calibri"/>
-                <w:sz w:val="20"/>
-              </w:rPr>
-              <w:t>9 bảng</w:t>
-            </w:r>
-          </w:p>
-        </w:tc>
-        <w:tc>
-          <w:tcPr>
-            <w:tcW w:type="dxa" w:w="4320"/>
-            <w:tcMar>
-              <w:top w:w="80" w:type="dxa"/>
-              <w:start w:w="120" w:type="dxa"/>
-              <w:bottom w:w="80" w:type="dxa"/>
-              <w:end w:w="120" w:type="dxa"/>
-            </w:tcMar>
-            <w:vAlign w:val="center"/>
-          </w:tcPr>
-          <w:p>
-            <w:pPr>
-              <w:spacing w:after="0" w:line="264" w:lineRule="auto"/>
-            </w:pPr>
-            <w:r>
-              <w:rPr>
-                <w:rFonts w:ascii="Calibri" w:hAnsi="Calibri" w:eastAsia="Calibri" w:cs="Calibri"/>
-                <w:sz w:val="20"/>
-              </w:rPr>
-              <w:t>Bao phủ customer, order, item, payment, review, product, seller, geolocation và category translation</w:t>
-            </w:r>
-          </w:p>
-        </w:tc>
-      </w:tr>
-      <w:tr>
-        <w:tc>
-          <w:tcPr>
-            <w:tcW w:type="dxa" w:w="2951"/>
-            <w:tcMar>
-              <w:top w:w="80" w:type="dxa"/>
-              <w:start w:w="120" w:type="dxa"/>
-              <w:bottom w:w="80" w:type="dxa"/>
-              <w:end w:w="120" w:type="dxa"/>
-            </w:tcMar>
-            <w:vAlign w:val="center"/>
-          </w:tcPr>
-          <w:p>
-            <w:pPr>
-              <w:spacing w:after="0" w:line="264" w:lineRule="auto"/>
-            </w:pPr>
-            <w:r>
-              <w:rPr>
-                <w:rFonts w:ascii="Calibri" w:hAnsi="Calibri" w:eastAsia="Calibri" w:cs="Calibri"/>
-                <w:sz w:val="20"/>
-              </w:rPr>
-              <w:t>Dữ liệu lớn nhất</w:t>
-            </w:r>
-          </w:p>
-        </w:tc>
-        <w:tc>
-          <w:tcPr>
-            <w:tcW w:type="dxa" w:w="2088"/>
-            <w:tcMar>
-              <w:top w:w="80" w:type="dxa"/>
-              <w:start w:w="120" w:type="dxa"/>
-              <w:bottom w:w="80" w:type="dxa"/>
-              <w:end w:w="120" w:type="dxa"/>
-            </w:tcMar>
-            <w:vAlign w:val="center"/>
-          </w:tcPr>
-          <w:p>
-            <w:pPr>
-              <w:spacing w:after="0" w:line="264" w:lineRule="auto"/>
-            </w:pPr>
-            <w:r>
-              <w:rPr>
-                <w:rFonts w:ascii="Calibri" w:hAnsi="Calibri" w:eastAsia="Calibri" w:cs="Calibri"/>
-                <w:sz w:val="20"/>
-              </w:rPr>
-              <w:t>1.000.163 dòng geolocation</w:t>
-            </w:r>
-          </w:p>
-        </w:tc>
-        <w:tc>
-          <w:tcPr>
-            <w:tcW w:type="dxa" w:w="4320"/>
-            <w:tcMar>
-              <w:top w:w="80" w:type="dxa"/>
-              <w:start w:w="120" w:type="dxa"/>
-              <w:bottom w:w="80" w:type="dxa"/>
-              <w:end w:w="120" w:type="dxa"/>
-            </w:tcMar>
-            <w:vAlign w:val="center"/>
-          </w:tcPr>
-          <w:p>
-            <w:pPr>
-              <w:spacing w:after="0" w:line="264" w:lineRule="auto"/>
-            </w:pPr>
-            <w:r>
-              <w:rPr>
-                <w:rFonts w:ascii="Calibri" w:hAnsi="Calibri" w:eastAsia="Calibri" w:cs="Calibri"/>
-                <w:sz w:val="20"/>
-              </w:rPr>
-              <w:t>Chứng minh importer xử lý được file lớn trong phạm vi máy local</w:t>
-            </w:r>
-          </w:p>
-        </w:tc>
-      </w:tr>
-      <w:tr>
-        <w:tc>
-          <w:tcPr>
-            <w:tcW w:type="dxa" w:w="2951"/>
-            <w:tcMar>
-              <w:top w:w="80" w:type="dxa"/>
-              <w:start w:w="120" w:type="dxa"/>
-              <w:bottom w:w="80" w:type="dxa"/>
-              <w:end w:w="120" w:type="dxa"/>
-            </w:tcMar>
-            <w:vAlign w:val="center"/>
-          </w:tcPr>
-          <w:p>
-            <w:pPr>
-              <w:spacing w:after="0" w:line="264" w:lineRule="auto"/>
-            </w:pPr>
-            <w:r>
-              <w:rPr>
-                <w:rFonts w:ascii="Calibri" w:hAnsi="Calibri" w:eastAsia="Calibri" w:cs="Calibri"/>
-                <w:sz w:val="20"/>
-              </w:rPr>
-              <w:t>Tổng dòng chính</w:t>
-            </w:r>
-          </w:p>
-        </w:tc>
-        <w:tc>
-          <w:tcPr>
-            <w:tcW w:type="dxa" w:w="2088"/>
-            <w:tcMar>
-              <w:top w:w="80" w:type="dxa"/>
-              <w:start w:w="120" w:type="dxa"/>
-              <w:bottom w:w="80" w:type="dxa"/>
-              <w:end w:w="120" w:type="dxa"/>
-            </w:tcMar>
-            <w:vAlign w:val="center"/>
-          </w:tcPr>
-          <w:p>
-            <w:pPr>
-              <w:spacing w:after="0" w:line="264" w:lineRule="auto"/>
-            </w:pPr>
-            <w:r>
-              <w:rPr>
-                <w:rFonts w:ascii="Calibri" w:hAnsi="Calibri" w:eastAsia="Calibri" w:cs="Calibri"/>
-                <w:sz w:val="20"/>
-              </w:rPr>
-              <w:t>Hơn 1,5 triệu dòng</w:t>
-            </w:r>
-          </w:p>
-        </w:tc>
-        <w:tc>
-          <w:tcPr>
-            <w:tcW w:type="dxa" w:w="4320"/>
-            <w:tcMar>
-              <w:top w:w="80" w:type="dxa"/>
-              <w:start w:w="120" w:type="dxa"/>
-              <w:bottom w:w="80" w:type="dxa"/>
-              <w:end w:w="120" w:type="dxa"/>
-            </w:tcMar>
-            <w:vAlign w:val="center"/>
-          </w:tcPr>
-          <w:p>
-            <w:pPr>
-              <w:spacing w:after="0" w:line="264" w:lineRule="auto"/>
-            </w:pPr>
-            <w:r>
-              <w:rPr>
-                <w:rFonts w:ascii="Calibri" w:hAnsi="Calibri" w:eastAsia="Calibri" w:cs="Calibri"/>
-                <w:sz w:val="20"/>
-              </w:rPr>
-              <w:t>Đủ dữ liệu thật cho truy vấn và mô hình hóa</w:t>
-            </w:r>
-          </w:p>
-        </w:tc>
-      </w:tr>
-      <w:tr>
-        <w:tc>
-          <w:tcPr>
-            <w:tcW w:type="dxa" w:w="2951"/>
-            <w:tcMar>
-              <w:top w:w="80" w:type="dxa"/>
-              <w:start w:w="120" w:type="dxa"/>
-              <w:bottom w:w="80" w:type="dxa"/>
-              <w:end w:w="120" w:type="dxa"/>
-            </w:tcMar>
-            <w:vAlign w:val="center"/>
-          </w:tcPr>
-          <w:p>
-            <w:pPr>
-              <w:spacing w:after="0" w:line="264" w:lineRule="auto"/>
-            </w:pPr>
-            <w:r>
-              <w:rPr>
-                <w:rFonts w:ascii="Calibri" w:hAnsi="Calibri" w:eastAsia="Calibri" w:cs="Calibri"/>
-                <w:sz w:val="20"/>
-              </w:rPr>
-              <w:t>SQL practice</w:t>
-            </w:r>
-          </w:p>
-        </w:tc>
-        <w:tc>
-          <w:tcPr>
-            <w:tcW w:type="dxa" w:w="2088"/>
-            <w:tcMar>
-              <w:top w:w="80" w:type="dxa"/>
-              <w:start w:w="120" w:type="dxa"/>
-              <w:bottom w:w="80" w:type="dxa"/>
-              <w:end w:w="120" w:type="dxa"/>
-            </w:tcMar>
-            <w:vAlign w:val="center"/>
-          </w:tcPr>
-          <w:p>
-            <w:pPr>
-              <w:spacing w:after="0" w:line="264" w:lineRule="auto"/>
-            </w:pPr>
-            <w:r>
-              <w:rPr>
-                <w:rFonts w:ascii="Calibri" w:hAnsi="Calibri" w:eastAsia="Calibri" w:cs="Calibri"/>
-                <w:sz w:val="20"/>
-              </w:rPr>
-              <w:t>Hoàn thành</w:t>
-            </w:r>
-          </w:p>
-        </w:tc>
-        <w:tc>
-          <w:tcPr>
-            <w:tcW w:type="dxa" w:w="4320"/>
-            <w:tcMar>
-              <w:top w:w="80" w:type="dxa"/>
-              <w:start w:w="120" w:type="dxa"/>
-              <w:bottom w:w="80" w:type="dxa"/>
-              <w:end w:w="120" w:type="dxa"/>
-            </w:tcMar>
-            <w:vAlign w:val="center"/>
-          </w:tcPr>
-          <w:p>
-            <w:pPr>
-              <w:spacing w:after="0" w:line="264" w:lineRule="auto"/>
-            </w:pPr>
-            <w:r>
-              <w:rPr>
-                <w:rFonts w:ascii="Calibri" w:hAnsi="Calibri" w:eastAsia="Calibri" w:cs="Calibri"/>
-                <w:sz w:val="20"/>
-              </w:rPr>
-              <w:t>Có truy vấn từ cơ bản đến window function và EXPLAIN ANALYZE</w:t>
-            </w:r>
-          </w:p>
-        </w:tc>
-      </w:tr>
-    </w:tbl>
-    <w:p>
-      <w:pPr>
-        <w:spacing w:after="80"/>
-      </w:pPr>
-    </w:p>
-    <w:p>
-      <w:pPr>
-        <w:pStyle w:val="Heading1"/>
-      </w:pPr>
-      <w:r>
-        <w:t>5. Đánh giá chất lượng, rủi ro và giới hạn</w:t>
-      </w:r>
-    </w:p>
-    <w:p>
-      <w:pPr>
-        <w:spacing w:after="120" w:line="264" w:lineRule="auto"/>
-      </w:pPr>
-      <w:r>
-        <w:rPr>
-          <w:rFonts w:ascii="Calibri" w:hAnsi="Calibri" w:eastAsia="Calibri" w:cs="Calibri"/>
-          <w:i w:val="0"/>
-        </w:rPr>
-        <w:t>Chất lượng tuần 1 nằm ở khả năng tạo nguồn dữ liệu sạch đủ dùng, nhưng vẫn có giới hạn do chưa chuẩn hóa sâu.</w:t>
-      </w:r>
-    </w:p>
-    <w:tbl>
-      <w:tblPr>
-        <w:tblStyle w:val="TableGrid"/>
-        <w:tblW w:type="auto" w:w="0"/>
-        <w:jc w:val="left"/>
-        <w:tblLayout w:type="fixed"/>
-        <w:tblLook w:firstColumn="1" w:firstRow="1" w:lastColumn="0" w:lastRow="0" w:noHBand="0" w:noVBand="1" w:val="04A0"/>
-        <w:tblBorders>
-          <w:top w:val="single" w:sz="4" w:space="0" w:color="D7DBE2"/>
-          <w:left w:val="single" w:sz="4" w:space="0" w:color="D7DBE2"/>
-          <w:bottom w:val="single" w:sz="4" w:space="0" w:color="D7DBE2"/>
-          <w:right w:val="single" w:sz="4" w:space="0" w:color="D7DBE2"/>
-          <w:insideH w:val="single" w:sz="4" w:space="0" w:color="D7DBE2"/>
-          <w:insideV w:val="single" w:sz="4" w:space="0" w:color="D7DBE2"/>
-        </w:tblBorders>
-      </w:tblPr>
-      <w:tblGrid>
-        <w:gridCol w:w="3120"/>
-        <w:gridCol w:w="3120"/>
-        <w:gridCol w:w="3120"/>
-      </w:tblGrid>
-      <w:tr>
-        <w:trPr>
-          <w:tblHeader w:val="true"/>
-        </w:trPr>
-        <w:tc>
-          <w:tcPr>
-            <w:tcW w:type="dxa" w:w="2951"/>
-            <w:shd w:fill="F2F4F7"/>
-            <w:tcMar>
-              <w:top w:w="80" w:type="dxa"/>
-              <w:start w:w="120" w:type="dxa"/>
-              <w:bottom w:w="80" w:type="dxa"/>
-              <w:end w:w="120" w:type="dxa"/>
-            </w:tcMar>
-            <w:vAlign w:val="center"/>
-          </w:tcPr>
-          <w:p>
-            <w:pPr>
-              <w:spacing w:after="0"/>
-            </w:pPr>
-            <w:r>
-              <w:rPr>
-                <w:rFonts w:ascii="Calibri" w:hAnsi="Calibri" w:eastAsia="Calibri" w:cs="Calibri"/>
-                <w:b/>
-                <w:color w:val="0B2545"/>
-                <w:sz w:val="21"/>
-              </w:rPr>
-              <w:t>Vấn đề</w:t>
-            </w:r>
-          </w:p>
-        </w:tc>
-        <w:tc>
-          <w:tcPr>
-            <w:tcW w:type="dxa" w:w="2088"/>
-            <w:shd w:fill="F2F4F7"/>
-            <w:tcMar>
-              <w:top w:w="80" w:type="dxa"/>
-              <w:start w:w="120" w:type="dxa"/>
-              <w:bottom w:w="80" w:type="dxa"/>
-              <w:end w:w="120" w:type="dxa"/>
-            </w:tcMar>
-            <w:vAlign w:val="center"/>
-          </w:tcPr>
-          <w:p>
-            <w:pPr>
-              <w:spacing w:after="0"/>
-            </w:pPr>
-            <w:r>
-              <w:rPr>
-                <w:rFonts w:ascii="Calibri" w:hAnsi="Calibri" w:eastAsia="Calibri" w:cs="Calibri"/>
-                <w:b/>
-                <w:color w:val="0B2545"/>
-                <w:sz w:val="21"/>
-              </w:rPr>
-              <w:t>Mức ảnh hưởng</w:t>
-            </w:r>
-          </w:p>
-        </w:tc>
-        <w:tc>
-          <w:tcPr>
-            <w:tcW w:type="dxa" w:w="4320"/>
-            <w:shd w:fill="F2F4F7"/>
-            <w:tcMar>
-              <w:top w:w="80" w:type="dxa"/>
-              <w:start w:w="120" w:type="dxa"/>
-              <w:bottom w:w="80" w:type="dxa"/>
-              <w:end w:w="120" w:type="dxa"/>
-            </w:tcMar>
-            <w:vAlign w:val="center"/>
-          </w:tcPr>
-          <w:p>
-            <w:pPr>
-              <w:spacing w:after="0"/>
-            </w:pPr>
-            <w:r>
-              <w:rPr>
-                <w:rFonts w:ascii="Calibri" w:hAnsi="Calibri" w:eastAsia="Calibri" w:cs="Calibri"/>
-                <w:b/>
-                <w:color w:val="0B2545"/>
-                <w:sz w:val="21"/>
-              </w:rPr>
-              <w:t>Hướng xử lý/đề xuất</w:t>
-            </w:r>
-          </w:p>
-        </w:tc>
-      </w:tr>
-      <w:tr>
-        <w:tc>
-          <w:tcPr>
-            <w:tcW w:type="dxa" w:w="2951"/>
-            <w:tcMar>
-              <w:top w:w="80" w:type="dxa"/>
-              <w:start w:w="120" w:type="dxa"/>
-              <w:bottom w:w="80" w:type="dxa"/>
-              <w:end w:w="120" w:type="dxa"/>
-            </w:tcMar>
-            <w:vAlign w:val="center"/>
-          </w:tcPr>
-          <w:p>
-            <w:pPr>
-              <w:spacing w:after="0" w:line="264" w:lineRule="auto"/>
-            </w:pPr>
-            <w:r>
-              <w:rPr>
-                <w:rFonts w:ascii="Calibri" w:hAnsi="Calibri" w:eastAsia="Calibri" w:cs="Calibri"/>
-                <w:sz w:val="20"/>
-              </w:rPr>
-              <w:t>CSV có giá trị rỗng và kiểu dữ liệu không đồng nhất</w:t>
-            </w:r>
-          </w:p>
-        </w:tc>
-        <w:tc>
-          <w:tcPr>
-            <w:tcW w:type="dxa" w:w="2088"/>
-            <w:tcMar>
-              <w:top w:w="80" w:type="dxa"/>
-              <w:start w:w="120" w:type="dxa"/>
-              <w:bottom w:w="80" w:type="dxa"/>
-              <w:end w:w="120" w:type="dxa"/>
-            </w:tcMar>
-            <w:vAlign w:val="center"/>
-          </w:tcPr>
-          <w:p>
-            <w:pPr>
-              <w:spacing w:after="0" w:line="264" w:lineRule="auto"/>
-            </w:pPr>
-            <w:r>
-              <w:rPr>
-                <w:rFonts w:ascii="Calibri" w:hAnsi="Calibri" w:eastAsia="Calibri" w:cs="Calibri"/>
-                <w:sz w:val="20"/>
-              </w:rPr>
-              <w:t>Trung bình</w:t>
-            </w:r>
-          </w:p>
-        </w:tc>
-        <w:tc>
-          <w:tcPr>
-            <w:tcW w:type="dxa" w:w="4320"/>
-            <w:tcMar>
-              <w:top w:w="80" w:type="dxa"/>
-              <w:start w:w="120" w:type="dxa"/>
-              <w:bottom w:w="80" w:type="dxa"/>
-              <w:end w:w="120" w:type="dxa"/>
-            </w:tcMar>
-            <w:vAlign w:val="center"/>
-          </w:tcPr>
-          <w:p>
-            <w:pPr>
-              <w:spacing w:after="0" w:line="264" w:lineRule="auto"/>
-            </w:pPr>
-            <w:r>
-              <w:rPr>
-                <w:rFonts w:ascii="Calibri" w:hAnsi="Calibri" w:eastAsia="Calibri" w:cs="Calibri"/>
-                <w:sz w:val="20"/>
-              </w:rPr>
-              <w:t>Chuẩn hóa chuỗi rỗng thành NULL và ép kiểu trước khi ghi DB</w:t>
-            </w:r>
-          </w:p>
-        </w:tc>
-      </w:tr>
-      <w:tr>
-        <w:tc>
-          <w:tcPr>
-            <w:tcW w:type="dxa" w:w="2951"/>
-            <w:tcMar>
-              <w:top w:w="80" w:type="dxa"/>
-              <w:start w:w="120" w:type="dxa"/>
-              <w:bottom w:w="80" w:type="dxa"/>
-              <w:end w:w="120" w:type="dxa"/>
-            </w:tcMar>
-            <w:vAlign w:val="center"/>
-          </w:tcPr>
-          <w:p>
-            <w:pPr>
-              <w:spacing w:after="0" w:line="264" w:lineRule="auto"/>
-            </w:pPr>
-            <w:r>
-              <w:rPr>
-                <w:rFonts w:ascii="Calibri" w:hAnsi="Calibri" w:eastAsia="Calibri" w:cs="Calibri"/>
-                <w:sz w:val="20"/>
-              </w:rPr>
-              <w:t>Index có thể không được planner dùng ngay</w:t>
-            </w:r>
-          </w:p>
-        </w:tc>
-        <w:tc>
-          <w:tcPr>
-            <w:tcW w:type="dxa" w:w="2088"/>
-            <w:tcMar>
-              <w:top w:w="80" w:type="dxa"/>
-              <w:start w:w="120" w:type="dxa"/>
-              <w:bottom w:w="80" w:type="dxa"/>
-              <w:end w:w="120" w:type="dxa"/>
-            </w:tcMar>
-            <w:vAlign w:val="center"/>
-          </w:tcPr>
-          <w:p>
-            <w:pPr>
-              <w:spacing w:after="0" w:line="264" w:lineRule="auto"/>
-            </w:pPr>
-            <w:r>
-              <w:rPr>
-                <w:rFonts w:ascii="Calibri" w:hAnsi="Calibri" w:eastAsia="Calibri" w:cs="Calibri"/>
-                <w:sz w:val="20"/>
-              </w:rPr>
-              <w:t>Thấp</w:t>
-            </w:r>
-          </w:p>
-        </w:tc>
-        <w:tc>
-          <w:tcPr>
-            <w:tcW w:type="dxa" w:w="4320"/>
-            <w:tcMar>
-              <w:top w:w="80" w:type="dxa"/>
-              <w:start w:w="120" w:type="dxa"/>
-              <w:bottom w:w="80" w:type="dxa"/>
-              <w:end w:w="120" w:type="dxa"/>
-            </w:tcMar>
-            <w:vAlign w:val="center"/>
-          </w:tcPr>
-          <w:p>
-            <w:pPr>
-              <w:spacing w:after="0" w:line="264" w:lineRule="auto"/>
-            </w:pPr>
-            <w:r>
-              <w:rPr>
-                <w:rFonts w:ascii="Calibri" w:hAnsi="Calibri" w:eastAsia="Calibri" w:cs="Calibri"/>
-                <w:sz w:val="20"/>
-              </w:rPr>
-              <w:t>Dùng EXPLAIN ANALYZE để kiểm tra thực tế</w:t>
-            </w:r>
-          </w:p>
-        </w:tc>
-      </w:tr>
-      <w:tr>
-        <w:tc>
-          <w:tcPr>
-            <w:tcW w:type="dxa" w:w="2951"/>
-            <w:tcMar>
-              <w:top w:w="80" w:type="dxa"/>
-              <w:start w:w="120" w:type="dxa"/>
-              <w:bottom w:w="80" w:type="dxa"/>
-              <w:end w:w="120" w:type="dxa"/>
-            </w:tcMar>
-            <w:vAlign w:val="center"/>
-          </w:tcPr>
-          <w:p>
-            <w:pPr>
-              <w:spacing w:after="0" w:line="264" w:lineRule="auto"/>
-            </w:pPr>
-            <w:r>
-              <w:rPr>
-                <w:rFonts w:ascii="Calibri" w:hAnsi="Calibri" w:eastAsia="Calibri" w:cs="Calibri"/>
-                <w:sz w:val="20"/>
-              </w:rPr>
-              <w:t>Schema staging còn gần dữ liệu nguồn</w:t>
-            </w:r>
-          </w:p>
-        </w:tc>
-        <w:tc>
-          <w:tcPr>
-            <w:tcW w:type="dxa" w:w="2088"/>
-            <w:tcMar>
-              <w:top w:w="80" w:type="dxa"/>
-              <w:start w:w="120" w:type="dxa"/>
-              <w:bottom w:w="80" w:type="dxa"/>
-              <w:end w:w="120" w:type="dxa"/>
-            </w:tcMar>
-            <w:vAlign w:val="center"/>
-          </w:tcPr>
-          <w:p>
-            <w:pPr>
-              <w:spacing w:after="0" w:line="264" w:lineRule="auto"/>
-            </w:pPr>
-            <w:r>
-              <w:rPr>
-                <w:rFonts w:ascii="Calibri" w:hAnsi="Calibri" w:eastAsia="Calibri" w:cs="Calibri"/>
-                <w:sz w:val="20"/>
-              </w:rPr>
-              <w:t>Trung bình</w:t>
-            </w:r>
-          </w:p>
-        </w:tc>
-        <w:tc>
-          <w:tcPr>
-            <w:tcW w:type="dxa" w:w="4320"/>
-            <w:tcMar>
-              <w:top w:w="80" w:type="dxa"/>
-              <w:start w:w="120" w:type="dxa"/>
-              <w:bottom w:w="80" w:type="dxa"/>
-              <w:end w:w="120" w:type="dxa"/>
-            </w:tcMar>
-            <w:vAlign w:val="center"/>
-          </w:tcPr>
-          <w:p>
-            <w:pPr>
-              <w:spacing w:after="0" w:line="264" w:lineRule="auto"/>
-            </w:pPr>
-            <w:r>
-              <w:rPr>
-                <w:rFonts w:ascii="Calibri" w:hAnsi="Calibri" w:eastAsia="Calibri" w:cs="Calibri"/>
-                <w:sz w:val="20"/>
-              </w:rPr>
-              <w:t>Chuyển sang mô hình OLTP/OLAP ở tuần 2</w:t>
-            </w:r>
-          </w:p>
-        </w:tc>
-      </w:tr>
-    </w:tbl>
-    <w:p>
-      <w:pPr>
-        <w:spacing w:after="80"/>
-      </w:pPr>
-    </w:p>
-    <w:p>
-      <w:pPr>
-        <w:pStyle w:val="Heading1"/>
-      </w:pPr>
-      <w:r>
-        <w:t>6. Đánh giá và kế hoạch tiếp theo</w:t>
-      </w:r>
-    </w:p>
-    <w:p>
-      <w:pPr>
-        <w:pStyle w:val="Heading2"/>
-      </w:pPr>
-      <w:r>
-        <w:t>6.1 Đánh giá kỹ thuật</w:t>
-      </w:r>
-    </w:p>
-    <w:p>
-      <w:pPr>
-        <w:pStyle w:val="ListBullet"/>
-        <w:spacing w:after="80"/>
-        <w:ind w:left="720" w:hanging="360"/>
-      </w:pPr>
-      <w:r>
-        <w:rPr>
-          <w:rFonts w:ascii="Calibri" w:hAnsi="Calibri" w:eastAsia="Calibri" w:cs="Calibri"/>
-        </w:rPr>
-        <w:t>Data Engineering bắt đầu từ việc hiểu dữ liệu thật, không chỉ viết code import.</w:t>
-      </w:r>
-    </w:p>
-    <w:p>
-      <w:pPr>
-        <w:pStyle w:val="ListBullet"/>
-        <w:spacing w:after="80"/>
-        <w:ind w:left="720" w:hanging="360"/>
-      </w:pPr>
-      <w:r>
-        <w:rPr>
-          <w:rFonts w:ascii="Calibri" w:hAnsi="Calibri" w:eastAsia="Calibri" w:cs="Calibri"/>
-        </w:rPr>
-        <w:t>Cần kiểm tra số dòng và kiểu dữ liệu sau mỗi bước nạp để tránh lỗi âm thầm.</w:t>
-      </w:r>
-    </w:p>
-    <w:p>
-      <w:pPr>
-        <w:pStyle w:val="ListBullet"/>
-        <w:spacing w:after="80"/>
-        <w:ind w:left="720" w:hanging="360"/>
-      </w:pPr>
-      <w:r>
-        <w:rPr>
-          <w:rFonts w:ascii="Calibri" w:hAnsi="Calibri" w:eastAsia="Calibri" w:cs="Calibri"/>
-        </w:rPr>
-        <w:t>SQL vẫn là công cụ cốt lõi để xác minh pipeline dữ liệu.</w:t>
-      </w:r>
-    </w:p>
-    <w:p>
-      <w:pPr>
-        <w:pStyle w:val="Heading2"/>
-      </w:pPr>
-      <w:r>
-        <w:t>6.2 Kế hoạch tiếp theo</w:t>
-      </w:r>
-    </w:p>
-    <w:p>
-      <w:pPr>
-        <w:pStyle w:val="ListBullet"/>
-        <w:spacing w:after="80"/>
-        <w:ind w:left="720" w:hanging="360"/>
-      </w:pPr>
-      <w:r>
-        <w:rPr>
-          <w:rFonts w:ascii="Calibri" w:hAnsi="Calibri" w:eastAsia="Calibri" w:cs="Calibri"/>
-        </w:rPr>
-        <w:t>Bổ sung kiểm tra tự động về schema, kiểu dữ liệu, null rate và row count sau mỗi lần import.</w:t>
-      </w:r>
-    </w:p>
-    <w:p>
-      <w:pPr>
-        <w:pStyle w:val="ListBullet"/>
-        <w:spacing w:after="80"/>
-        <w:ind w:left="720" w:hanging="360"/>
-      </w:pPr>
-      <w:r>
-        <w:rPr>
-          <w:rFonts w:ascii="Calibri" w:hAnsi="Calibri" w:eastAsia="Calibri" w:cs="Calibri"/>
-        </w:rPr>
-        <w:t>Bổ sung logging theo từng bảng trước khi mở rộng sang lớp orchestration.</w:t>
-      </w:r>
-    </w:p>
-    <w:p>
-      <w:pPr>
-        <w:pStyle w:val="ListBullet"/>
-        <w:spacing w:after="80"/>
-        <w:ind w:left="720" w:hanging="360"/>
-      </w:pPr>
-      <w:r>
-        <w:rPr>
-          <w:rFonts w:ascii="Calibri" w:hAnsi="Calibri" w:eastAsia="Calibri" w:cs="Calibri"/>
-        </w:rPr>
-        <w:t>Xác định ngưỡng cân bằng giữa tốc độ import và thời điểm tạo constraint/index dựa trên khối lượng dữ liệu.</w:t>
+        <w:t>, vì vậy không thay đổi bảng nghiệp vụ Olist. Stored procedure PostgreSQL chỉ làm mới bảng tổng hợp riêng của lab.</w:t>
       </w:r>
     </w:p>
     <w:p>
@@ -2917,349 +2879,134 @@
         <w:pStyle w:val="Heading1"/>
       </w:pPr>
       <w:r>
-        <w:t>7. Phụ lục bàn giao</w:t>
+        <w:t>8. Kết luận</w:t>
       </w:r>
     </w:p>
-    <w:tbl>
-      <w:tblPr>
-        <w:tblStyle w:val="TableGrid"/>
-        <w:tblW w:type="auto" w:w="0"/>
-        <w:jc w:val="left"/>
-        <w:tblLayout w:type="fixed"/>
-        <w:tblLook w:firstColumn="1" w:firstRow="1" w:lastColumn="0" w:lastRow="0" w:noHBand="0" w:noVBand="1" w:val="04A0"/>
-        <w:tblBorders>
-          <w:top w:val="single" w:sz="4" w:space="0" w:color="D7DBE2"/>
-          <w:left w:val="single" w:sz="4" w:space="0" w:color="D7DBE2"/>
-          <w:bottom w:val="single" w:sz="4" w:space="0" w:color="D7DBE2"/>
-          <w:right w:val="single" w:sz="4" w:space="0" w:color="D7DBE2"/>
-          <w:insideH w:val="single" w:sz="4" w:space="0" w:color="D7DBE2"/>
-          <w:insideV w:val="single" w:sz="4" w:space="0" w:color="D7DBE2"/>
-        </w:tblBorders>
-      </w:tblPr>
-      <w:tblGrid>
-        <w:gridCol w:w="4680"/>
-        <w:gridCol w:w="4680"/>
-      </w:tblGrid>
-      <w:tr>
-        <w:trPr>
-          <w:tblHeader w:val="true"/>
-        </w:trPr>
-        <w:tc>
-          <w:tcPr>
-            <w:tcW w:type="dxa" w:w="3888"/>
-            <w:shd w:fill="F2F4F7"/>
-            <w:tcMar>
-              <w:top w:w="80" w:type="dxa"/>
-              <w:start w:w="120" w:type="dxa"/>
-              <w:bottom w:w="80" w:type="dxa"/>
-              <w:end w:w="120" w:type="dxa"/>
-            </w:tcMar>
-            <w:vAlign w:val="center"/>
-          </w:tcPr>
-          <w:p>
-            <w:pPr>
-              <w:spacing w:after="0"/>
-            </w:pPr>
-            <w:r>
-              <w:rPr>
-                <w:rFonts w:ascii="Calibri" w:hAnsi="Calibri" w:eastAsia="Calibri" w:cs="Calibri"/>
-                <w:b/>
-                <w:color w:val="0B2545"/>
-                <w:sz w:val="21"/>
-              </w:rPr>
-              <w:t>Tệp/thư mục</w:t>
-            </w:r>
-          </w:p>
-        </w:tc>
-        <w:tc>
-          <w:tcPr>
-            <w:tcW w:type="dxa" w:w="5472"/>
-            <w:shd w:fill="F2F4F7"/>
-            <w:tcMar>
-              <w:top w:w="80" w:type="dxa"/>
-              <w:start w:w="120" w:type="dxa"/>
-              <w:bottom w:w="80" w:type="dxa"/>
-              <w:end w:w="120" w:type="dxa"/>
-            </w:tcMar>
-            <w:vAlign w:val="center"/>
-          </w:tcPr>
-          <w:p>
-            <w:pPr>
-              <w:spacing w:after="0"/>
-            </w:pPr>
-            <w:r>
-              <w:rPr>
-                <w:rFonts w:ascii="Calibri" w:hAnsi="Calibri" w:eastAsia="Calibri" w:cs="Calibri"/>
-                <w:b/>
-                <w:color w:val="0B2545"/>
-                <w:sz w:val="21"/>
-              </w:rPr>
-              <w:t>Mục đích</w:t>
-            </w:r>
-          </w:p>
-        </w:tc>
-      </w:tr>
-      <w:tr>
-        <w:tc>
-          <w:tcPr>
-            <w:tcW w:type="dxa" w:w="3888"/>
-            <w:tcMar>
-              <w:top w:w="80" w:type="dxa"/>
-              <w:start w:w="120" w:type="dxa"/>
-              <w:bottom w:w="80" w:type="dxa"/>
-              <w:end w:w="120" w:type="dxa"/>
-            </w:tcMar>
-            <w:vAlign w:val="center"/>
-          </w:tcPr>
-          <w:p>
-            <w:pPr>
-              <w:spacing w:after="0" w:line="264" w:lineRule="auto"/>
-            </w:pPr>
-            <w:r>
-              <w:rPr>
-                <w:rFonts w:ascii="Calibri" w:hAnsi="Calibri" w:eastAsia="Calibri" w:cs="Calibri"/>
-                <w:sz w:val="20"/>
-              </w:rPr>
-              <w:t>exercises/week1/script/import_olist_to_postgres.py</w:t>
-            </w:r>
-          </w:p>
-        </w:tc>
-        <w:tc>
-          <w:tcPr>
-            <w:tcW w:type="dxa" w:w="5472"/>
-            <w:tcMar>
-              <w:top w:w="80" w:type="dxa"/>
-              <w:start w:w="120" w:type="dxa"/>
-              <w:bottom w:w="80" w:type="dxa"/>
-              <w:end w:w="120" w:type="dxa"/>
-            </w:tcMar>
-            <w:vAlign w:val="center"/>
-          </w:tcPr>
-          <w:p>
-            <w:pPr>
-              <w:spacing w:after="0" w:line="264" w:lineRule="auto"/>
-            </w:pPr>
-            <w:r>
-              <w:rPr>
-                <w:rFonts w:ascii="Calibri" w:hAnsi="Calibri" w:eastAsia="Calibri" w:cs="Calibri"/>
-                <w:sz w:val="20"/>
-              </w:rPr>
-              <w:t>Script import và làm sạch dữ liệu Olist vào PostgreSQL</w:t>
-            </w:r>
-          </w:p>
-        </w:tc>
-      </w:tr>
-      <w:tr>
-        <w:tc>
-          <w:tcPr>
-            <w:tcW w:type="dxa" w:w="3888"/>
-            <w:tcMar>
-              <w:top w:w="80" w:type="dxa"/>
-              <w:start w:w="120" w:type="dxa"/>
-              <w:bottom w:w="80" w:type="dxa"/>
-              <w:end w:w="120" w:type="dxa"/>
-            </w:tcMar>
-            <w:vAlign w:val="center"/>
-          </w:tcPr>
-          <w:p>
-            <w:pPr>
-              <w:spacing w:after="0" w:line="264" w:lineRule="auto"/>
-            </w:pPr>
-            <w:r>
-              <w:rPr>
-                <w:rFonts w:ascii="Calibri" w:hAnsi="Calibri" w:eastAsia="Calibri" w:cs="Calibri"/>
-                <w:sz w:val="20"/>
-              </w:rPr>
-              <w:t>exercises/week1/script/sql_practice_postgres.sql</w:t>
-            </w:r>
-          </w:p>
-        </w:tc>
-        <w:tc>
-          <w:tcPr>
-            <w:tcW w:type="dxa" w:w="5472"/>
-            <w:tcMar>
-              <w:top w:w="80" w:type="dxa"/>
-              <w:start w:w="120" w:type="dxa"/>
-              <w:bottom w:w="80" w:type="dxa"/>
-              <w:end w:w="120" w:type="dxa"/>
-            </w:tcMar>
-            <w:vAlign w:val="center"/>
-          </w:tcPr>
-          <w:p>
-            <w:pPr>
-              <w:spacing w:after="0" w:line="264" w:lineRule="auto"/>
-            </w:pPr>
-            <w:r>
-              <w:rPr>
-                <w:rFonts w:ascii="Calibri" w:hAnsi="Calibri" w:eastAsia="Calibri" w:cs="Calibri"/>
-                <w:sz w:val="20"/>
-              </w:rPr>
-              <w:t>Bộ truy vấn SQL phân tích và tối ưu</w:t>
-            </w:r>
-          </w:p>
-        </w:tc>
-      </w:tr>
-      <w:tr>
-        <w:tc>
-          <w:tcPr>
-            <w:tcW w:type="dxa" w:w="3888"/>
-            <w:tcMar>
-              <w:top w:w="80" w:type="dxa"/>
-              <w:start w:w="120" w:type="dxa"/>
-              <w:bottom w:w="80" w:type="dxa"/>
-              <w:end w:w="120" w:type="dxa"/>
-            </w:tcMar>
-            <w:vAlign w:val="center"/>
-          </w:tcPr>
-          <w:p>
-            <w:pPr>
-              <w:spacing w:after="0" w:line="264" w:lineRule="auto"/>
-            </w:pPr>
-            <w:r>
-              <w:rPr>
-                <w:rFonts w:ascii="Calibri" w:hAnsi="Calibri" w:eastAsia="Calibri" w:cs="Calibri"/>
-                <w:sz w:val="20"/>
-              </w:rPr>
-              <w:t>exercises/week1/script/linux_basics.sh</w:t>
-            </w:r>
-          </w:p>
-        </w:tc>
-        <w:tc>
-          <w:tcPr>
-            <w:tcW w:type="dxa" w:w="5472"/>
-            <w:tcMar>
-              <w:top w:w="80" w:type="dxa"/>
-              <w:start w:w="120" w:type="dxa"/>
-              <w:bottom w:w="80" w:type="dxa"/>
-              <w:end w:w="120" w:type="dxa"/>
-            </w:tcMar>
-            <w:vAlign w:val="center"/>
-          </w:tcPr>
-          <w:p>
-            <w:pPr>
-              <w:spacing w:after="0" w:line="264" w:lineRule="auto"/>
-            </w:pPr>
-            <w:r>
-              <w:rPr>
-                <w:rFonts w:ascii="Calibri" w:hAnsi="Calibri" w:eastAsia="Calibri" w:cs="Calibri"/>
-                <w:sz w:val="20"/>
-              </w:rPr>
-              <w:t>Script kiểm tra Linux command line</w:t>
-            </w:r>
-          </w:p>
-        </w:tc>
-      </w:tr>
-      <w:tr>
-        <w:tc>
-          <w:tcPr>
-            <w:tcW w:type="dxa" w:w="3888"/>
-            <w:tcMar>
-              <w:top w:w="80" w:type="dxa"/>
-              <w:start w:w="120" w:type="dxa"/>
-              <w:bottom w:w="80" w:type="dxa"/>
-              <w:end w:w="120" w:type="dxa"/>
-            </w:tcMar>
-            <w:vAlign w:val="center"/>
-          </w:tcPr>
-          <w:p>
-            <w:pPr>
-              <w:spacing w:after="0" w:line="264" w:lineRule="auto"/>
-            </w:pPr>
-            <w:r>
-              <w:rPr>
-                <w:rFonts w:ascii="Calibri" w:hAnsi="Calibri" w:eastAsia="Calibri" w:cs="Calibri"/>
-                <w:sz w:val="20"/>
-              </w:rPr>
-              <w:t>exercises/week1/script/OlistCsvJavaPractice.java</w:t>
-            </w:r>
-          </w:p>
-        </w:tc>
-        <w:tc>
-          <w:tcPr>
-            <w:tcW w:type="dxa" w:w="5472"/>
-            <w:tcMar>
-              <w:top w:w="80" w:type="dxa"/>
-              <w:start w:w="120" w:type="dxa"/>
-              <w:bottom w:w="80" w:type="dxa"/>
-              <w:end w:w="120" w:type="dxa"/>
-            </w:tcMar>
-            <w:vAlign w:val="center"/>
-          </w:tcPr>
-          <w:p>
-            <w:pPr>
-              <w:spacing w:after="0" w:line="264" w:lineRule="auto"/>
-            </w:pPr>
-            <w:r>
-              <w:rPr>
-                <w:rFonts w:ascii="Calibri" w:hAnsi="Calibri" w:eastAsia="Calibri" w:cs="Calibri"/>
-                <w:sz w:val="20"/>
-              </w:rPr>
-              <w:t>Tiện ích Java đọc CSV và thống kê</w:t>
-            </w:r>
-          </w:p>
-        </w:tc>
-      </w:tr>
-      <w:tr>
-        <w:tc>
-          <w:tcPr>
-            <w:tcW w:type="dxa" w:w="3888"/>
-            <w:tcMar>
-              <w:top w:w="80" w:type="dxa"/>
-              <w:start w:w="120" w:type="dxa"/>
-              <w:bottom w:w="80" w:type="dxa"/>
-              <w:end w:w="120" w:type="dxa"/>
-            </w:tcMar>
-            <w:vAlign w:val="center"/>
-          </w:tcPr>
-          <w:p>
-            <w:pPr>
-              <w:spacing w:after="0" w:line="264" w:lineRule="auto"/>
-            </w:pPr>
-            <w:r>
-              <w:rPr>
-                <w:rFonts w:ascii="Calibri" w:hAnsi="Calibri" w:eastAsia="Calibri" w:cs="Calibri"/>
-                <w:sz w:val="20"/>
-              </w:rPr>
-              <w:t>exercises/week1/report/bao_cao_tuan_1.docx</w:t>
-            </w:r>
-          </w:p>
-        </w:tc>
-        <w:tc>
-          <w:tcPr>
-            <w:tcW w:type="dxa" w:w="5472"/>
-            <w:tcMar>
-              <w:top w:w="80" w:type="dxa"/>
-              <w:start w:w="120" w:type="dxa"/>
-              <w:bottom w:w="80" w:type="dxa"/>
-              <w:end w:w="120" w:type="dxa"/>
-            </w:tcMar>
-            <w:vAlign w:val="center"/>
-          </w:tcPr>
-          <w:p>
-            <w:pPr>
-              <w:spacing w:after="0" w:line="264" w:lineRule="auto"/>
-            </w:pPr>
-            <w:r>
-              <w:rPr>
-                <w:rFonts w:ascii="Calibri" w:hAnsi="Calibri" w:eastAsia="Calibri" w:cs="Calibri"/>
-                <w:sz w:val="20"/>
-              </w:rPr>
-              <w:t>Báo cáo dự án tuần 1</w:t>
-            </w:r>
-          </w:p>
-        </w:tc>
-      </w:tr>
-    </w:tbl>
+    <w:p>
+      <w:r>
+        <w:rPr>
+          <w:rFonts w:ascii="Calibri" w:hAnsi="Calibri" w:eastAsia="Calibri"/>
+          <w:b w:val="0"/>
+          <w:i w:val="0"/>
+          <w:color w:val="000000"/>
+          <w:sz w:val="21"/>
+        </w:rPr>
+        <w:t>Tuần 1 đã hoàn thành các phần nền tảng:</w:t>
+      </w:r>
+    </w:p>
     <w:p>
       <w:pPr>
-        <w:spacing w:after="80"/>
+        <w:pStyle w:val="ListBullet"/>
+        <w:spacing w:after="40"/>
       </w:pPr>
+      <w:r>
+        <w:rPr>
+          <w:rFonts w:ascii="Calibri" w:hAnsi="Calibri" w:eastAsia="Calibri"/>
+          <w:b w:val="0"/>
+          <w:i w:val="0"/>
+          <w:color w:val="000000"/>
+          <w:sz w:val="21"/>
+        </w:rPr>
+        <w:t>Có script Python xử lý dữ liệu CSV lớn và đưa vào PostgreSQL.</w:t>
+      </w:r>
+    </w:p>
+    <w:p>
+      <w:pPr>
+        <w:pStyle w:val="ListBullet"/>
+        <w:spacing w:after="40"/>
+      </w:pPr>
+      <w:r>
+        <w:rPr>
+          <w:rFonts w:ascii="Calibri" w:hAnsi="Calibri" w:eastAsia="Calibri"/>
+          <w:b w:val="0"/>
+          <w:i w:val="0"/>
+          <w:color w:val="000000"/>
+          <w:sz w:val="21"/>
+        </w:rPr>
+        <w:t>Có schema dữ liệu thực tế để luyện SQL trong DBeaver.</w:t>
+      </w:r>
+    </w:p>
+    <w:p>
+      <w:pPr>
+        <w:pStyle w:val="ListBullet"/>
+        <w:spacing w:after="40"/>
+      </w:pPr>
+      <w:r>
+        <w:rPr>
+          <w:rFonts w:ascii="Calibri" w:hAnsi="Calibri" w:eastAsia="Calibri"/>
+          <w:b w:val="0"/>
+          <w:i w:val="0"/>
+          <w:color w:val="000000"/>
+          <w:sz w:val="21"/>
+        </w:rPr>
+        <w:t>Có truy vấn phân tích dữ liệu từ cơ bản đến nâng cao.</w:t>
+      </w:r>
+    </w:p>
+    <w:p>
+      <w:pPr>
+        <w:pStyle w:val="ListBullet"/>
+        <w:spacing w:after="40"/>
+      </w:pPr>
+      <w:r>
+        <w:rPr>
+          <w:rFonts w:ascii="Calibri" w:hAnsi="Calibri" w:eastAsia="Calibri"/>
+          <w:b w:val="0"/>
+          <w:i w:val="0"/>
+          <w:color w:val="000000"/>
+          <w:sz w:val="21"/>
+        </w:rPr>
+        <w:t>Có lab procedure/trigger và execution plan chạy lại được trên cả PostgreSQL và MySQL.</w:t>
+      </w:r>
+    </w:p>
+    <w:p>
+      <w:pPr>
+        <w:pStyle w:val="ListBullet"/>
+        <w:spacing w:after="40"/>
+      </w:pPr>
+      <w:r>
+        <w:rPr>
+          <w:rFonts w:ascii="Calibri" w:hAnsi="Calibri" w:eastAsia="Calibri"/>
+          <w:b w:val="0"/>
+          <w:i w:val="0"/>
+          <w:color w:val="000000"/>
+          <w:sz w:val="21"/>
+        </w:rPr>
+        <w:t>Có ví dụ Java để luyện OOP, collections, exception và file I/O.</w:t>
+      </w:r>
+    </w:p>
+    <w:p>
+      <w:pPr>
+        <w:pStyle w:val="ListBullet"/>
+        <w:spacing w:after="40"/>
+      </w:pPr>
+      <w:r>
+        <w:rPr>
+          <w:rFonts w:ascii="Calibri" w:hAnsi="Calibri" w:eastAsia="Calibri"/>
+          <w:b w:val="0"/>
+          <w:i w:val="0"/>
+          <w:color w:val="000000"/>
+          <w:sz w:val="21"/>
+        </w:rPr>
+        <w:t>Có script Linux để luyện command line trong container.</w:t>
+      </w:r>
+    </w:p>
+    <w:p>
+      <w:r>
+        <w:rPr>
+          <w:rFonts w:ascii="Calibri" w:hAnsi="Calibri" w:eastAsia="Calibri"/>
+          <w:b w:val="0"/>
+          <w:i w:val="0"/>
+          <w:color w:val="000000"/>
+          <w:sz w:val="21"/>
+        </w:rPr>
+        <w:t>Kết quả đạt được: có thể tự đọc dữ liệu từ file, làm sạch, ghi vào database, kết nối bằng DBeaver và viết truy vấn phân tích trên dataset thật.</w:t>
+      </w:r>
     </w:p>
     <w:sectPr>
       <w:headerReference w:type="default" r:id="rId9"/>
       <w:footerReference w:type="default" r:id="rId10"/>
       <w:pgSz w:w="12240" w:h="15840"/>
-      <w:pgMar w:top="1440" w:right="1440" w:bottom="1440" w:left="1440" w:header="708" w:footer="708" w:gutter="0"/>
+      <w:pgMar w:top="1224" w:right="1296" w:bottom="1152" w:left="1296" w:header="504" w:footer="504" w:gutter="0"/>
       <w:cols w:space="720"/>
       <w:docGrid w:linePitch="360"/>
     </w:sectPr>
@@ -3276,15 +3023,25 @@
     </w:pPr>
     <w:r>
       <w:rPr>
-        <w:rFonts w:ascii="Calibri" w:hAnsi="Calibri" w:eastAsia="Calibri" w:cs="Calibri"/>
-        <w:color w:val="5B6770"/>
-        <w:sz w:val="18"/>
-      </w:rPr>
-      <w:t xml:space="preserve">Trang </w:t>
+        <w:rFonts w:ascii="Calibri" w:hAnsi="Calibri" w:eastAsia="Calibri"/>
+        <w:b w:val="0"/>
+        <w:i w:val="0"/>
+        <w:color w:val="5A636E"/>
+        <w:sz w:val="17"/>
+      </w:rPr>
+      <w:t xml:space="preserve">DE Genesis  |  </w:t>
     </w:r>
     <w:r>
+      <w:rPr>
+        <w:rFonts w:ascii="Calibri" w:hAnsi="Calibri" w:eastAsia="Calibri"/>
+        <w:b w:val="0"/>
+        <w:i w:val="0"/>
+        <w:color w:val="5A636E"/>
+        <w:sz w:val="17"/>
+      </w:rPr>
       <w:fldChar w:fldCharType="begin"/>
       <w:instrText xml:space="preserve"> PAGE </w:instrText>
+      <w:fldChar w:fldCharType="separate"/>
       <w:fldChar w:fldCharType="end"/>
     </w:r>
   </w:p>
@@ -3296,24 +3053,17 @@
   <w:p>
     <w:pPr>
       <w:pStyle w:val="Header"/>
-      <w:spacing w:after="0"/>
       <w:jc w:val="left"/>
     </w:pPr>
     <w:r>
       <w:rPr>
-        <w:rFonts w:ascii="Calibri" w:hAnsi="Calibri" w:eastAsia="Calibri" w:cs="Calibri"/>
-        <w:color w:val="5B6770"/>
-        <w:sz w:val="18"/>
-      </w:rPr>
-      <w:t xml:space="preserve">DE Genesis | Báo cáo dự án    </w:t>
-    </w:r>
-    <w:r>
-      <w:rPr>
-        <w:rFonts w:ascii="Calibri" w:hAnsi="Calibri" w:eastAsia="Calibri" w:cs="Calibri"/>
-        <w:color w:val="5B6770"/>
-        <w:sz w:val="18"/>
-      </w:rPr>
-      <w:t>Tuần 1 - Nền tảng dữ liệu</w:t>
+        <w:rFonts w:ascii="Calibri" w:hAnsi="Calibri" w:eastAsia="Calibri"/>
+        <w:b/>
+        <w:i w:val="0"/>
+        <w:color w:val="5A636E"/>
+        <w:sz w:val="17"/>
+      </w:rPr>
+      <w:t>DE GENESIS  |  BÁO CÁO TUẦN 1</w:t>
     </w:r>
   </w:p>
 </w:hdr>
@@ -3683,12 +3433,11 @@
     <w:qFormat/>
     <w:rsid w:val="00FC693F"/>
     <w:pPr>
-      <w:spacing w:before="0" w:after="120" w:line="264" w:lineRule="auto"/>
+      <w:spacing w:after="100" w:line="259" w:lineRule="auto"/>
     </w:pPr>
     <w:rPr>
-      <w:rFonts w:ascii="Calibri" w:hAnsi="Calibri" w:eastAsia="Calibri" w:cs="Calibri"/>
-      <w:color w:val="000000"/>
-      <w:sz w:val="22"/>
+      <w:rFonts w:ascii="Calibri" w:hAnsi="Calibri" w:eastAsia="Calibri"/>
+      <w:sz w:val="21"/>
     </w:rPr>
   </w:style>
   <w:style w:type="paragraph" w:styleId="Header">
@@ -3746,11 +3495,11 @@
     <w:pPr>
       <w:keepNext/>
       <w:keepLines/>
-      <w:spacing w:before="320" w:after="160"/>
+      <w:spacing w:before="280" w:after="140"/>
       <w:outlineLvl w:val="0"/>
     </w:pPr>
     <w:rPr>
-      <w:rFonts w:asciiTheme="majorHAnsi" w:eastAsiaTheme="majorEastAsia" w:hAnsiTheme="majorHAnsi" w:cstheme="majorBidi" w:ascii="Calibri" w:hAnsi="Calibri" w:eastAsia="Calibri" w:cs="Calibri"/>
+      <w:rFonts w:asciiTheme="majorHAnsi" w:eastAsiaTheme="majorEastAsia" w:hAnsiTheme="majorHAnsi" w:cstheme="majorBidi" w:ascii="Calibri" w:hAnsi="Calibri"/>
       <w:b/>
       <w:bCs/>
       <w:color w:val="2E74B5"/>
@@ -3770,14 +3519,14 @@
     <w:pPr>
       <w:keepNext/>
       <w:keepLines/>
-      <w:spacing w:before="240" w:after="120"/>
+      <w:spacing w:before="220" w:after="100"/>
       <w:outlineLvl w:val="1"/>
     </w:pPr>
     <w:rPr>
-      <w:rFonts w:asciiTheme="majorHAnsi" w:eastAsiaTheme="majorEastAsia" w:hAnsiTheme="majorHAnsi" w:cstheme="majorBidi" w:ascii="Calibri" w:hAnsi="Calibri" w:eastAsia="Calibri" w:cs="Calibri"/>
+      <w:rFonts w:asciiTheme="majorHAnsi" w:eastAsiaTheme="majorEastAsia" w:hAnsiTheme="majorHAnsi" w:cstheme="majorBidi" w:ascii="Calibri" w:hAnsi="Calibri"/>
       <w:b/>
       <w:bCs/>
-      <w:color w:val="2E74B5"/>
+      <w:color w:val="1F4D78"/>
       <w:sz w:val="26"/>
       <w:szCs w:val="26"/>
     </w:rPr>
@@ -3798,11 +3547,11 @@
       <w:outlineLvl w:val="2"/>
     </w:pPr>
     <w:rPr>
-      <w:rFonts w:asciiTheme="majorHAnsi" w:eastAsiaTheme="majorEastAsia" w:hAnsiTheme="majorHAnsi" w:cstheme="majorBidi" w:ascii="Calibri" w:hAnsi="Calibri" w:eastAsia="Calibri" w:cs="Calibri"/>
+      <w:rFonts w:asciiTheme="majorHAnsi" w:eastAsiaTheme="majorEastAsia" w:hAnsiTheme="majorHAnsi" w:cstheme="majorBidi" w:ascii="Calibri" w:hAnsi="Calibri"/>
       <w:b/>
       <w:bCs/>
       <w:color w:val="1F4D78"/>
-      <w:sz w:val="24"/>
+      <w:sz w:val="23"/>
     </w:rPr>
   </w:style>
   <w:style w:type="paragraph" w:styleId="Heading4">
@@ -4218,14 +3967,8 @@
       <w:numPr>
         <w:numId w:val="1"/>
       </w:numPr>
-      <w:spacing w:after="80" w:line="280" w:lineRule="auto"/>
       <w:contextualSpacing/>
     </w:pPr>
-    <w:rPr>
-      <w:rFonts w:ascii="Calibri" w:hAnsi="Calibri" w:eastAsia="Calibri" w:cs="Calibri"/>
-      <w:color w:val="000000"/>
-      <w:sz w:val="22"/>
-    </w:rPr>
   </w:style>
   <w:style w:type="paragraph" w:styleId="ListBullet2">
     <w:name w:val="List Bullet 2"/>
@@ -4263,14 +4006,8 @@
       <w:numPr>
         <w:numId w:val="5"/>
       </w:numPr>
-      <w:spacing w:after="80" w:line="280" w:lineRule="auto"/>
       <w:contextualSpacing/>
     </w:pPr>
-    <w:rPr>
-      <w:rFonts w:ascii="Calibri" w:hAnsi="Calibri" w:eastAsia="Calibri" w:cs="Calibri"/>
-      <w:color w:val="000000"/>
-      <w:sz w:val="22"/>
-    </w:rPr>
   </w:style>
   <w:style w:type="paragraph" w:styleId="ListNumber2">
     <w:name w:val="List Number 2"/>
